--- a/public/downloads/wyatt-walsh-resume-single.docx
+++ b/public/downloads/wyatt-walsh-resume-single.docx
@@ -7,7 +7,7 @@
         <w:pStyle w:val="Title"/>
         <w:spacing w:after="75"/>
       </w:pPr>
-      <w:hyperlink w:history="1" r:id="rId0aegaic8b80n1n4ldi6yf">
+      <w:hyperlink w:history="1" r:id="rIdwbnyd1echnzvljclgz0p3">
         <w:r>
           <w:rPr>
             <w:rFonts w:ascii="Arial" w:cs="Arial" w:eastAsia="Arial" w:hAnsi="Arial"/>
@@ -40,7 +40,7 @@
       <w:pPr>
         <w:spacing w:after="100"/>
       </w:pPr>
-      <w:hyperlink w:history="1" r:id="rId7yfxmwstcnw2vth34ypk9">
+      <w:hyperlink w:history="1" r:id="rIdihnbubxxwnuw4lh-fa7t4">
         <w:r>
           <w:rPr>
             <w:rFonts w:ascii="Arial" w:cs="Arial" w:eastAsia="Arial" w:hAnsi="Arial"/>
@@ -61,7 +61,7 @@
         </w:rPr>
         <w:t xml:space="preserve"> | </w:t>
       </w:r>
-      <w:hyperlink w:history="1" r:id="rIdnupyyfj8nptvgs4s680vh">
+      <w:hyperlink w:history="1" r:id="rIdlnt_m6hmiswqdmqe_lyn7">
         <w:r>
           <w:rPr>
             <w:rFonts w:ascii="Arial" w:cs="Arial" w:eastAsia="Arial" w:hAnsi="Arial"/>
@@ -100,7 +100,7 @@
         </w:rPr>
         <w:t xml:space="preserve"> | </w:t>
       </w:r>
-      <w:hyperlink w:history="1" r:id="rIdhy7apxeq1_xuqmfqqux0a">
+      <w:hyperlink w:history="1" r:id="rIdbd_xd3a9yvnl_qurazu_j">
         <w:r>
           <w:rPr>
             <w:rFonts w:ascii="Arial" w:cs="Arial" w:eastAsia="Arial" w:hAnsi="Arial"/>
@@ -121,7 +121,7 @@
         </w:rPr>
         <w:t xml:space="preserve"> | </w:t>
       </w:r>
-      <w:hyperlink w:history="1" r:id="rIdczndul1fzngf0lb1xandl">
+      <w:hyperlink w:history="1" r:id="rIdh8mczawtk2hgaqt4gx-ui">
         <w:r>
           <w:rPr>
             <w:rFonts w:ascii="Arial" w:cs="Arial" w:eastAsia="Arial" w:hAnsi="Arial"/>
@@ -189,7 +189,7 @@
         </w:rPr>
         <w:t xml:space="preserve"> | </w:t>
       </w:r>
-      <w:hyperlink w:history="1" r:id="rIdlmzczk6ccicryijrj8t06">
+      <w:hyperlink w:history="1" r:id="rIdpq--obqs6vvi29cvap-cx">
         <w:r>
           <w:rPr>
             <w:rFonts w:ascii="Arial" w:cs="Arial" w:eastAsia="Arial" w:hAnsi="Arial"/>
@@ -314,7 +314,7 @@
         </w:rPr>
         <w:t xml:space="preserve"> | </w:t>
       </w:r>
-      <w:hyperlink w:history="1" r:id="rId9kd4nn6fdua01kqpkf5ze">
+      <w:hyperlink w:history="1" r:id="rIdfyv1_ujlnosmijwksti8y">
         <w:r>
           <w:rPr>
             <w:rFonts w:ascii="Arial" w:cs="Arial" w:eastAsia="Arial" w:hAnsi="Arial"/>
@@ -836,7 +836,7 @@
         </w:rPr>
         <w:t xml:space="preserve"> | </w:t>
       </w:r>
-      <w:hyperlink w:history="1" r:id="rId8b4nrbimalrvap5gbpcob">
+      <w:hyperlink w:history="1" r:id="rIdptrubc_trusjcokqfhzzd">
         <w:r>
           <w:rPr>
             <w:rFonts w:ascii="Arial" w:cs="Arial" w:eastAsia="Arial" w:hAnsi="Arial"/>
@@ -925,7 +925,7 @@
         </w:rPr>
         <w:t xml:space="preserve"> | </w:t>
       </w:r>
-      <w:hyperlink w:history="1" r:id="rIdrkofx31uc4uytomn3y-w7">
+      <w:hyperlink w:history="1" r:id="rIdlsyle1olqnndtv-bvcv9i">
         <w:r>
           <w:rPr>
             <w:rFonts w:ascii="Arial" w:cs="Arial" w:eastAsia="Arial" w:hAnsi="Arial"/>
@@ -1014,7 +1014,7 @@
         </w:rPr>
         <w:t xml:space="preserve"> | </w:t>
       </w:r>
-      <w:hyperlink w:history="1" r:id="rIdgx-ao1rinyx41ptmbnxmt">
+      <w:hyperlink w:history="1" r:id="rIdjo-ld7prxynkmjt4y_rvk">
         <w:r>
           <w:rPr>
             <w:rFonts w:ascii="Arial" w:cs="Arial" w:eastAsia="Arial" w:hAnsi="Arial"/>
@@ -1103,7 +1103,7 @@
         </w:rPr>
         <w:t xml:space="preserve"> | </w:t>
       </w:r>
-      <w:hyperlink w:history="1" r:id="rId1sgrery6w6e-encsb87ow">
+      <w:hyperlink w:history="1" r:id="rId-efllyp5p0smho9nij-2k">
         <w:r>
           <w:rPr>
             <w:rFonts w:ascii="Arial" w:cs="Arial" w:eastAsia="Arial" w:hAnsi="Arial"/>
@@ -1205,7 +1205,7 @@
       <w:pPr>
         <w:spacing w:after="25"/>
       </w:pPr>
-      <w:hyperlink w:history="1" r:id="rId60_jh9qp-9p4ngvymqm9f">
+      <w:hyperlink w:history="1" r:id="rId1albakms3opkl086zbyh4">
         <w:r>
           <w:rPr>
             <w:rFonts w:ascii="Arial" w:cs="Arial" w:eastAsia="Arial" w:hAnsi="Arial"/>
@@ -1261,7 +1261,7 @@
       <w:pPr>
         <w:spacing w:after="25"/>
       </w:pPr>
-      <w:hyperlink w:history="1" r:id="rId5atml2hqslv5x_hwhn-w6">
+      <w:hyperlink w:history="1" r:id="rIdnn5yzh58aucjmno0xxptc">
         <w:r>
           <w:rPr>
             <w:rFonts w:ascii="Arial" w:cs="Arial" w:eastAsia="Arial" w:hAnsi="Arial"/>
@@ -1292,7 +1292,7 @@
       <w:pPr>
         <w:spacing w:after="35"/>
       </w:pPr>
-      <w:hyperlink w:history="1" r:id="rIdjgxqhopdxjhijsb_fxvgk">
+      <w:hyperlink w:history="1" r:id="rId3fyo-zgyodbhwhswbqoj7">
         <w:r>
           <w:rPr>
             <w:rFonts w:ascii="Arial" w:cs="Arial" w:eastAsia="Arial" w:hAnsi="Arial"/>
@@ -1341,7 +1341,7 @@
       <w:pPr>
         <w:spacing w:after="35"/>
       </w:pPr>
-      <w:hyperlink w:history="1" r:id="rIdm0vdncd0fossxw0j9zx5u">
+      <w:hyperlink w:history="1" r:id="rIdt1qqhjxzizitiyxmv_ond">
         <w:r>
           <w:rPr>
             <w:rFonts w:ascii="Arial" w:cs="Arial" w:eastAsia="Arial" w:hAnsi="Arial"/>

--- a/public/downloads/wyatt-walsh-resume-single.docx
+++ b/public/downloads/wyatt-walsh-resume-single.docx
@@ -7,7 +7,7 @@
         <w:pStyle w:val="Title"/>
         <w:spacing w:after="75"/>
       </w:pPr>
-      <w:hyperlink w:history="1" r:id="rIdwbnyd1echnzvljclgz0p3">
+      <w:hyperlink w:history="1" r:id="rIdesihnyfyzjxdcvwjhkt-u">
         <w:r>
           <w:rPr>
             <w:rFonts w:ascii="Arial" w:cs="Arial" w:eastAsia="Arial" w:hAnsi="Arial"/>
@@ -40,7 +40,7 @@
       <w:pPr>
         <w:spacing w:after="100"/>
       </w:pPr>
-      <w:hyperlink w:history="1" r:id="rIdihnbubxxwnuw4lh-fa7t4">
+      <w:hyperlink w:history="1" r:id="rIdfu3zxlsnxmtmixzzdsake">
         <w:r>
           <w:rPr>
             <w:rFonts w:ascii="Arial" w:cs="Arial" w:eastAsia="Arial" w:hAnsi="Arial"/>
@@ -61,7 +61,7 @@
         </w:rPr>
         <w:t xml:space="preserve"> | </w:t>
       </w:r>
-      <w:hyperlink w:history="1" r:id="rIdlnt_m6hmiswqdmqe_lyn7">
+      <w:hyperlink w:history="1" r:id="rId95rtyrtxodsd942i_-dga">
         <w:r>
           <w:rPr>
             <w:rFonts w:ascii="Arial" w:cs="Arial" w:eastAsia="Arial" w:hAnsi="Arial"/>
@@ -100,7 +100,7 @@
         </w:rPr>
         <w:t xml:space="preserve"> | </w:t>
       </w:r>
-      <w:hyperlink w:history="1" r:id="rIdbd_xd3a9yvnl_qurazu_j">
+      <w:hyperlink w:history="1" r:id="rIdy4dxjlvazsktavnx9rzwt">
         <w:r>
           <w:rPr>
             <w:rFonts w:ascii="Arial" w:cs="Arial" w:eastAsia="Arial" w:hAnsi="Arial"/>
@@ -121,7 +121,7 @@
         </w:rPr>
         <w:t xml:space="preserve"> | </w:t>
       </w:r>
-      <w:hyperlink w:history="1" r:id="rIdh8mczawtk2hgaqt4gx-ui">
+      <w:hyperlink w:history="1" r:id="rIduzus3tekbcogga0pkjp4j">
         <w:r>
           <w:rPr>
             <w:rFonts w:ascii="Arial" w:cs="Arial" w:eastAsia="Arial" w:hAnsi="Arial"/>
@@ -189,7 +189,7 @@
         </w:rPr>
         <w:t xml:space="preserve"> | </w:t>
       </w:r>
-      <w:hyperlink w:history="1" r:id="rIdpq--obqs6vvi29cvap-cx">
+      <w:hyperlink w:history="1" r:id="rIddtfyhzlvaeitvwirvnzrc">
         <w:r>
           <w:rPr>
             <w:rFonts w:ascii="Arial" w:cs="Arial" w:eastAsia="Arial" w:hAnsi="Arial"/>
@@ -314,7 +314,7 @@
         </w:rPr>
         <w:t xml:space="preserve"> | </w:t>
       </w:r>
-      <w:hyperlink w:history="1" r:id="rIdfyv1_ujlnosmijwksti8y">
+      <w:hyperlink w:history="1" r:id="rIdu_s-5wligpwvwh8qfmnkb">
         <w:r>
           <w:rPr>
             <w:rFonts w:ascii="Arial" w:cs="Arial" w:eastAsia="Arial" w:hAnsi="Arial"/>
@@ -836,7 +836,7 @@
         </w:rPr>
         <w:t xml:space="preserve"> | </w:t>
       </w:r>
-      <w:hyperlink w:history="1" r:id="rIdptrubc_trusjcokqfhzzd">
+      <w:hyperlink w:history="1" r:id="rIdd6ailf71jwk-cynfljd2a">
         <w:r>
           <w:rPr>
             <w:rFonts w:ascii="Arial" w:cs="Arial" w:eastAsia="Arial" w:hAnsi="Arial"/>
@@ -925,7 +925,7 @@
         </w:rPr>
         <w:t xml:space="preserve"> | </w:t>
       </w:r>
-      <w:hyperlink w:history="1" r:id="rIdlsyle1olqnndtv-bvcv9i">
+      <w:hyperlink w:history="1" r:id="rIdvysjfjpffwnlkfsu0ondc">
         <w:r>
           <w:rPr>
             <w:rFonts w:ascii="Arial" w:cs="Arial" w:eastAsia="Arial" w:hAnsi="Arial"/>
@@ -1014,7 +1014,7 @@
         </w:rPr>
         <w:t xml:space="preserve"> | </w:t>
       </w:r>
-      <w:hyperlink w:history="1" r:id="rIdjo-ld7prxynkmjt4y_rvk">
+      <w:hyperlink w:history="1" r:id="rIdhqq_frqjy7fahpoq-odkf">
         <w:r>
           <w:rPr>
             <w:rFonts w:ascii="Arial" w:cs="Arial" w:eastAsia="Arial" w:hAnsi="Arial"/>
@@ -1103,7 +1103,7 @@
         </w:rPr>
         <w:t xml:space="preserve"> | </w:t>
       </w:r>
-      <w:hyperlink w:history="1" r:id="rId-efllyp5p0smho9nij-2k">
+      <w:hyperlink w:history="1" r:id="rIdqr--z-tuai6jm-lswomzh">
         <w:r>
           <w:rPr>
             <w:rFonts w:ascii="Arial" w:cs="Arial" w:eastAsia="Arial" w:hAnsi="Arial"/>
@@ -1205,7 +1205,7 @@
       <w:pPr>
         <w:spacing w:after="25"/>
       </w:pPr>
-      <w:hyperlink w:history="1" r:id="rId1albakms3opkl086zbyh4">
+      <w:hyperlink w:history="1" r:id="rId6hb_guzedyophqpiqrdg6">
         <w:r>
           <w:rPr>
             <w:rFonts w:ascii="Arial" w:cs="Arial" w:eastAsia="Arial" w:hAnsi="Arial"/>
@@ -1261,7 +1261,7 @@
       <w:pPr>
         <w:spacing w:after="25"/>
       </w:pPr>
-      <w:hyperlink w:history="1" r:id="rIdnn5yzh58aucjmno0xxptc">
+      <w:hyperlink w:history="1" r:id="rIdanmtaduyhlae7mxfby5ep">
         <w:r>
           <w:rPr>
             <w:rFonts w:ascii="Arial" w:cs="Arial" w:eastAsia="Arial" w:hAnsi="Arial"/>
@@ -1292,7 +1292,7 @@
       <w:pPr>
         <w:spacing w:after="35"/>
       </w:pPr>
-      <w:hyperlink w:history="1" r:id="rId3fyo-zgyodbhwhswbqoj7">
+      <w:hyperlink w:history="1" r:id="rIdoptmcffky0lpfunm-b01e">
         <w:r>
           <w:rPr>
             <w:rFonts w:ascii="Arial" w:cs="Arial" w:eastAsia="Arial" w:hAnsi="Arial"/>
@@ -1341,7 +1341,7 @@
       <w:pPr>
         <w:spacing w:after="35"/>
       </w:pPr>
-      <w:hyperlink w:history="1" r:id="rIdt1qqhjxzizitiyxmv_ond">
+      <w:hyperlink w:history="1" r:id="rIdmn1mxxpk3rqovvw1m3x89">
         <w:r>
           <w:rPr>
             <w:rFonts w:ascii="Arial" w:cs="Arial" w:eastAsia="Arial" w:hAnsi="Arial"/>

--- a/public/downloads/wyatt-walsh-resume-single.docx
+++ b/public/downloads/wyatt-walsh-resume-single.docx
@@ -7,7 +7,7 @@
         <w:pStyle w:val="Title"/>
         <w:spacing w:after="75"/>
       </w:pPr>
-      <w:hyperlink w:history="1" r:id="rIdesihnyfyzjxdcvwjhkt-u">
+      <w:hyperlink w:history="1" r:id="rId8hdh6xetpgojecgxse9xm">
         <w:r>
           <w:rPr>
             <w:rFonts w:ascii="Arial" w:cs="Arial" w:eastAsia="Arial" w:hAnsi="Arial"/>
@@ -40,7 +40,7 @@
       <w:pPr>
         <w:spacing w:after="100"/>
       </w:pPr>
-      <w:hyperlink w:history="1" r:id="rIdfu3zxlsnxmtmixzzdsake">
+      <w:hyperlink w:history="1" r:id="rIducxx4q4auhnuubwkdc42x">
         <w:r>
           <w:rPr>
             <w:rFonts w:ascii="Arial" w:cs="Arial" w:eastAsia="Arial" w:hAnsi="Arial"/>
@@ -61,7 +61,7 @@
         </w:rPr>
         <w:t xml:space="preserve"> | </w:t>
       </w:r>
-      <w:hyperlink w:history="1" r:id="rId95rtyrtxodsd942i_-dga">
+      <w:hyperlink w:history="1" r:id="rId3jfcjzgt9qj7ukint_f1n">
         <w:r>
           <w:rPr>
             <w:rFonts w:ascii="Arial" w:cs="Arial" w:eastAsia="Arial" w:hAnsi="Arial"/>
@@ -100,7 +100,7 @@
         </w:rPr>
         <w:t xml:space="preserve"> | </w:t>
       </w:r>
-      <w:hyperlink w:history="1" r:id="rIdy4dxjlvazsktavnx9rzwt">
+      <w:hyperlink w:history="1" r:id="rIdkrxkmwyljs1p3zu1ffobl">
         <w:r>
           <w:rPr>
             <w:rFonts w:ascii="Arial" w:cs="Arial" w:eastAsia="Arial" w:hAnsi="Arial"/>
@@ -121,7 +121,7 @@
         </w:rPr>
         <w:t xml:space="preserve"> | </w:t>
       </w:r>
-      <w:hyperlink w:history="1" r:id="rIduzus3tekbcogga0pkjp4j">
+      <w:hyperlink w:history="1" r:id="rId8tnklkyshm3exnbvt_rxx">
         <w:r>
           <w:rPr>
             <w:rFonts w:ascii="Arial" w:cs="Arial" w:eastAsia="Arial" w:hAnsi="Arial"/>
@@ -189,7 +189,7 @@
         </w:rPr>
         <w:t xml:space="preserve"> | </w:t>
       </w:r>
-      <w:hyperlink w:history="1" r:id="rIddtfyhzlvaeitvwirvnzrc">
+      <w:hyperlink w:history="1" r:id="rIdmsj118phe4cmg_e4qyno1">
         <w:r>
           <w:rPr>
             <w:rFonts w:ascii="Arial" w:cs="Arial" w:eastAsia="Arial" w:hAnsi="Arial"/>
@@ -314,7 +314,7 @@
         </w:rPr>
         <w:t xml:space="preserve"> | </w:t>
       </w:r>
-      <w:hyperlink w:history="1" r:id="rIdu_s-5wligpwvwh8qfmnkb">
+      <w:hyperlink w:history="1" r:id="rIdc5snmtrlt0ue30r9y_xdj">
         <w:r>
           <w:rPr>
             <w:rFonts w:ascii="Arial" w:cs="Arial" w:eastAsia="Arial" w:hAnsi="Arial"/>
@@ -836,7 +836,7 @@
         </w:rPr>
         <w:t xml:space="preserve"> | </w:t>
       </w:r>
-      <w:hyperlink w:history="1" r:id="rIdd6ailf71jwk-cynfljd2a">
+      <w:hyperlink w:history="1" r:id="rIdmifu3b9_pum324ji6go5f">
         <w:r>
           <w:rPr>
             <w:rFonts w:ascii="Arial" w:cs="Arial" w:eastAsia="Arial" w:hAnsi="Arial"/>
@@ -925,7 +925,7 @@
         </w:rPr>
         <w:t xml:space="preserve"> | </w:t>
       </w:r>
-      <w:hyperlink w:history="1" r:id="rIdvysjfjpffwnlkfsu0ondc">
+      <w:hyperlink w:history="1" r:id="rIdyhir9xsunxha9wl5kaiz9">
         <w:r>
           <w:rPr>
             <w:rFonts w:ascii="Arial" w:cs="Arial" w:eastAsia="Arial" w:hAnsi="Arial"/>
@@ -1014,7 +1014,7 @@
         </w:rPr>
         <w:t xml:space="preserve"> | </w:t>
       </w:r>
-      <w:hyperlink w:history="1" r:id="rIdhqq_frqjy7fahpoq-odkf">
+      <w:hyperlink w:history="1" r:id="rIdgv8ur2p0vuwwhltu3bb8f">
         <w:r>
           <w:rPr>
             <w:rFonts w:ascii="Arial" w:cs="Arial" w:eastAsia="Arial" w:hAnsi="Arial"/>
@@ -1103,7 +1103,7 @@
         </w:rPr>
         <w:t xml:space="preserve"> | </w:t>
       </w:r>
-      <w:hyperlink w:history="1" r:id="rIdqr--z-tuai6jm-lswomzh">
+      <w:hyperlink w:history="1" r:id="rId1ywur2subayqerit6zzwn">
         <w:r>
           <w:rPr>
             <w:rFonts w:ascii="Arial" w:cs="Arial" w:eastAsia="Arial" w:hAnsi="Arial"/>
@@ -1205,7 +1205,7 @@
       <w:pPr>
         <w:spacing w:after="25"/>
       </w:pPr>
-      <w:hyperlink w:history="1" r:id="rId6hb_guzedyophqpiqrdg6">
+      <w:hyperlink w:history="1" r:id="rIdkfcqyxpnd8awmg9o8uikl">
         <w:r>
           <w:rPr>
             <w:rFonts w:ascii="Arial" w:cs="Arial" w:eastAsia="Arial" w:hAnsi="Arial"/>
@@ -1261,7 +1261,7 @@
       <w:pPr>
         <w:spacing w:after="25"/>
       </w:pPr>
-      <w:hyperlink w:history="1" r:id="rIdanmtaduyhlae7mxfby5ep">
+      <w:hyperlink w:history="1" r:id="rIdxju5ygr-wwhg9fpscj9ko">
         <w:r>
           <w:rPr>
             <w:rFonts w:ascii="Arial" w:cs="Arial" w:eastAsia="Arial" w:hAnsi="Arial"/>
@@ -1292,7 +1292,7 @@
       <w:pPr>
         <w:spacing w:after="35"/>
       </w:pPr>
-      <w:hyperlink w:history="1" r:id="rIdoptmcffky0lpfunm-b01e">
+      <w:hyperlink w:history="1" r:id="rIde14mwsmye-igjidiips4s">
         <w:r>
           <w:rPr>
             <w:rFonts w:ascii="Arial" w:cs="Arial" w:eastAsia="Arial" w:hAnsi="Arial"/>
@@ -1341,7 +1341,7 @@
       <w:pPr>
         <w:spacing w:after="35"/>
       </w:pPr>
-      <w:hyperlink w:history="1" r:id="rIdmn1mxxpk3rqovvw1m3x89">
+      <w:hyperlink w:history="1" r:id="rIdvj6lleqapzqfxbcjjbao6">
         <w:r>
           <w:rPr>
             <w:rFonts w:ascii="Arial" w:cs="Arial" w:eastAsia="Arial" w:hAnsi="Arial"/>

--- a/public/downloads/wyatt-walsh-resume-single.docx
+++ b/public/downloads/wyatt-walsh-resume-single.docx
@@ -7,7 +7,7 @@
         <w:pStyle w:val="Title"/>
         <w:spacing w:after="75"/>
       </w:pPr>
-      <w:hyperlink w:history="1" r:id="rId8hdh6xetpgojecgxse9xm">
+      <w:hyperlink w:history="1" r:id="rId-dfpwzgrhwydl5cqbafgk">
         <w:r>
           <w:rPr>
             <w:rFonts w:ascii="Arial" w:cs="Arial" w:eastAsia="Arial" w:hAnsi="Arial"/>
@@ -40,7 +40,7 @@
       <w:pPr>
         <w:spacing w:after="100"/>
       </w:pPr>
-      <w:hyperlink w:history="1" r:id="rIducxx4q4auhnuubwkdc42x">
+      <w:hyperlink w:history="1" r:id="rIdahz7gsv_f5q4tdt1-ldfb">
         <w:r>
           <w:rPr>
             <w:rFonts w:ascii="Arial" w:cs="Arial" w:eastAsia="Arial" w:hAnsi="Arial"/>
@@ -61,7 +61,7 @@
         </w:rPr>
         <w:t xml:space="preserve"> | </w:t>
       </w:r>
-      <w:hyperlink w:history="1" r:id="rId3jfcjzgt9qj7ukint_f1n">
+      <w:hyperlink w:history="1" r:id="rIdzv6unezx59i1e9wktlgyv">
         <w:r>
           <w:rPr>
             <w:rFonts w:ascii="Arial" w:cs="Arial" w:eastAsia="Arial" w:hAnsi="Arial"/>
@@ -100,7 +100,7 @@
         </w:rPr>
         <w:t xml:space="preserve"> | </w:t>
       </w:r>
-      <w:hyperlink w:history="1" r:id="rIdkrxkmwyljs1p3zu1ffobl">
+      <w:hyperlink w:history="1" r:id="rIdyrmwkt_fc5zbtbmawwh8b">
         <w:r>
           <w:rPr>
             <w:rFonts w:ascii="Arial" w:cs="Arial" w:eastAsia="Arial" w:hAnsi="Arial"/>
@@ -121,7 +121,7 @@
         </w:rPr>
         <w:t xml:space="preserve"> | </w:t>
       </w:r>
-      <w:hyperlink w:history="1" r:id="rId8tnklkyshm3exnbvt_rxx">
+      <w:hyperlink w:history="1" r:id="rIdujd-03m-bltzvg5k2nhgq">
         <w:r>
           <w:rPr>
             <w:rFonts w:ascii="Arial" w:cs="Arial" w:eastAsia="Arial" w:hAnsi="Arial"/>
@@ -189,7 +189,7 @@
         </w:rPr>
         <w:t xml:space="preserve"> | </w:t>
       </w:r>
-      <w:hyperlink w:history="1" r:id="rIdmsj118phe4cmg_e4qyno1">
+      <w:hyperlink w:history="1" r:id="rIdiiutmrpjeeclryckkuwbi">
         <w:r>
           <w:rPr>
             <w:rFonts w:ascii="Arial" w:cs="Arial" w:eastAsia="Arial" w:hAnsi="Arial"/>
@@ -314,7 +314,7 @@
         </w:rPr>
         <w:t xml:space="preserve"> | </w:t>
       </w:r>
-      <w:hyperlink w:history="1" r:id="rIdc5snmtrlt0ue30r9y_xdj">
+      <w:hyperlink w:history="1" r:id="rIduskrmiv1tfppuvtdh_tzi">
         <w:r>
           <w:rPr>
             <w:rFonts w:ascii="Arial" w:cs="Arial" w:eastAsia="Arial" w:hAnsi="Arial"/>
@@ -836,7 +836,7 @@
         </w:rPr>
         <w:t xml:space="preserve"> | </w:t>
       </w:r>
-      <w:hyperlink w:history="1" r:id="rIdmifu3b9_pum324ji6go5f">
+      <w:hyperlink w:history="1" r:id="rIdbsjwazwkg0daquggpwiqu">
         <w:r>
           <w:rPr>
             <w:rFonts w:ascii="Arial" w:cs="Arial" w:eastAsia="Arial" w:hAnsi="Arial"/>
@@ -925,7 +925,7 @@
         </w:rPr>
         <w:t xml:space="preserve"> | </w:t>
       </w:r>
-      <w:hyperlink w:history="1" r:id="rIdyhir9xsunxha9wl5kaiz9">
+      <w:hyperlink w:history="1" r:id="rId27kgb8exxhwr5suphyji9">
         <w:r>
           <w:rPr>
             <w:rFonts w:ascii="Arial" w:cs="Arial" w:eastAsia="Arial" w:hAnsi="Arial"/>
@@ -1014,7 +1014,7 @@
         </w:rPr>
         <w:t xml:space="preserve"> | </w:t>
       </w:r>
-      <w:hyperlink w:history="1" r:id="rIdgv8ur2p0vuwwhltu3bb8f">
+      <w:hyperlink w:history="1" r:id="rId6s0z80x6mcyi3zy0lsdzs">
         <w:r>
           <w:rPr>
             <w:rFonts w:ascii="Arial" w:cs="Arial" w:eastAsia="Arial" w:hAnsi="Arial"/>
@@ -1103,7 +1103,7 @@
         </w:rPr>
         <w:t xml:space="preserve"> | </w:t>
       </w:r>
-      <w:hyperlink w:history="1" r:id="rId1ywur2subayqerit6zzwn">
+      <w:hyperlink w:history="1" r:id="rId2czbeslww5l6etgjb34os">
         <w:r>
           <w:rPr>
             <w:rFonts w:ascii="Arial" w:cs="Arial" w:eastAsia="Arial" w:hAnsi="Arial"/>
@@ -1205,7 +1205,7 @@
       <w:pPr>
         <w:spacing w:after="25"/>
       </w:pPr>
-      <w:hyperlink w:history="1" r:id="rIdkfcqyxpnd8awmg9o8uikl">
+      <w:hyperlink w:history="1" r:id="rId5a_tslcgmbcrvsx5q5k1v">
         <w:r>
           <w:rPr>
             <w:rFonts w:ascii="Arial" w:cs="Arial" w:eastAsia="Arial" w:hAnsi="Arial"/>
@@ -1261,7 +1261,7 @@
       <w:pPr>
         <w:spacing w:after="25"/>
       </w:pPr>
-      <w:hyperlink w:history="1" r:id="rIdxju5ygr-wwhg9fpscj9ko">
+      <w:hyperlink w:history="1" r:id="rId6yruha5klxv2ufbaz3jpt">
         <w:r>
           <w:rPr>
             <w:rFonts w:ascii="Arial" w:cs="Arial" w:eastAsia="Arial" w:hAnsi="Arial"/>
@@ -1292,7 +1292,7 @@
       <w:pPr>
         <w:spacing w:after="35"/>
       </w:pPr>
-      <w:hyperlink w:history="1" r:id="rIde14mwsmye-igjidiips4s">
+      <w:hyperlink w:history="1" r:id="rIdd5djs4zvd36qrbgvd5z9k">
         <w:r>
           <w:rPr>
             <w:rFonts w:ascii="Arial" w:cs="Arial" w:eastAsia="Arial" w:hAnsi="Arial"/>
@@ -1341,7 +1341,7 @@
       <w:pPr>
         <w:spacing w:after="35"/>
       </w:pPr>
-      <w:hyperlink w:history="1" r:id="rIdvj6lleqapzqfxbcjjbao6">
+      <w:hyperlink w:history="1" r:id="rId77bjpmfbplqujntpxleqe">
         <w:r>
           <w:rPr>
             <w:rFonts w:ascii="Arial" w:cs="Arial" w:eastAsia="Arial" w:hAnsi="Arial"/>

--- a/public/downloads/wyatt-walsh-resume-single.docx
+++ b/public/downloads/wyatt-walsh-resume-single.docx
@@ -7,7 +7,7 @@
         <w:pStyle w:val="Title"/>
         <w:spacing w:after="75"/>
       </w:pPr>
-      <w:hyperlink w:history="1" r:id="rId-dfpwzgrhwydl5cqbafgk">
+      <w:hyperlink w:history="1" r:id="rIdc8spebyhnyvbyhu_qcjhy">
         <w:r>
           <w:rPr>
             <w:rFonts w:ascii="Arial" w:cs="Arial" w:eastAsia="Arial" w:hAnsi="Arial"/>
@@ -40,7 +40,7 @@
       <w:pPr>
         <w:spacing w:after="100"/>
       </w:pPr>
-      <w:hyperlink w:history="1" r:id="rIdahz7gsv_f5q4tdt1-ldfb">
+      <w:hyperlink w:history="1" r:id="rIdkiklzlab_ntu5g6liesqs">
         <w:r>
           <w:rPr>
             <w:rFonts w:ascii="Arial" w:cs="Arial" w:eastAsia="Arial" w:hAnsi="Arial"/>
@@ -61,7 +61,7 @@
         </w:rPr>
         <w:t xml:space="preserve"> | </w:t>
       </w:r>
-      <w:hyperlink w:history="1" r:id="rIdzv6unezx59i1e9wktlgyv">
+      <w:hyperlink w:history="1" r:id="rIdnjfrrkj7u9exwidxmre9x">
         <w:r>
           <w:rPr>
             <w:rFonts w:ascii="Arial" w:cs="Arial" w:eastAsia="Arial" w:hAnsi="Arial"/>
@@ -100,7 +100,7 @@
         </w:rPr>
         <w:t xml:space="preserve"> | </w:t>
       </w:r>
-      <w:hyperlink w:history="1" r:id="rIdyrmwkt_fc5zbtbmawwh8b">
+      <w:hyperlink w:history="1" r:id="rIdptiuypwpvs8j5lu9onjl3">
         <w:r>
           <w:rPr>
             <w:rFonts w:ascii="Arial" w:cs="Arial" w:eastAsia="Arial" w:hAnsi="Arial"/>
@@ -121,7 +121,7 @@
         </w:rPr>
         <w:t xml:space="preserve"> | </w:t>
       </w:r>
-      <w:hyperlink w:history="1" r:id="rIdujd-03m-bltzvg5k2nhgq">
+      <w:hyperlink w:history="1" r:id="rId7gc1nz7sgdihlwrdv0ytq">
         <w:r>
           <w:rPr>
             <w:rFonts w:ascii="Arial" w:cs="Arial" w:eastAsia="Arial" w:hAnsi="Arial"/>
@@ -189,7 +189,7 @@
         </w:rPr>
         <w:t xml:space="preserve"> | </w:t>
       </w:r>
-      <w:hyperlink w:history="1" r:id="rIdiiutmrpjeeclryckkuwbi">
+      <w:hyperlink w:history="1" r:id="rIdevptqlecgha-r7dttossf">
         <w:r>
           <w:rPr>
             <w:rFonts w:ascii="Arial" w:cs="Arial" w:eastAsia="Arial" w:hAnsi="Arial"/>
@@ -314,7 +314,7 @@
         </w:rPr>
         <w:t xml:space="preserve"> | </w:t>
       </w:r>
-      <w:hyperlink w:history="1" r:id="rIduskrmiv1tfppuvtdh_tzi">
+      <w:hyperlink w:history="1" r:id="rId-izrktyvjrx5mwjes4wv-">
         <w:r>
           <w:rPr>
             <w:rFonts w:ascii="Arial" w:cs="Arial" w:eastAsia="Arial" w:hAnsi="Arial"/>
@@ -836,7 +836,7 @@
         </w:rPr>
         <w:t xml:space="preserve"> | </w:t>
       </w:r>
-      <w:hyperlink w:history="1" r:id="rIdbsjwazwkg0daquggpwiqu">
+      <w:hyperlink w:history="1" r:id="rId-vusmsorvwyupexlp5u3t">
         <w:r>
           <w:rPr>
             <w:rFonts w:ascii="Arial" w:cs="Arial" w:eastAsia="Arial" w:hAnsi="Arial"/>
@@ -925,7 +925,7 @@
         </w:rPr>
         <w:t xml:space="preserve"> | </w:t>
       </w:r>
-      <w:hyperlink w:history="1" r:id="rId27kgb8exxhwr5suphyji9">
+      <w:hyperlink w:history="1" r:id="rIdtvuamrd-cu8tj5_uk0u0m">
         <w:r>
           <w:rPr>
             <w:rFonts w:ascii="Arial" w:cs="Arial" w:eastAsia="Arial" w:hAnsi="Arial"/>
@@ -1014,7 +1014,7 @@
         </w:rPr>
         <w:t xml:space="preserve"> | </w:t>
       </w:r>
-      <w:hyperlink w:history="1" r:id="rId6s0z80x6mcyi3zy0lsdzs">
+      <w:hyperlink w:history="1" r:id="rIdkmbr-5hdzgjgf5trztwqm">
         <w:r>
           <w:rPr>
             <w:rFonts w:ascii="Arial" w:cs="Arial" w:eastAsia="Arial" w:hAnsi="Arial"/>
@@ -1103,7 +1103,7 @@
         </w:rPr>
         <w:t xml:space="preserve"> | </w:t>
       </w:r>
-      <w:hyperlink w:history="1" r:id="rId2czbeslww5l6etgjb34os">
+      <w:hyperlink w:history="1" r:id="rIdof74xrfgm_w6nj_cfo980">
         <w:r>
           <w:rPr>
             <w:rFonts w:ascii="Arial" w:cs="Arial" w:eastAsia="Arial" w:hAnsi="Arial"/>
@@ -1205,7 +1205,7 @@
       <w:pPr>
         <w:spacing w:after="25"/>
       </w:pPr>
-      <w:hyperlink w:history="1" r:id="rId5a_tslcgmbcrvsx5q5k1v">
+      <w:hyperlink w:history="1" r:id="rId5gmafdh9kx6nrlh-jl7ye">
         <w:r>
           <w:rPr>
             <w:rFonts w:ascii="Arial" w:cs="Arial" w:eastAsia="Arial" w:hAnsi="Arial"/>
@@ -1261,7 +1261,7 @@
       <w:pPr>
         <w:spacing w:after="25"/>
       </w:pPr>
-      <w:hyperlink w:history="1" r:id="rId6yruha5klxv2ufbaz3jpt">
+      <w:hyperlink w:history="1" r:id="rId7xlnplfzb9yz4qct2a2no">
         <w:r>
           <w:rPr>
             <w:rFonts w:ascii="Arial" w:cs="Arial" w:eastAsia="Arial" w:hAnsi="Arial"/>
@@ -1292,7 +1292,7 @@
       <w:pPr>
         <w:spacing w:after="35"/>
       </w:pPr>
-      <w:hyperlink w:history="1" r:id="rIdd5djs4zvd36qrbgvd5z9k">
+      <w:hyperlink w:history="1" r:id="rIdjbjzv5jwimrsl-b0itdc6">
         <w:r>
           <w:rPr>
             <w:rFonts w:ascii="Arial" w:cs="Arial" w:eastAsia="Arial" w:hAnsi="Arial"/>
@@ -1341,7 +1341,7 @@
       <w:pPr>
         <w:spacing w:after="35"/>
       </w:pPr>
-      <w:hyperlink w:history="1" r:id="rId77bjpmfbplqujntpxleqe">
+      <w:hyperlink w:history="1" r:id="rId-vyekh2-0aieyjxksqerp">
         <w:r>
           <w:rPr>
             <w:rFonts w:ascii="Arial" w:cs="Arial" w:eastAsia="Arial" w:hAnsi="Arial"/>

--- a/public/downloads/wyatt-walsh-resume-single.docx
+++ b/public/downloads/wyatt-walsh-resume-single.docx
@@ -7,7 +7,7 @@
         <w:pStyle w:val="Title"/>
         <w:spacing w:after="75"/>
       </w:pPr>
-      <w:hyperlink w:history="1" r:id="rIdc8spebyhnyvbyhu_qcjhy">
+      <w:hyperlink w:history="1" r:id="rIdqmmrq_mlfdzzjpg5fgzxc">
         <w:r>
           <w:rPr>
             <w:rFonts w:ascii="Arial" w:cs="Arial" w:eastAsia="Arial" w:hAnsi="Arial"/>
@@ -40,7 +40,7 @@
       <w:pPr>
         <w:spacing w:after="100"/>
       </w:pPr>
-      <w:hyperlink w:history="1" r:id="rIdkiklzlab_ntu5g6liesqs">
+      <w:hyperlink w:history="1" r:id="rIdffutmzyovpyncb7admq41">
         <w:r>
           <w:rPr>
             <w:rFonts w:ascii="Arial" w:cs="Arial" w:eastAsia="Arial" w:hAnsi="Arial"/>
@@ -61,7 +61,7 @@
         </w:rPr>
         <w:t xml:space="preserve"> | </w:t>
       </w:r>
-      <w:hyperlink w:history="1" r:id="rIdnjfrrkj7u9exwidxmre9x">
+      <w:hyperlink w:history="1" r:id="rIdo3yeqth-dgjceprxn4iqn">
         <w:r>
           <w:rPr>
             <w:rFonts w:ascii="Arial" w:cs="Arial" w:eastAsia="Arial" w:hAnsi="Arial"/>
@@ -100,7 +100,7 @@
         </w:rPr>
         <w:t xml:space="preserve"> | </w:t>
       </w:r>
-      <w:hyperlink w:history="1" r:id="rIdptiuypwpvs8j5lu9onjl3">
+      <w:hyperlink w:history="1" r:id="rIdpgxvk8iwkgr7xxln4il8n">
         <w:r>
           <w:rPr>
             <w:rFonts w:ascii="Arial" w:cs="Arial" w:eastAsia="Arial" w:hAnsi="Arial"/>
@@ -121,7 +121,7 @@
         </w:rPr>
         <w:t xml:space="preserve"> | </w:t>
       </w:r>
-      <w:hyperlink w:history="1" r:id="rId7gc1nz7sgdihlwrdv0ytq">
+      <w:hyperlink w:history="1" r:id="rIdpqawbwqlls0lk7wkuhsum">
         <w:r>
           <w:rPr>
             <w:rFonts w:ascii="Arial" w:cs="Arial" w:eastAsia="Arial" w:hAnsi="Arial"/>
@@ -189,7 +189,7 @@
         </w:rPr>
         <w:t xml:space="preserve"> | </w:t>
       </w:r>
-      <w:hyperlink w:history="1" r:id="rIdevptqlecgha-r7dttossf">
+      <w:hyperlink w:history="1" r:id="rId88gr3_olxzhlgbqamsujr">
         <w:r>
           <w:rPr>
             <w:rFonts w:ascii="Arial" w:cs="Arial" w:eastAsia="Arial" w:hAnsi="Arial"/>
@@ -314,7 +314,7 @@
         </w:rPr>
         <w:t xml:space="preserve"> | </w:t>
       </w:r>
-      <w:hyperlink w:history="1" r:id="rId-izrktyvjrx5mwjes4wv-">
+      <w:hyperlink w:history="1" r:id="rIdelwoqubpabgyc31ty4h4c">
         <w:r>
           <w:rPr>
             <w:rFonts w:ascii="Arial" w:cs="Arial" w:eastAsia="Arial" w:hAnsi="Arial"/>
@@ -836,7 +836,7 @@
         </w:rPr>
         <w:t xml:space="preserve"> | </w:t>
       </w:r>
-      <w:hyperlink w:history="1" r:id="rId-vusmsorvwyupexlp5u3t">
+      <w:hyperlink w:history="1" r:id="rIdu2o0du2dgireeejndwmmm">
         <w:r>
           <w:rPr>
             <w:rFonts w:ascii="Arial" w:cs="Arial" w:eastAsia="Arial" w:hAnsi="Arial"/>
@@ -925,7 +925,7 @@
         </w:rPr>
         <w:t xml:space="preserve"> | </w:t>
       </w:r>
-      <w:hyperlink w:history="1" r:id="rIdtvuamrd-cu8tj5_uk0u0m">
+      <w:hyperlink w:history="1" r:id="rId_hep-0xmvwqjp_bajrs0w">
         <w:r>
           <w:rPr>
             <w:rFonts w:ascii="Arial" w:cs="Arial" w:eastAsia="Arial" w:hAnsi="Arial"/>
@@ -1014,7 +1014,7 @@
         </w:rPr>
         <w:t xml:space="preserve"> | </w:t>
       </w:r>
-      <w:hyperlink w:history="1" r:id="rIdkmbr-5hdzgjgf5trztwqm">
+      <w:hyperlink w:history="1" r:id="rIdlac9xdn5qfs8xkv_rovyp">
         <w:r>
           <w:rPr>
             <w:rFonts w:ascii="Arial" w:cs="Arial" w:eastAsia="Arial" w:hAnsi="Arial"/>
@@ -1103,7 +1103,7 @@
         </w:rPr>
         <w:t xml:space="preserve"> | </w:t>
       </w:r>
-      <w:hyperlink w:history="1" r:id="rIdof74xrfgm_w6nj_cfo980">
+      <w:hyperlink w:history="1" r:id="rIdj4csvd35m76hnkvzsaee6">
         <w:r>
           <w:rPr>
             <w:rFonts w:ascii="Arial" w:cs="Arial" w:eastAsia="Arial" w:hAnsi="Arial"/>
@@ -1205,7 +1205,7 @@
       <w:pPr>
         <w:spacing w:after="25"/>
       </w:pPr>
-      <w:hyperlink w:history="1" r:id="rId5gmafdh9kx6nrlh-jl7ye">
+      <w:hyperlink w:history="1" r:id="rIdjwl6euf_vxmrmp66a4vd7">
         <w:r>
           <w:rPr>
             <w:rFonts w:ascii="Arial" w:cs="Arial" w:eastAsia="Arial" w:hAnsi="Arial"/>
@@ -1261,7 +1261,7 @@
       <w:pPr>
         <w:spacing w:after="25"/>
       </w:pPr>
-      <w:hyperlink w:history="1" r:id="rId7xlnplfzb9yz4qct2a2no">
+      <w:hyperlink w:history="1" r:id="rIdo0o-_ulfs-zfnczqbvpky">
         <w:r>
           <w:rPr>
             <w:rFonts w:ascii="Arial" w:cs="Arial" w:eastAsia="Arial" w:hAnsi="Arial"/>
@@ -1292,7 +1292,7 @@
       <w:pPr>
         <w:spacing w:after="35"/>
       </w:pPr>
-      <w:hyperlink w:history="1" r:id="rIdjbjzv5jwimrsl-b0itdc6">
+      <w:hyperlink w:history="1" r:id="rIdm08xnkeewn8fmma0sd_gd">
         <w:r>
           <w:rPr>
             <w:rFonts w:ascii="Arial" w:cs="Arial" w:eastAsia="Arial" w:hAnsi="Arial"/>
@@ -1341,7 +1341,7 @@
       <w:pPr>
         <w:spacing w:after="35"/>
       </w:pPr>
-      <w:hyperlink w:history="1" r:id="rId-vyekh2-0aieyjxksqerp">
+      <w:hyperlink w:history="1" r:id="rIdmibqscsnriw6y9m1ruz05">
         <w:r>
           <w:rPr>
             <w:rFonts w:ascii="Arial" w:cs="Arial" w:eastAsia="Arial" w:hAnsi="Arial"/>

--- a/public/downloads/wyatt-walsh-resume-single.docx
+++ b/public/downloads/wyatt-walsh-resume-single.docx
@@ -7,7 +7,7 @@
         <w:pStyle w:val="Title"/>
         <w:spacing w:after="75"/>
       </w:pPr>
-      <w:hyperlink w:history="1" r:id="rIdqmmrq_mlfdzzjpg5fgzxc">
+      <w:hyperlink w:history="1" r:id="rIdu9kmnkajdt6bue0zksadh">
         <w:r>
           <w:rPr>
             <w:rFonts w:ascii="Arial" w:cs="Arial" w:eastAsia="Arial" w:hAnsi="Arial"/>
@@ -40,7 +40,7 @@
       <w:pPr>
         <w:spacing w:after="100"/>
       </w:pPr>
-      <w:hyperlink w:history="1" r:id="rIdffutmzyovpyncb7admq41">
+      <w:hyperlink w:history="1" r:id="rIdrtsfbx-lp8unnf9l9rwbs">
         <w:r>
           <w:rPr>
             <w:rFonts w:ascii="Arial" w:cs="Arial" w:eastAsia="Arial" w:hAnsi="Arial"/>
@@ -61,7 +61,7 @@
         </w:rPr>
         <w:t xml:space="preserve"> | </w:t>
       </w:r>
-      <w:hyperlink w:history="1" r:id="rIdo3yeqth-dgjceprxn4iqn">
+      <w:hyperlink w:history="1" r:id="rIdqecpoieqr4p9trmqbetn2">
         <w:r>
           <w:rPr>
             <w:rFonts w:ascii="Arial" w:cs="Arial" w:eastAsia="Arial" w:hAnsi="Arial"/>
@@ -100,7 +100,7 @@
         </w:rPr>
         <w:t xml:space="preserve"> | </w:t>
       </w:r>
-      <w:hyperlink w:history="1" r:id="rIdpgxvk8iwkgr7xxln4il8n">
+      <w:hyperlink w:history="1" r:id="rIdnn2d7c-urqq7pkgdhxfui">
         <w:r>
           <w:rPr>
             <w:rFonts w:ascii="Arial" w:cs="Arial" w:eastAsia="Arial" w:hAnsi="Arial"/>
@@ -121,7 +121,7 @@
         </w:rPr>
         <w:t xml:space="preserve"> | </w:t>
       </w:r>
-      <w:hyperlink w:history="1" r:id="rIdpqawbwqlls0lk7wkuhsum">
+      <w:hyperlink w:history="1" r:id="rIdgxe4ary6cofavrpt1ju-8">
         <w:r>
           <w:rPr>
             <w:rFonts w:ascii="Arial" w:cs="Arial" w:eastAsia="Arial" w:hAnsi="Arial"/>
@@ -189,7 +189,7 @@
         </w:rPr>
         <w:t xml:space="preserve"> | </w:t>
       </w:r>
-      <w:hyperlink w:history="1" r:id="rId88gr3_olxzhlgbqamsujr">
+      <w:hyperlink w:history="1" r:id="rIdf7m_m-sf6_nmjv5mxfe0n">
         <w:r>
           <w:rPr>
             <w:rFonts w:ascii="Arial" w:cs="Arial" w:eastAsia="Arial" w:hAnsi="Arial"/>
@@ -314,7 +314,7 @@
         </w:rPr>
         <w:t xml:space="preserve"> | </w:t>
       </w:r>
-      <w:hyperlink w:history="1" r:id="rIdelwoqubpabgyc31ty4h4c">
+      <w:hyperlink w:history="1" r:id="rIdk-855u86qu0czzspvpkwk">
         <w:r>
           <w:rPr>
             <w:rFonts w:ascii="Arial" w:cs="Arial" w:eastAsia="Arial" w:hAnsi="Arial"/>
@@ -836,7 +836,7 @@
         </w:rPr>
         <w:t xml:space="preserve"> | </w:t>
       </w:r>
-      <w:hyperlink w:history="1" r:id="rIdu2o0du2dgireeejndwmmm">
+      <w:hyperlink w:history="1" r:id="rIdfj59dvzzlf7kyiwd6rcw1">
         <w:r>
           <w:rPr>
             <w:rFonts w:ascii="Arial" w:cs="Arial" w:eastAsia="Arial" w:hAnsi="Arial"/>
@@ -860,7 +860,7 @@
           <w:sz w:val="20"/>
           <w:szCs w:val="20"/>
         </w:rPr>
-        <w:t xml:space="preserve">Python/TypeScript MCP workflow catalog with 40+ reusable skills, FastMCP configs, and cross-runtime agent automation.</w:t>
+        <w:t xml:space="preserve">Python and TypeScript agent tooling catalog with 112 portable skills, 8 reusable agents, and 30 MCP tools.</w:t>
       </w:r>
     </w:p>
     <w:p>
@@ -879,7 +879,7 @@
           <w:sz w:val="20"/>
           <w:szCs w:val="20"/>
         </w:rPr>
-        <w:t xml:space="preserve">Built 40+ instruction and skill packs plus harness configs across Claude Code, Codex, GitHub Copilot, Cursor, and related IDE agents.</w:t>
+        <w:t xml:space="preserve">Built and organized 112 portable skills plus reusable agent definitions across Claude Code, Codex, GitHub Copilot, Cursor, OpenCode, and related IDE agents.</w:t>
       </w:r>
     </w:p>
     <w:p>
@@ -898,7 +898,7 @@
           <w:sz w:val="20"/>
           <w:szCs w:val="20"/>
         </w:rPr>
-        <w:t xml:space="preserve">Shipped generated docs, install flows, and portable tool and MCP presets for code review, security, infrastructure, research, and workflow automation.</w:t>
+        <w:t xml:space="preserve">Shipped generated docs, install flows, and 30 MCP-ready tool presets spanning code review, security, infrastructure, research, and workflow automation.</w:t>
       </w:r>
     </w:p>
     <w:p>
@@ -925,7 +925,7 @@
         </w:rPr>
         <w:t xml:space="preserve"> | </w:t>
       </w:r>
-      <w:hyperlink w:history="1" r:id="rId_hep-0xmvwqjp_bajrs0w">
+      <w:hyperlink w:history="1" r:id="rId8qhifny9pxw-mdtqigi7j">
         <w:r>
           <w:rPr>
             <w:rFonts w:ascii="Arial" w:cs="Arial" w:eastAsia="Arial" w:hAnsi="Arial"/>
@@ -949,7 +949,7 @@
           <w:sz w:val="20"/>
           <w:szCs w:val="20"/>
         </w:rPr>
-        <w:t xml:space="preserve">Python warehouse using Pandas, Polars, SQLAlchemy, DuckDB, and Pandera across 65K+ games, 13M+ events, and Parquet/SQLite exports.</w:t>
+        <w:t xml:space="preserve">NBA analytics warehouse covering 65K+ games, 13M+ events, and a Kaggle dataset with 425K+ views and 60K+ downloads.</w:t>
       </w:r>
     </w:p>
     <w:p>
@@ -987,7 +987,7 @@
           <w:sz w:val="20"/>
           <w:szCs w:val="20"/>
         </w:rPr>
-        <w:t xml:space="preserve">Built docs, schema references, release workflows, and Kaggle distribution for a 180+ table public warehouse spanning 130+ stats.nba.com endpoint classes.</w:t>
+        <w:t xml:space="preserve">Built docs, schema references, release workflows, and Kaggle distribution for a 180+ table public warehouse spanning 130+ stats.nba.com endpoint classes and 425K+ dataset views.</w:t>
       </w:r>
     </w:p>
     <w:p>
@@ -1014,7 +1014,7 @@
         </w:rPr>
         <w:t xml:space="preserve"> | </w:t>
       </w:r>
-      <w:hyperlink w:history="1" r:id="rIdlac9xdn5qfs8xkv_rovyp">
+      <w:hyperlink w:history="1" r:id="rId6uodezsomc6hntvp1p7yg">
         <w:r>
           <w:rPr>
             <w:rFonts w:ascii="Arial" w:cs="Arial" w:eastAsia="Arial" w:hAnsi="Arial"/>
@@ -1038,7 +1038,7 @@
           <w:sz w:val="20"/>
           <w:szCs w:val="20"/>
         </w:rPr>
-        <w:t xml:space="preserve">Python/SQLite proxy toolkit with nine rotation strategies, 100+ sources, PyPI distribution, and self-healing health checks.</w:t>
+        <w:t xml:space="preserve">Python and SQLite proxy toolkit with 9 rotation strategies, 100+ sources, and self-healing circuit breakers.</w:t>
       </w:r>
     </w:p>
     <w:p>
@@ -1076,7 +1076,7 @@
           <w:sz w:val="20"/>
           <w:szCs w:val="20"/>
         </w:rPr>
-        <w:t xml:space="preserve">Built self-healing validation for 100+ proxy sources with circuit breakers, auto-ejection, and recovery promotion.</w:t>
+        <w:t xml:space="preserve">Built self-healing validation across 100+ proxy sources with circuit breakers, auto-ejection, recovery promotion, and five interfaces for different scraping workflows.</w:t>
       </w:r>
     </w:p>
     <w:p>
@@ -1103,7 +1103,7 @@
         </w:rPr>
         <w:t xml:space="preserve"> | </w:t>
       </w:r>
-      <w:hyperlink w:history="1" r:id="rIdj4csvd35m76hnkvzsaee6">
+      <w:hyperlink w:history="1" r:id="rIdmre65my_qkwew85cfe793">
         <w:r>
           <w:rPr>
             <w:rFonts w:ascii="Arial" w:cs="Arial" w:eastAsia="Arial" w:hAnsi="Arial"/>
@@ -1127,7 +1127,7 @@
           <w:sz w:val="20"/>
           <w:szCs w:val="20"/>
         </w:rPr>
-        <w:t xml:space="preserve">Next.js/React/TypeScript publishing system with Tailwind CSS, MDX, durable content, SEO, and polished public UI.</w:t>
+        <w:t xml:space="preserve">Next.js and MDX publishing system with polished public UI, durable content workflows, and strong SEO.</w:t>
       </w:r>
     </w:p>
     <w:p>
@@ -1205,7 +1205,7 @@
       <w:pPr>
         <w:spacing w:after="25"/>
       </w:pPr>
-      <w:hyperlink w:history="1" r:id="rIdjwl6euf_vxmrmp66a4vd7">
+      <w:hyperlink w:history="1" r:id="rId1jpi07mseqoeqri9odjts">
         <w:r>
           <w:rPr>
             <w:rFonts w:ascii="Arial" w:cs="Arial" w:eastAsia="Arial" w:hAnsi="Arial"/>
@@ -1261,7 +1261,7 @@
       <w:pPr>
         <w:spacing w:after="25"/>
       </w:pPr>
-      <w:hyperlink w:history="1" r:id="rIdo0o-_ulfs-zfnczqbvpky">
+      <w:hyperlink w:history="1" r:id="rIdwoovmwtzdnxfffeeoujvs">
         <w:r>
           <w:rPr>
             <w:rFonts w:ascii="Arial" w:cs="Arial" w:eastAsia="Arial" w:hAnsi="Arial"/>
@@ -1292,7 +1292,7 @@
       <w:pPr>
         <w:spacing w:after="35"/>
       </w:pPr>
-      <w:hyperlink w:history="1" r:id="rIdm08xnkeewn8fmma0sd_gd">
+      <w:hyperlink w:history="1" r:id="rId75wze63gav-5jeeeysqlk">
         <w:r>
           <w:rPr>
             <w:rFonts w:ascii="Arial" w:cs="Arial" w:eastAsia="Arial" w:hAnsi="Arial"/>
@@ -1341,7 +1341,7 @@
       <w:pPr>
         <w:spacing w:after="35"/>
       </w:pPr>
-      <w:hyperlink w:history="1" r:id="rIdmibqscsnriw6y9m1ruz05">
+      <w:hyperlink w:history="1" r:id="rId9lulaj_isgf6gxuhxnykz">
         <w:r>
           <w:rPr>
             <w:rFonts w:ascii="Arial" w:cs="Arial" w:eastAsia="Arial" w:hAnsi="Arial"/>

--- a/public/downloads/wyatt-walsh-resume-single.docx
+++ b/public/downloads/wyatt-walsh-resume-single.docx
@@ -7,7 +7,7 @@
         <w:pStyle w:val="Title"/>
         <w:spacing w:after="75"/>
       </w:pPr>
-      <w:hyperlink w:history="1" r:id="rIdu9kmnkajdt6bue0zksadh">
+      <w:hyperlink w:history="1" r:id="rIdq4gcsuzny4f6y496kmhzv">
         <w:r>
           <w:rPr>
             <w:rFonts w:ascii="Arial" w:cs="Arial" w:eastAsia="Arial" w:hAnsi="Arial"/>
@@ -40,7 +40,7 @@
       <w:pPr>
         <w:spacing w:after="100"/>
       </w:pPr>
-      <w:hyperlink w:history="1" r:id="rIdrtsfbx-lp8unnf9l9rwbs">
+      <w:hyperlink w:history="1" r:id="rIdtivvokstmpjk3cgxwbgta">
         <w:r>
           <w:rPr>
             <w:rFonts w:ascii="Arial" w:cs="Arial" w:eastAsia="Arial" w:hAnsi="Arial"/>
@@ -61,7 +61,7 @@
         </w:rPr>
         <w:t xml:space="preserve"> | </w:t>
       </w:r>
-      <w:hyperlink w:history="1" r:id="rIdqecpoieqr4p9trmqbetn2">
+      <w:hyperlink w:history="1" r:id="rIdcvsz3z1lwbo91fvecm9pa">
         <w:r>
           <w:rPr>
             <w:rFonts w:ascii="Arial" w:cs="Arial" w:eastAsia="Arial" w:hAnsi="Arial"/>
@@ -100,7 +100,7 @@
         </w:rPr>
         <w:t xml:space="preserve"> | </w:t>
       </w:r>
-      <w:hyperlink w:history="1" r:id="rIdnn2d7c-urqq7pkgdhxfui">
+      <w:hyperlink w:history="1" r:id="rIdywx1po3hlbom2krlrddar">
         <w:r>
           <w:rPr>
             <w:rFonts w:ascii="Arial" w:cs="Arial" w:eastAsia="Arial" w:hAnsi="Arial"/>
@@ -121,7 +121,7 @@
         </w:rPr>
         <w:t xml:space="preserve"> | </w:t>
       </w:r>
-      <w:hyperlink w:history="1" r:id="rIdgxe4ary6cofavrpt1ju-8">
+      <w:hyperlink w:history="1" r:id="rIdq7i9ayn6m5t3obd_pzmyq">
         <w:r>
           <w:rPr>
             <w:rFonts w:ascii="Arial" w:cs="Arial" w:eastAsia="Arial" w:hAnsi="Arial"/>
@@ -189,7 +189,7 @@
         </w:rPr>
         <w:t xml:space="preserve"> | </w:t>
       </w:r>
-      <w:hyperlink w:history="1" r:id="rIdf7m_m-sf6_nmjv5mxfe0n">
+      <w:hyperlink w:history="1" r:id="rIdzip0ge3plrxpig8yjmwet">
         <w:r>
           <w:rPr>
             <w:rFonts w:ascii="Arial" w:cs="Arial" w:eastAsia="Arial" w:hAnsi="Arial"/>
@@ -314,7 +314,7 @@
         </w:rPr>
         <w:t xml:space="preserve"> | </w:t>
       </w:r>
-      <w:hyperlink w:history="1" r:id="rIdk-855u86qu0czzspvpkwk">
+      <w:hyperlink w:history="1" r:id="rIdjy7zdgsth956omdtrn56j">
         <w:r>
           <w:rPr>
             <w:rFonts w:ascii="Arial" w:cs="Arial" w:eastAsia="Arial" w:hAnsi="Arial"/>
@@ -836,7 +836,7 @@
         </w:rPr>
         <w:t xml:space="preserve"> | </w:t>
       </w:r>
-      <w:hyperlink w:history="1" r:id="rIdfj59dvzzlf7kyiwd6rcw1">
+      <w:hyperlink w:history="1" r:id="rIdxk5cwkyciv1o9viuj9t1p">
         <w:r>
           <w:rPr>
             <w:rFonts w:ascii="Arial" w:cs="Arial" w:eastAsia="Arial" w:hAnsi="Arial"/>
@@ -925,7 +925,7 @@
         </w:rPr>
         <w:t xml:space="preserve"> | </w:t>
       </w:r>
-      <w:hyperlink w:history="1" r:id="rId8qhifny9pxw-mdtqigi7j">
+      <w:hyperlink w:history="1" r:id="rIdgp56sfbccp_r90od4lttl">
         <w:r>
           <w:rPr>
             <w:rFonts w:ascii="Arial" w:cs="Arial" w:eastAsia="Arial" w:hAnsi="Arial"/>
@@ -1014,7 +1014,7 @@
         </w:rPr>
         <w:t xml:space="preserve"> | </w:t>
       </w:r>
-      <w:hyperlink w:history="1" r:id="rId6uodezsomc6hntvp1p7yg">
+      <w:hyperlink w:history="1" r:id="rIdtmith2judiragz9ynd71l">
         <w:r>
           <w:rPr>
             <w:rFonts w:ascii="Arial" w:cs="Arial" w:eastAsia="Arial" w:hAnsi="Arial"/>
@@ -1103,7 +1103,7 @@
         </w:rPr>
         <w:t xml:space="preserve"> | </w:t>
       </w:r>
-      <w:hyperlink w:history="1" r:id="rIdmre65my_qkwew85cfe793">
+      <w:hyperlink w:history="1" r:id="rIdsa9fhy7upystj48qinqb5">
         <w:r>
           <w:rPr>
             <w:rFonts w:ascii="Arial" w:cs="Arial" w:eastAsia="Arial" w:hAnsi="Arial"/>
@@ -1205,7 +1205,7 @@
       <w:pPr>
         <w:spacing w:after="25"/>
       </w:pPr>
-      <w:hyperlink w:history="1" r:id="rId1jpi07mseqoeqri9odjts">
+      <w:hyperlink w:history="1" r:id="rIdfz9kfrl5sropqkxaxjoaz">
         <w:r>
           <w:rPr>
             <w:rFonts w:ascii="Arial" w:cs="Arial" w:eastAsia="Arial" w:hAnsi="Arial"/>
@@ -1261,7 +1261,7 @@
       <w:pPr>
         <w:spacing w:after="25"/>
       </w:pPr>
-      <w:hyperlink w:history="1" r:id="rIdwoovmwtzdnxfffeeoujvs">
+      <w:hyperlink w:history="1" r:id="rIdh65dwogvmii1kstvlfw3a">
         <w:r>
           <w:rPr>
             <w:rFonts w:ascii="Arial" w:cs="Arial" w:eastAsia="Arial" w:hAnsi="Arial"/>
@@ -1292,7 +1292,7 @@
       <w:pPr>
         <w:spacing w:after="35"/>
       </w:pPr>
-      <w:hyperlink w:history="1" r:id="rId75wze63gav-5jeeeysqlk">
+      <w:hyperlink w:history="1" r:id="rIdm83rcdbxhvryremnxb-4r">
         <w:r>
           <w:rPr>
             <w:rFonts w:ascii="Arial" w:cs="Arial" w:eastAsia="Arial" w:hAnsi="Arial"/>
@@ -1341,7 +1341,7 @@
       <w:pPr>
         <w:spacing w:after="35"/>
       </w:pPr>
-      <w:hyperlink w:history="1" r:id="rId9lulaj_isgf6gxuhxnykz">
+      <w:hyperlink w:history="1" r:id="rIdi58kfcoybakfdwcp63n8h">
         <w:r>
           <w:rPr>
             <w:rFonts w:ascii="Arial" w:cs="Arial" w:eastAsia="Arial" w:hAnsi="Arial"/>

--- a/public/downloads/wyatt-walsh-resume-single.docx
+++ b/public/downloads/wyatt-walsh-resume-single.docx
@@ -7,7 +7,7 @@
         <w:pStyle w:val="Title"/>
         <w:spacing w:after="75"/>
       </w:pPr>
-      <w:hyperlink w:history="1" r:id="rIdq4gcsuzny4f6y496kmhzv">
+      <w:hyperlink w:history="1" r:id="rId-vrdy9nw3gb_0jshyrjbs">
         <w:r>
           <w:rPr>
             <w:rFonts w:ascii="Arial" w:cs="Arial" w:eastAsia="Arial" w:hAnsi="Arial"/>
@@ -40,7 +40,7 @@
       <w:pPr>
         <w:spacing w:after="100"/>
       </w:pPr>
-      <w:hyperlink w:history="1" r:id="rIdtivvokstmpjk3cgxwbgta">
+      <w:hyperlink w:history="1" r:id="rId1ef9ehm4vzov1k4112de6">
         <w:r>
           <w:rPr>
             <w:rFonts w:ascii="Arial" w:cs="Arial" w:eastAsia="Arial" w:hAnsi="Arial"/>
@@ -61,7 +61,7 @@
         </w:rPr>
         <w:t xml:space="preserve"> | </w:t>
       </w:r>
-      <w:hyperlink w:history="1" r:id="rIdcvsz3z1lwbo91fvecm9pa">
+      <w:hyperlink w:history="1" r:id="rIdxiuwl41tagfl5w_jp1mft">
         <w:r>
           <w:rPr>
             <w:rFonts w:ascii="Arial" w:cs="Arial" w:eastAsia="Arial" w:hAnsi="Arial"/>
@@ -100,7 +100,7 @@
         </w:rPr>
         <w:t xml:space="preserve"> | </w:t>
       </w:r>
-      <w:hyperlink w:history="1" r:id="rIdywx1po3hlbom2krlrddar">
+      <w:hyperlink w:history="1" r:id="rIdd1hr8bgetjfsas0t0gbzf">
         <w:r>
           <w:rPr>
             <w:rFonts w:ascii="Arial" w:cs="Arial" w:eastAsia="Arial" w:hAnsi="Arial"/>
@@ -121,7 +121,7 @@
         </w:rPr>
         <w:t xml:space="preserve"> | </w:t>
       </w:r>
-      <w:hyperlink w:history="1" r:id="rIdq7i9ayn6m5t3obd_pzmyq">
+      <w:hyperlink w:history="1" r:id="rIddfn4efmm1ozwxki1nizci">
         <w:r>
           <w:rPr>
             <w:rFonts w:ascii="Arial" w:cs="Arial" w:eastAsia="Arial" w:hAnsi="Arial"/>
@@ -189,7 +189,7 @@
         </w:rPr>
         <w:t xml:space="preserve"> | </w:t>
       </w:r>
-      <w:hyperlink w:history="1" r:id="rIdzip0ge3plrxpig8yjmwet">
+      <w:hyperlink w:history="1" r:id="rIdcore3pad9pdesvoxtegwu">
         <w:r>
           <w:rPr>
             <w:rFonts w:ascii="Arial" w:cs="Arial" w:eastAsia="Arial" w:hAnsi="Arial"/>
@@ -249,7 +249,7 @@
           <w:sz w:val="20"/>
           <w:szCs w:val="20"/>
         </w:rPr>
-        <w:t xml:space="preserve">Served as the sole AI/ML Engineer delivering production agentic AI, LLM document intelligence, and multimodal compliance automation for risk/compliance and growth at a high risk merchant payments platform, with human-in-the-loop UX and audit-aware handling of PII and confidential documents.</w:t>
+        <w:t xml:space="preserve">Served as the sole AI/ML Engineer delivering production agentic AI, LLM document intelligence, and multimodal compliance automation for risk/compliance and growth at a high-risk merchant payments platform, with human-in-the-loop UX and audit-aware handling of PII and confidential documents.</w:t>
       </w:r>
     </w:p>
     <w:p>
@@ -314,7 +314,7 @@
         </w:rPr>
         <w:t xml:space="preserve"> | </w:t>
       </w:r>
-      <w:hyperlink w:history="1" r:id="rIdjy7zdgsth956omdtrn56j">
+      <w:hyperlink w:history="1" r:id="rId6mwzk3tzak8holjft-yuq">
         <w:r>
           <w:rPr>
             <w:rFonts w:ascii="Arial" w:cs="Arial" w:eastAsia="Arial" w:hAnsi="Arial"/>
@@ -836,7 +836,7 @@
         </w:rPr>
         <w:t xml:space="preserve"> | </w:t>
       </w:r>
-      <w:hyperlink w:history="1" r:id="rIdxk5cwkyciv1o9viuj9t1p">
+      <w:hyperlink w:history="1" r:id="rIdieqeomyejerj5jhapuqkh">
         <w:r>
           <w:rPr>
             <w:rFonts w:ascii="Arial" w:cs="Arial" w:eastAsia="Arial" w:hAnsi="Arial"/>
@@ -879,7 +879,7 @@
           <w:sz w:val="20"/>
           <w:szCs w:val="20"/>
         </w:rPr>
-        <w:t xml:space="preserve">Built and organized 112 portable skills plus reusable agent definitions across Claude Code, Codex, GitHub Copilot, Cursor, OpenCode, and related IDE agents.</w:t>
+        <w:t xml:space="preserve">Standardized reusable agent definitions across Claude Code, Codex, GitHub Copilot, Cursor, OpenCode, and related IDE agents.</w:t>
       </w:r>
     </w:p>
     <w:p>
@@ -925,7 +925,7 @@
         </w:rPr>
         <w:t xml:space="preserve"> | </w:t>
       </w:r>
-      <w:hyperlink w:history="1" r:id="rIdgp56sfbccp_r90od4lttl">
+      <w:hyperlink w:history="1" r:id="rId6s9hm2uyeg2eo0ikqddqr">
         <w:r>
           <w:rPr>
             <w:rFonts w:ascii="Arial" w:cs="Arial" w:eastAsia="Arial" w:hAnsi="Arial"/>
@@ -949,7 +949,7 @@
           <w:sz w:val="20"/>
           <w:szCs w:val="20"/>
         </w:rPr>
-        <w:t xml:space="preserve">NBA analytics warehouse covering 65K+ games, 13M+ events, and a Kaggle dataset with 425K+ views and 60K+ downloads.</w:t>
+        <w:t xml:space="preserve">Kaggle dataset/repo froze 2023-07-06 after 425K+ views and 60K+ downloads; rebuilding nbadb with 152 extractors/204 outputs.</w:t>
       </w:r>
     </w:p>
     <w:p>
@@ -987,7 +987,7 @@
           <w:sz w:val="20"/>
           <w:szCs w:val="20"/>
         </w:rPr>
-        <w:t xml:space="preserve">Built docs, schema references, release workflows, and Kaggle distribution for a 180+ table public warehouse spanning 130+ stats.nba.com endpoint classes and 425K+ dataset views.</w:t>
+        <w:t xml:space="preserve">Building the next-generation nbadb rebuild with 152 extractor wrappers and 204 generated public star-schema outputs across docs, schema references, and release workflows.</w:t>
       </w:r>
     </w:p>
     <w:p>
@@ -1014,7 +1014,7 @@
         </w:rPr>
         <w:t xml:space="preserve"> | </w:t>
       </w:r>
-      <w:hyperlink w:history="1" r:id="rIdtmith2judiragz9ynd71l">
+      <w:hyperlink w:history="1" r:id="rIdh0jiv-bl1rwlh9ehitgeq">
         <w:r>
           <w:rPr>
             <w:rFonts w:ascii="Arial" w:cs="Arial" w:eastAsia="Arial" w:hAnsi="Arial"/>
@@ -1103,7 +1103,7 @@
         </w:rPr>
         <w:t xml:space="preserve"> | </w:t>
       </w:r>
-      <w:hyperlink w:history="1" r:id="rIdsa9fhy7upystj48qinqb5">
+      <w:hyperlink w:history="1" r:id="rId_gttoiijmoxzyvveumzc9">
         <w:r>
           <w:rPr>
             <w:rFonts w:ascii="Arial" w:cs="Arial" w:eastAsia="Arial" w:hAnsi="Arial"/>
@@ -1205,7 +1205,7 @@
       <w:pPr>
         <w:spacing w:after="25"/>
       </w:pPr>
-      <w:hyperlink w:history="1" r:id="rIdfz9kfrl5sropqkxaxjoaz">
+      <w:hyperlink w:history="1" r:id="rIdlhr5vwejxztugh1suotln">
         <w:r>
           <w:rPr>
             <w:rFonts w:ascii="Arial" w:cs="Arial" w:eastAsia="Arial" w:hAnsi="Arial"/>
@@ -1261,7 +1261,7 @@
       <w:pPr>
         <w:spacing w:after="25"/>
       </w:pPr>
-      <w:hyperlink w:history="1" r:id="rIdh65dwogvmii1kstvlfw3a">
+      <w:hyperlink w:history="1" r:id="rIdwlukuqwcty_ihyqndseas">
         <w:r>
           <w:rPr>
             <w:rFonts w:ascii="Arial" w:cs="Arial" w:eastAsia="Arial" w:hAnsi="Arial"/>
@@ -1292,7 +1292,7 @@
       <w:pPr>
         <w:spacing w:after="35"/>
       </w:pPr>
-      <w:hyperlink w:history="1" r:id="rIdm83rcdbxhvryremnxb-4r">
+      <w:hyperlink w:history="1" r:id="rIdfduj-b5bxseut25z0a-tq">
         <w:r>
           <w:rPr>
             <w:rFonts w:ascii="Arial" w:cs="Arial" w:eastAsia="Arial" w:hAnsi="Arial"/>
@@ -1341,7 +1341,7 @@
       <w:pPr>
         <w:spacing w:after="35"/>
       </w:pPr>
-      <w:hyperlink w:history="1" r:id="rIdi58kfcoybakfdwcp63n8h">
+      <w:hyperlink w:history="1" r:id="rIdo0zlb3wsxwmxqsknx6bul">
         <w:r>
           <w:rPr>
             <w:rFonts w:ascii="Arial" w:cs="Arial" w:eastAsia="Arial" w:hAnsi="Arial"/>

--- a/public/downloads/wyatt-walsh-resume-single.docx
+++ b/public/downloads/wyatt-walsh-resume-single.docx
@@ -7,7 +7,7 @@
         <w:pStyle w:val="Title"/>
         <w:spacing w:after="75"/>
       </w:pPr>
-      <w:hyperlink w:history="1" r:id="rId-vrdy9nw3gb_0jshyrjbs">
+      <w:hyperlink w:history="1" r:id="rIdzspv3qj1jf7jt_by5cz5e">
         <w:r>
           <w:rPr>
             <w:rFonts w:ascii="Arial" w:cs="Arial" w:eastAsia="Arial" w:hAnsi="Arial"/>
@@ -40,7 +40,7 @@
       <w:pPr>
         <w:spacing w:after="100"/>
       </w:pPr>
-      <w:hyperlink w:history="1" r:id="rId1ef9ehm4vzov1k4112de6">
+      <w:hyperlink w:history="1" r:id="rIdjee7hkq4skp7ip3vnvqsj">
         <w:r>
           <w:rPr>
             <w:rFonts w:ascii="Arial" w:cs="Arial" w:eastAsia="Arial" w:hAnsi="Arial"/>
@@ -61,7 +61,7 @@
         </w:rPr>
         <w:t xml:space="preserve"> | </w:t>
       </w:r>
-      <w:hyperlink w:history="1" r:id="rIdxiuwl41tagfl5w_jp1mft">
+      <w:hyperlink w:history="1" r:id="rIduces58gbsaj_pfzc_wzp_">
         <w:r>
           <w:rPr>
             <w:rFonts w:ascii="Arial" w:cs="Arial" w:eastAsia="Arial" w:hAnsi="Arial"/>
@@ -100,7 +100,7 @@
         </w:rPr>
         <w:t xml:space="preserve"> | </w:t>
       </w:r>
-      <w:hyperlink w:history="1" r:id="rIdd1hr8bgetjfsas0t0gbzf">
+      <w:hyperlink w:history="1" r:id="rIdw6bmmnywditpzdg82npy6">
         <w:r>
           <w:rPr>
             <w:rFonts w:ascii="Arial" w:cs="Arial" w:eastAsia="Arial" w:hAnsi="Arial"/>
@@ -121,7 +121,7 @@
         </w:rPr>
         <w:t xml:space="preserve"> | </w:t>
       </w:r>
-      <w:hyperlink w:history="1" r:id="rIddfn4efmm1ozwxki1nizci">
+      <w:hyperlink w:history="1" r:id="rIdu4oiq4kjlouynyhopvgnz">
         <w:r>
           <w:rPr>
             <w:rFonts w:ascii="Arial" w:cs="Arial" w:eastAsia="Arial" w:hAnsi="Arial"/>
@@ -189,7 +189,7 @@
         </w:rPr>
         <w:t xml:space="preserve"> | </w:t>
       </w:r>
-      <w:hyperlink w:history="1" r:id="rIdcore3pad9pdesvoxtegwu">
+      <w:hyperlink w:history="1" r:id="rIdsfrqh3ac7osmzfpz5n9u2">
         <w:r>
           <w:rPr>
             <w:rFonts w:ascii="Arial" w:cs="Arial" w:eastAsia="Arial" w:hAnsi="Arial"/>
@@ -314,7 +314,7 @@
         </w:rPr>
         <w:t xml:space="preserve"> | </w:t>
       </w:r>
-      <w:hyperlink w:history="1" r:id="rId6mwzk3tzak8holjft-yuq">
+      <w:hyperlink w:history="1" r:id="rIdjnt45duopt1oznlnlyndg">
         <w:r>
           <w:rPr>
             <w:rFonts w:ascii="Arial" w:cs="Arial" w:eastAsia="Arial" w:hAnsi="Arial"/>
@@ -708,16 +708,16 @@
           <w:sz w:val="20"/>
           <w:szCs w:val="20"/>
         </w:rPr>
-        <w:t xml:space="preserve">Machine Learning and Generative AI: </w:t>
-      </w:r>
-      <w:r>
-        <w:rPr>
-          <w:rFonts w:ascii="Arial" w:cs="Arial" w:eastAsia="Arial" w:hAnsi="Arial"/>
-          <w:color w:val="0F172A"/>
-          <w:sz w:val="20"/>
-          <w:szCs w:val="20"/>
-        </w:rPr>
-        <w:t xml:space="preserve">scikit-learn, Hugging Face Transformers, OpenAI API, LangChain, LangGraph, Model Context Protocol (MCP), Retrieval Augmented Generation (RAG), Prompt Engineering, PydanticAI, Amazon Bedrock, Claude, GitHub Copilot, Document AI, AI Guardrails, Semantic Retrieval</w:t>
+        <w:t xml:space="preserve">AI, LLM &amp; Agent Engineering: </w:t>
+      </w:r>
+      <w:r>
+        <w:rPr>
+          <w:rFonts w:ascii="Arial" w:cs="Arial" w:eastAsia="Arial" w:hAnsi="Arial"/>
+          <w:color w:val="0F172A"/>
+          <w:sz w:val="20"/>
+          <w:szCs w:val="20"/>
+        </w:rPr>
+        <w:t xml:space="preserve">OpenAI API, Anthropic Claude API, Amazon Bedrock, LangChain, LangGraph, DeepAgents, PydanticAI, Model Context Protocol (MCP), AI Agent Skills, Retrieval Augmented Generation (RAG), Prompt Engineering, Context Engineering, LLM Evaluation, Guardrails AI</w:t>
       </w:r>
     </w:p>
     <w:p>
@@ -733,16 +733,16 @@
           <w:sz w:val="20"/>
           <w:szCs w:val="20"/>
         </w:rPr>
-        <w:t xml:space="preserve">Data Engineering and Analytics: </w:t>
-      </w:r>
-      <w:r>
-        <w:rPr>
-          <w:rFonts w:ascii="Arial" w:cs="Arial" w:eastAsia="Arial" w:hAnsi="Arial"/>
-          <w:color w:val="0F172A"/>
-          <w:sz w:val="20"/>
-          <w:szCs w:val="20"/>
-        </w:rPr>
-        <w:t xml:space="preserve">Pandas, NumPy, SQLAlchemy, Pydantic, Pandera, Apache Spark, Amazon Kinesis, AWS Glue, KDB+, PostgreSQL, DynamoDB, ETL, SQLite, DuckDB, Polars, Parquet</w:t>
+        <w:t xml:space="preserve">Data Engineering, Databases &amp; Analytics: </w:t>
+      </w:r>
+      <w:r>
+        <w:rPr>
+          <w:rFonts w:ascii="Arial" w:cs="Arial" w:eastAsia="Arial" w:hAnsi="Arial"/>
+          <w:color w:val="0F172A"/>
+          <w:sz w:val="20"/>
+          <w:szCs w:val="20"/>
+        </w:rPr>
+        <w:t xml:space="preserve">PostgreSQL, KDB+, qPython, DuckDB, Apache Spark, Pandera, Polars, Parquet</w:t>
       </w:r>
     </w:p>
     <w:p>
@@ -758,16 +758,16 @@
           <w:sz w:val="20"/>
           <w:szCs w:val="20"/>
         </w:rPr>
-        <w:t xml:space="preserve">Programming &amp; Scripting Languages: </w:t>
-      </w:r>
-      <w:r>
-        <w:rPr>
-          <w:rFonts w:ascii="Arial" w:cs="Arial" w:eastAsia="Arial" w:hAnsi="Arial"/>
-          <w:color w:val="0F172A"/>
-          <w:sz w:val="20"/>
-          <w:szCs w:val="20"/>
-        </w:rPr>
-        <w:t xml:space="preserve">Python, SQL, TypeScript, JavaScript, Go, Bash</w:t>
+        <w:t xml:space="preserve">Streaming, Messaging &amp; Capital Markets Systems: </w:t>
+      </w:r>
+      <w:r>
+        <w:rPr>
+          <w:rFonts w:ascii="Arial" w:cs="Arial" w:eastAsia="Arial" w:hAnsi="Arial"/>
+          <w:color w:val="0F172A"/>
+          <w:sz w:val="20"/>
+          <w:szCs w:val="20"/>
+        </w:rPr>
+        <w:t xml:space="preserve">AMPS, Publish/Subscribe Architecture, Apache Kafka, Amazon Kinesis</w:t>
       </w:r>
     </w:p>
     <w:p>
@@ -783,16 +783,41 @@
           <w:sz w:val="20"/>
           <w:szCs w:val="20"/>
         </w:rPr>
-        <w:t xml:space="preserve">Cloud Infrastructure and DevOps: </w:t>
-      </w:r>
-      <w:r>
-        <w:rPr>
-          <w:rFonts w:ascii="Arial" w:cs="Arial" w:eastAsia="Arial" w:hAnsi="Arial"/>
-          <w:color w:val="0F172A"/>
-          <w:sz w:val="20"/>
-          <w:szCs w:val="20"/>
-        </w:rPr>
-        <w:t xml:space="preserve">AWS, Docker, Kubernetes, Terraform, GitHub Actions, Serverless Architecture, AWS Lambda, ECS, EKS, Vercel</w:t>
+        <w:t xml:space="preserve">Cloud, DevOps &amp; Observability: </w:t>
+      </w:r>
+      <w:r>
+        <w:rPr>
+          <w:rFonts w:ascii="Arial" w:cs="Arial" w:eastAsia="Arial" w:hAnsi="Arial"/>
+          <w:color w:val="0F172A"/>
+          <w:sz w:val="20"/>
+          <w:szCs w:val="20"/>
+        </w:rPr>
+        <w:t xml:space="preserve">Docker, Kubernetes, Terraform, AWS Lambda, GitHub Actions</w:t>
+      </w:r>
+    </w:p>
+    <w:p>
+      <w:pPr>
+        <w:spacing w:after="45"/>
+      </w:pPr>
+      <w:r>
+        <w:rPr>
+          <w:rFonts w:ascii="Arial" w:cs="Arial" w:eastAsia="Arial" w:hAnsi="Arial"/>
+          <w:b/>
+          <w:bCs/>
+          <w:color w:val="0F172A"/>
+          <w:sz w:val="20"/>
+          <w:szCs w:val="20"/>
+        </w:rPr>
+        <w:t xml:space="preserve">Languages &amp; Authoring: </w:t>
+      </w:r>
+      <w:r>
+        <w:rPr>
+          <w:rFonts w:ascii="Arial" w:cs="Arial" w:eastAsia="Arial" w:hAnsi="Arial"/>
+          <w:color w:val="0F172A"/>
+          <w:sz w:val="20"/>
+          <w:szCs w:val="20"/>
+        </w:rPr>
+        <w:t xml:space="preserve">Python, SQL, TypeScript, Go, Rust, q, Bash</w:t>
       </w:r>
     </w:p>
     <w:p>
@@ -836,7 +861,7 @@
         </w:rPr>
         <w:t xml:space="preserve"> | </w:t>
       </w:r>
-      <w:hyperlink w:history="1" r:id="rIdieqeomyejerj5jhapuqkh">
+      <w:hyperlink w:history="1" r:id="rId1hv-rqrtga5d4qi1tl9df">
         <w:r>
           <w:rPr>
             <w:rFonts w:ascii="Arial" w:cs="Arial" w:eastAsia="Arial" w:hAnsi="Arial"/>
@@ -925,7 +950,7 @@
         </w:rPr>
         <w:t xml:space="preserve"> | </w:t>
       </w:r>
-      <w:hyperlink w:history="1" r:id="rId6s9hm2uyeg2eo0ikqddqr">
+      <w:hyperlink w:history="1" r:id="rId44gu7upupm1qvisgqbvbt">
         <w:r>
           <w:rPr>
             <w:rFonts w:ascii="Arial" w:cs="Arial" w:eastAsia="Arial" w:hAnsi="Arial"/>
@@ -1014,7 +1039,7 @@
         </w:rPr>
         <w:t xml:space="preserve"> | </w:t>
       </w:r>
-      <w:hyperlink w:history="1" r:id="rIdh0jiv-bl1rwlh9ehitgeq">
+      <w:hyperlink w:history="1" r:id="rIdhxzjkallyzeg5egyfdwhk">
         <w:r>
           <w:rPr>
             <w:rFonts w:ascii="Arial" w:cs="Arial" w:eastAsia="Arial" w:hAnsi="Arial"/>
@@ -1103,7 +1128,7 @@
         </w:rPr>
         <w:t xml:space="preserve"> | </w:t>
       </w:r>
-      <w:hyperlink w:history="1" r:id="rId_gttoiijmoxzyvveumzc9">
+      <w:hyperlink w:history="1" r:id="rIdn1obbzdm7nua3yudqrfvd">
         <w:r>
           <w:rPr>
             <w:rFonts w:ascii="Arial" w:cs="Arial" w:eastAsia="Arial" w:hAnsi="Arial"/>
@@ -1205,7 +1230,7 @@
       <w:pPr>
         <w:spacing w:after="25"/>
       </w:pPr>
-      <w:hyperlink w:history="1" r:id="rIdlhr5vwejxztugh1suotln">
+      <w:hyperlink w:history="1" r:id="rIdhwe1gd2j_vv0zflurqon_">
         <w:r>
           <w:rPr>
             <w:rFonts w:ascii="Arial" w:cs="Arial" w:eastAsia="Arial" w:hAnsi="Arial"/>
@@ -1261,7 +1286,7 @@
       <w:pPr>
         <w:spacing w:after="25"/>
       </w:pPr>
-      <w:hyperlink w:history="1" r:id="rIdwlukuqwcty_ihyqndseas">
+      <w:hyperlink w:history="1" r:id="rIdbpakw6lm_yme5n66-7reo">
         <w:r>
           <w:rPr>
             <w:rFonts w:ascii="Arial" w:cs="Arial" w:eastAsia="Arial" w:hAnsi="Arial"/>
@@ -1292,7 +1317,7 @@
       <w:pPr>
         <w:spacing w:after="35"/>
       </w:pPr>
-      <w:hyperlink w:history="1" r:id="rIdfduj-b5bxseut25z0a-tq">
+      <w:hyperlink w:history="1" r:id="rIdw3gbdbldzzvcxiuewrmz5">
         <w:r>
           <w:rPr>
             <w:rFonts w:ascii="Arial" w:cs="Arial" w:eastAsia="Arial" w:hAnsi="Arial"/>
@@ -1341,7 +1366,7 @@
       <w:pPr>
         <w:spacing w:after="35"/>
       </w:pPr>
-      <w:hyperlink w:history="1" r:id="rIdo0zlb3wsxwmxqsknx6bul">
+      <w:hyperlink w:history="1" r:id="rIdtuybcjy9l6sbfqtft7nec">
         <w:r>
           <w:rPr>
             <w:rFonts w:ascii="Arial" w:cs="Arial" w:eastAsia="Arial" w:hAnsi="Arial"/>

--- a/public/downloads/wyatt-walsh-resume-single.docx
+++ b/public/downloads/wyatt-walsh-resume-single.docx
@@ -7,7 +7,7 @@
         <w:pStyle w:val="Title"/>
         <w:spacing w:after="75"/>
       </w:pPr>
-      <w:hyperlink w:history="1" r:id="rIdzspv3qj1jf7jt_by5cz5e">
+      <w:hyperlink w:history="1" r:id="rIdqwa31m1uorbnygktv06et">
         <w:r>
           <w:rPr>
             <w:rFonts w:ascii="Arial" w:cs="Arial" w:eastAsia="Arial" w:hAnsi="Arial"/>
@@ -40,7 +40,7 @@
       <w:pPr>
         <w:spacing w:after="100"/>
       </w:pPr>
-      <w:hyperlink w:history="1" r:id="rIdjee7hkq4skp7ip3vnvqsj">
+      <w:hyperlink w:history="1" r:id="rIdrfp4x1tvu-v_2ikmjnxuo">
         <w:r>
           <w:rPr>
             <w:rFonts w:ascii="Arial" w:cs="Arial" w:eastAsia="Arial" w:hAnsi="Arial"/>
@@ -61,7 +61,7 @@
         </w:rPr>
         <w:t xml:space="preserve"> | </w:t>
       </w:r>
-      <w:hyperlink w:history="1" r:id="rIduces58gbsaj_pfzc_wzp_">
+      <w:hyperlink w:history="1" r:id="rIdex6gaxoimpr-1j70s7b_q">
         <w:r>
           <w:rPr>
             <w:rFonts w:ascii="Arial" w:cs="Arial" w:eastAsia="Arial" w:hAnsi="Arial"/>
@@ -100,7 +100,7 @@
         </w:rPr>
         <w:t xml:space="preserve"> | </w:t>
       </w:r>
-      <w:hyperlink w:history="1" r:id="rIdw6bmmnywditpzdg82npy6">
+      <w:hyperlink w:history="1" r:id="rId2-hngueptttk3tccurqql">
         <w:r>
           <w:rPr>
             <w:rFonts w:ascii="Arial" w:cs="Arial" w:eastAsia="Arial" w:hAnsi="Arial"/>
@@ -121,7 +121,7 @@
         </w:rPr>
         <w:t xml:space="preserve"> | </w:t>
       </w:r>
-      <w:hyperlink w:history="1" r:id="rIdu4oiq4kjlouynyhopvgnz">
+      <w:hyperlink w:history="1" r:id="rIdg5ig1rjgi4q8v8g3a8ywl">
         <w:r>
           <w:rPr>
             <w:rFonts w:ascii="Arial" w:cs="Arial" w:eastAsia="Arial" w:hAnsi="Arial"/>
@@ -189,7 +189,7 @@
         </w:rPr>
         <w:t xml:space="preserve"> | </w:t>
       </w:r>
-      <w:hyperlink w:history="1" r:id="rIdsfrqh3ac7osmzfpz5n9u2">
+      <w:hyperlink w:history="1" r:id="rIdo6p_u6x3bxghema8pykx3">
         <w:r>
           <w:rPr>
             <w:rFonts w:ascii="Arial" w:cs="Arial" w:eastAsia="Arial" w:hAnsi="Arial"/>
@@ -314,7 +314,7 @@
         </w:rPr>
         <w:t xml:space="preserve"> | </w:t>
       </w:r>
-      <w:hyperlink w:history="1" r:id="rIdjnt45duopt1oznlnlyndg">
+      <w:hyperlink w:history="1" r:id="rIdhbfqbvf-osc0b653noxbf">
         <w:r>
           <w:rPr>
             <w:rFonts w:ascii="Arial" w:cs="Arial" w:eastAsia="Arial" w:hAnsi="Arial"/>
@@ -861,7 +861,7 @@
         </w:rPr>
         <w:t xml:space="preserve"> | </w:t>
       </w:r>
-      <w:hyperlink w:history="1" r:id="rId1hv-rqrtga5d4qi1tl9df">
+      <w:hyperlink w:history="1" r:id="rIdx5qfkixbu26y7w5iujl10">
         <w:r>
           <w:rPr>
             <w:rFonts w:ascii="Arial" w:cs="Arial" w:eastAsia="Arial" w:hAnsi="Arial"/>
@@ -950,7 +950,49 @@
         </w:rPr>
         <w:t xml:space="preserve"> | </w:t>
       </w:r>
-      <w:hyperlink w:history="1" r:id="rId44gu7upupm1qvisgqbvbt">
+      <w:hyperlink w:history="1" r:id="rIdbhlu1svg92nby767jzjzg">
+        <w:r>
+          <w:rPr>
+            <w:rFonts w:ascii="Arial" w:cs="Arial" w:eastAsia="Arial" w:hAnsi="Arial"/>
+            <w:color w:val="2563EB"/>
+            <w:sz w:val="20"/>
+            <w:szCs w:val="20"/>
+            <w:u w:val="single" w:color="2563EB"/>
+          </w:rPr>
+          <w:t xml:space="preserve">Docs</w:t>
+        </w:r>
+      </w:hyperlink>
+      <w:r>
+        <w:rPr>
+          <w:rFonts w:ascii="Arial" w:cs="Arial" w:eastAsia="Arial" w:hAnsi="Arial"/>
+          <w:color w:val="475569"/>
+          <w:sz w:val="18"/>
+          <w:szCs w:val="18"/>
+        </w:rPr>
+        <w:t xml:space="preserve"> | </w:t>
+      </w:r>
+      <w:hyperlink w:history="1" r:id="rIdcuh4txaajyt3aulux8qk1">
+        <w:r>
+          <w:rPr>
+            <w:rFonts w:ascii="Arial" w:cs="Arial" w:eastAsia="Arial" w:hAnsi="Arial"/>
+            <w:color w:val="2563EB"/>
+            <w:sz w:val="20"/>
+            <w:szCs w:val="20"/>
+            <w:u w:val="single" w:color="2563EB"/>
+          </w:rPr>
+          <w:t xml:space="preserve">Kaggle</w:t>
+        </w:r>
+      </w:hyperlink>
+      <w:r>
+        <w:rPr>
+          <w:rFonts w:ascii="Arial" w:cs="Arial" w:eastAsia="Arial" w:hAnsi="Arial"/>
+          <w:color w:val="475569"/>
+          <w:sz w:val="18"/>
+          <w:szCs w:val="18"/>
+        </w:rPr>
+        <w:t xml:space="preserve"> | </w:t>
+      </w:r>
+      <w:hyperlink w:history="1" r:id="rIdobqq2bczhpuuurj8qn91p">
         <w:r>
           <w:rPr>
             <w:rFonts w:ascii="Arial" w:cs="Arial" w:eastAsia="Arial" w:hAnsi="Arial"/>
@@ -1039,7 +1081,7 @@
         </w:rPr>
         <w:t xml:space="preserve"> | </w:t>
       </w:r>
-      <w:hyperlink w:history="1" r:id="rIdhxzjkallyzeg5egyfdwhk">
+      <w:hyperlink w:history="1" r:id="rIdcvow2abuz4iskiihhaspi">
         <w:r>
           <w:rPr>
             <w:rFonts w:ascii="Arial" w:cs="Arial" w:eastAsia="Arial" w:hAnsi="Arial"/>
@@ -1128,7 +1170,7 @@
         </w:rPr>
         <w:t xml:space="preserve"> | </w:t>
       </w:r>
-      <w:hyperlink w:history="1" r:id="rIdn1obbzdm7nua3yudqrfvd">
+      <w:hyperlink w:history="1" r:id="rIddi3pcwaowm8flceasyeem">
         <w:r>
           <w:rPr>
             <w:rFonts w:ascii="Arial" w:cs="Arial" w:eastAsia="Arial" w:hAnsi="Arial"/>
@@ -1230,7 +1272,7 @@
       <w:pPr>
         <w:spacing w:after="25"/>
       </w:pPr>
-      <w:hyperlink w:history="1" r:id="rIdhwe1gd2j_vv0zflurqon_">
+      <w:hyperlink w:history="1" r:id="rIdcgtpndq5yatns1opmhiak">
         <w:r>
           <w:rPr>
             <w:rFonts w:ascii="Arial" w:cs="Arial" w:eastAsia="Arial" w:hAnsi="Arial"/>
@@ -1286,7 +1328,7 @@
       <w:pPr>
         <w:spacing w:after="25"/>
       </w:pPr>
-      <w:hyperlink w:history="1" r:id="rIdbpakw6lm_yme5n66-7reo">
+      <w:hyperlink w:history="1" r:id="rIdlgzvpebfbogaqajwbxa7g">
         <w:r>
           <w:rPr>
             <w:rFonts w:ascii="Arial" w:cs="Arial" w:eastAsia="Arial" w:hAnsi="Arial"/>
@@ -1317,7 +1359,7 @@
       <w:pPr>
         <w:spacing w:after="35"/>
       </w:pPr>
-      <w:hyperlink w:history="1" r:id="rIdw3gbdbldzzvcxiuewrmz5">
+      <w:hyperlink w:history="1" r:id="rIdmrnssev_6jnk-fzw-ul6d">
         <w:r>
           <w:rPr>
             <w:rFonts w:ascii="Arial" w:cs="Arial" w:eastAsia="Arial" w:hAnsi="Arial"/>
@@ -1366,7 +1408,7 @@
       <w:pPr>
         <w:spacing w:after="35"/>
       </w:pPr>
-      <w:hyperlink w:history="1" r:id="rIdtuybcjy9l6sbfqtft7nec">
+      <w:hyperlink w:history="1" r:id="rId58nturidxlufecaycp_by">
         <w:r>
           <w:rPr>
             <w:rFonts w:ascii="Arial" w:cs="Arial" w:eastAsia="Arial" w:hAnsi="Arial"/>

--- a/public/downloads/wyatt-walsh-resume-single.docx
+++ b/public/downloads/wyatt-walsh-resume-single.docx
@@ -7,7 +7,7 @@
         <w:pStyle w:val="Title"/>
         <w:spacing w:after="75"/>
       </w:pPr>
-      <w:hyperlink w:history="1" r:id="rIdqwa31m1uorbnygktv06et">
+      <w:hyperlink w:history="1" r:id="rId8xx4wtf6vd7fmxjd2fgxg">
         <w:r>
           <w:rPr>
             <w:rFonts w:ascii="Arial" w:cs="Arial" w:eastAsia="Arial" w:hAnsi="Arial"/>
@@ -40,7 +40,7 @@
       <w:pPr>
         <w:spacing w:after="100"/>
       </w:pPr>
-      <w:hyperlink w:history="1" r:id="rIdrfp4x1tvu-v_2ikmjnxuo">
+      <w:hyperlink w:history="1" r:id="rIdgllf3et5od8lawgpbojkt">
         <w:r>
           <w:rPr>
             <w:rFonts w:ascii="Arial" w:cs="Arial" w:eastAsia="Arial" w:hAnsi="Arial"/>
@@ -61,7 +61,7 @@
         </w:rPr>
         <w:t xml:space="preserve"> | </w:t>
       </w:r>
-      <w:hyperlink w:history="1" r:id="rIdex6gaxoimpr-1j70s7b_q">
+      <w:hyperlink w:history="1" r:id="rIdiyfgyaw4itesoif58jp-r">
         <w:r>
           <w:rPr>
             <w:rFonts w:ascii="Arial" w:cs="Arial" w:eastAsia="Arial" w:hAnsi="Arial"/>
@@ -100,7 +100,7 @@
         </w:rPr>
         <w:t xml:space="preserve"> | </w:t>
       </w:r>
-      <w:hyperlink w:history="1" r:id="rId2-hngueptttk3tccurqql">
+      <w:hyperlink w:history="1" r:id="rIdqd3jhckjxmrzjv2spp14f">
         <w:r>
           <w:rPr>
             <w:rFonts w:ascii="Arial" w:cs="Arial" w:eastAsia="Arial" w:hAnsi="Arial"/>
@@ -121,7 +121,7 @@
         </w:rPr>
         <w:t xml:space="preserve"> | </w:t>
       </w:r>
-      <w:hyperlink w:history="1" r:id="rIdg5ig1rjgi4q8v8g3a8ywl">
+      <w:hyperlink w:history="1" r:id="rIdmvbsrz_4alhp_za15xzt2">
         <w:r>
           <w:rPr>
             <w:rFonts w:ascii="Arial" w:cs="Arial" w:eastAsia="Arial" w:hAnsi="Arial"/>
@@ -189,7 +189,7 @@
         </w:rPr>
         <w:t xml:space="preserve"> | </w:t>
       </w:r>
-      <w:hyperlink w:history="1" r:id="rIdo6p_u6x3bxghema8pykx3">
+      <w:hyperlink w:history="1" r:id="rIddplhwptxwoha5jzesqadn">
         <w:r>
           <w:rPr>
             <w:rFonts w:ascii="Arial" w:cs="Arial" w:eastAsia="Arial" w:hAnsi="Arial"/>
@@ -314,7 +314,7 @@
         </w:rPr>
         <w:t xml:space="preserve"> | </w:t>
       </w:r>
-      <w:hyperlink w:history="1" r:id="rIdhbfqbvf-osc0b653noxbf">
+      <w:hyperlink w:history="1" r:id="rIdecu__tfdqayw9zijmmsup">
         <w:r>
           <w:rPr>
             <w:rFonts w:ascii="Arial" w:cs="Arial" w:eastAsia="Arial" w:hAnsi="Arial"/>
@@ -861,7 +861,28 @@
         </w:rPr>
         <w:t xml:space="preserve"> | </w:t>
       </w:r>
-      <w:hyperlink w:history="1" r:id="rIdx5qfkixbu26y7w5iujl10">
+      <w:hyperlink w:history="1" r:id="rIdwh6lfejoyvb0tozgli3bi">
+        <w:r>
+          <w:rPr>
+            <w:rFonts w:ascii="Arial" w:cs="Arial" w:eastAsia="Arial" w:hAnsi="Arial"/>
+            <w:color w:val="2563EB"/>
+            <w:sz w:val="20"/>
+            <w:szCs w:val="20"/>
+            <w:u w:val="single" w:color="2563EB"/>
+          </w:rPr>
+          <w:t xml:space="preserve">Live site</w:t>
+        </w:r>
+      </w:hyperlink>
+      <w:r>
+        <w:rPr>
+          <w:rFonts w:ascii="Arial" w:cs="Arial" w:eastAsia="Arial" w:hAnsi="Arial"/>
+          <w:color w:val="475569"/>
+          <w:sz w:val="18"/>
+          <w:szCs w:val="18"/>
+        </w:rPr>
+        <w:t xml:space="preserve"> | </w:t>
+      </w:r>
+      <w:hyperlink w:history="1" r:id="rIdmpetluvbnk3wwm_yyxih3">
         <w:r>
           <w:rPr>
             <w:rFonts w:ascii="Arial" w:cs="Arial" w:eastAsia="Arial" w:hAnsi="Arial"/>
@@ -950,7 +971,7 @@
         </w:rPr>
         <w:t xml:space="preserve"> | </w:t>
       </w:r>
-      <w:hyperlink w:history="1" r:id="rIdbhlu1svg92nby767jzjzg">
+      <w:hyperlink w:history="1" r:id="rIdabp1mzkemptrc9dhjo4oq">
         <w:r>
           <w:rPr>
             <w:rFonts w:ascii="Arial" w:cs="Arial" w:eastAsia="Arial" w:hAnsi="Arial"/>
@@ -971,7 +992,7 @@
         </w:rPr>
         <w:t xml:space="preserve"> | </w:t>
       </w:r>
-      <w:hyperlink w:history="1" r:id="rIdcuh4txaajyt3aulux8qk1">
+      <w:hyperlink w:history="1" r:id="rId47izvvltzvea5fnnaocoq">
         <w:r>
           <w:rPr>
             <w:rFonts w:ascii="Arial" w:cs="Arial" w:eastAsia="Arial" w:hAnsi="Arial"/>
@@ -992,7 +1013,7 @@
         </w:rPr>
         <w:t xml:space="preserve"> | </w:t>
       </w:r>
-      <w:hyperlink w:history="1" r:id="rIdobqq2bczhpuuurj8qn91p">
+      <w:hyperlink w:history="1" r:id="rIdyz8_dpaum4qehxyhqxnwe">
         <w:r>
           <w:rPr>
             <w:rFonts w:ascii="Arial" w:cs="Arial" w:eastAsia="Arial" w:hAnsi="Arial"/>
@@ -1081,7 +1102,28 @@
         </w:rPr>
         <w:t xml:space="preserve"> | </w:t>
       </w:r>
-      <w:hyperlink w:history="1" r:id="rIdcvow2abuz4iskiihhaspi">
+      <w:hyperlink w:history="1" r:id="rIdkz6f-joo_5qfic6a6hubs">
+        <w:r>
+          <w:rPr>
+            <w:rFonts w:ascii="Arial" w:cs="Arial" w:eastAsia="Arial" w:hAnsi="Arial"/>
+            <w:color w:val="2563EB"/>
+            <w:sz w:val="20"/>
+            <w:szCs w:val="20"/>
+            <w:u w:val="single" w:color="2563EB"/>
+          </w:rPr>
+          <w:t xml:space="preserve">Live site</w:t>
+        </w:r>
+      </w:hyperlink>
+      <w:r>
+        <w:rPr>
+          <w:rFonts w:ascii="Arial" w:cs="Arial" w:eastAsia="Arial" w:hAnsi="Arial"/>
+          <w:color w:val="475569"/>
+          <w:sz w:val="18"/>
+          <w:szCs w:val="18"/>
+        </w:rPr>
+        <w:t xml:space="preserve"> | </w:t>
+      </w:r>
+      <w:hyperlink w:history="1" r:id="rIdj_3yey3z8pgqlwyj0eufo">
         <w:r>
           <w:rPr>
             <w:rFonts w:ascii="Arial" w:cs="Arial" w:eastAsia="Arial" w:hAnsi="Arial"/>
@@ -1170,7 +1212,28 @@
         </w:rPr>
         <w:t xml:space="preserve"> | </w:t>
       </w:r>
-      <w:hyperlink w:history="1" r:id="rIddi3pcwaowm8flceasyeem">
+      <w:hyperlink w:history="1" r:id="rIdpgwv9ublowh8umaodvmwe">
+        <w:r>
+          <w:rPr>
+            <w:rFonts w:ascii="Arial" w:cs="Arial" w:eastAsia="Arial" w:hAnsi="Arial"/>
+            <w:color w:val="2563EB"/>
+            <w:sz w:val="20"/>
+            <w:szCs w:val="20"/>
+            <w:u w:val="single" w:color="2563EB"/>
+          </w:rPr>
+          <w:t xml:space="preserve">Live site</w:t>
+        </w:r>
+      </w:hyperlink>
+      <w:r>
+        <w:rPr>
+          <w:rFonts w:ascii="Arial" w:cs="Arial" w:eastAsia="Arial" w:hAnsi="Arial"/>
+          <w:color w:val="475569"/>
+          <w:sz w:val="18"/>
+          <w:szCs w:val="18"/>
+        </w:rPr>
+        <w:t xml:space="preserve"> | </w:t>
+      </w:r>
+      <w:hyperlink w:history="1" r:id="rIdq237ldov573bhxg3cmank">
         <w:r>
           <w:rPr>
             <w:rFonts w:ascii="Arial" w:cs="Arial" w:eastAsia="Arial" w:hAnsi="Arial"/>
@@ -1272,7 +1335,7 @@
       <w:pPr>
         <w:spacing w:after="25"/>
       </w:pPr>
-      <w:hyperlink w:history="1" r:id="rIdcgtpndq5yatns1opmhiak">
+      <w:hyperlink w:history="1" r:id="rIdoyzp7kc58lfw0hyfaqmvw">
         <w:r>
           <w:rPr>
             <w:rFonts w:ascii="Arial" w:cs="Arial" w:eastAsia="Arial" w:hAnsi="Arial"/>
@@ -1328,7 +1391,7 @@
       <w:pPr>
         <w:spacing w:after="25"/>
       </w:pPr>
-      <w:hyperlink w:history="1" r:id="rIdlgzvpebfbogaqajwbxa7g">
+      <w:hyperlink w:history="1" r:id="rIdvk2cqt1wf75c7nqqoebcq">
         <w:r>
           <w:rPr>
             <w:rFonts w:ascii="Arial" w:cs="Arial" w:eastAsia="Arial" w:hAnsi="Arial"/>
@@ -1359,7 +1422,7 @@
       <w:pPr>
         <w:spacing w:after="35"/>
       </w:pPr>
-      <w:hyperlink w:history="1" r:id="rIdmrnssev_6jnk-fzw-ul6d">
+      <w:hyperlink w:history="1" r:id="rIdf62ixgmeptkzgc_tgm6c4">
         <w:r>
           <w:rPr>
             <w:rFonts w:ascii="Arial" w:cs="Arial" w:eastAsia="Arial" w:hAnsi="Arial"/>
@@ -1408,7 +1471,7 @@
       <w:pPr>
         <w:spacing w:after="35"/>
       </w:pPr>
-      <w:hyperlink w:history="1" r:id="rId58nturidxlufecaycp_by">
+      <w:hyperlink w:history="1" r:id="rId221pgvd1ybiaw2rvz9rpq">
         <w:r>
           <w:rPr>
             <w:rFonts w:ascii="Arial" w:cs="Arial" w:eastAsia="Arial" w:hAnsi="Arial"/>

--- a/public/downloads/wyatt-walsh-resume-single.docx
+++ b/public/downloads/wyatt-walsh-resume-single.docx
@@ -7,7 +7,7 @@
         <w:pStyle w:val="Title"/>
         <w:spacing w:after="75"/>
       </w:pPr>
-      <w:hyperlink w:history="1" r:id="rId8xx4wtf6vd7fmxjd2fgxg">
+      <w:hyperlink w:history="1" r:id="rIdhvevvwhtd5omabkx0hku4">
         <w:r>
           <w:rPr>
             <w:rFonts w:ascii="Arial" w:cs="Arial" w:eastAsia="Arial" w:hAnsi="Arial"/>
@@ -40,7 +40,7 @@
       <w:pPr>
         <w:spacing w:after="100"/>
       </w:pPr>
-      <w:hyperlink w:history="1" r:id="rIdgllf3et5od8lawgpbojkt">
+      <w:hyperlink w:history="1" r:id="rId7rpsrcxyhblmnlqfosk5c">
         <w:r>
           <w:rPr>
             <w:rFonts w:ascii="Arial" w:cs="Arial" w:eastAsia="Arial" w:hAnsi="Arial"/>
@@ -61,7 +61,7 @@
         </w:rPr>
         <w:t xml:space="preserve"> | </w:t>
       </w:r>
-      <w:hyperlink w:history="1" r:id="rIdiyfgyaw4itesoif58jp-r">
+      <w:hyperlink w:history="1" r:id="rIdajzqjdtaarymbsoixlrsn">
         <w:r>
           <w:rPr>
             <w:rFonts w:ascii="Arial" w:cs="Arial" w:eastAsia="Arial" w:hAnsi="Arial"/>
@@ -100,7 +100,7 @@
         </w:rPr>
         <w:t xml:space="preserve"> | </w:t>
       </w:r>
-      <w:hyperlink w:history="1" r:id="rIdqd3jhckjxmrzjv2spp14f">
+      <w:hyperlink w:history="1" r:id="rIdx44xvd3ectsx4bbgzfyax">
         <w:r>
           <w:rPr>
             <w:rFonts w:ascii="Arial" w:cs="Arial" w:eastAsia="Arial" w:hAnsi="Arial"/>
@@ -121,7 +121,7 @@
         </w:rPr>
         <w:t xml:space="preserve"> | </w:t>
       </w:r>
-      <w:hyperlink w:history="1" r:id="rIdmvbsrz_4alhp_za15xzt2">
+      <w:hyperlink w:history="1" r:id="rIdauf0ypgpmg3xl8dzfwrtj">
         <w:r>
           <w:rPr>
             <w:rFonts w:ascii="Arial" w:cs="Arial" w:eastAsia="Arial" w:hAnsi="Arial"/>
@@ -189,7 +189,7 @@
         </w:rPr>
         <w:t xml:space="preserve"> | </w:t>
       </w:r>
-      <w:hyperlink w:history="1" r:id="rIddplhwptxwoha5jzesqadn">
+      <w:hyperlink w:history="1" r:id="rIdlacj0brtx7ldywveeffh6">
         <w:r>
           <w:rPr>
             <w:rFonts w:ascii="Arial" w:cs="Arial" w:eastAsia="Arial" w:hAnsi="Arial"/>
@@ -314,7 +314,7 @@
         </w:rPr>
         <w:t xml:space="preserve"> | </w:t>
       </w:r>
-      <w:hyperlink w:history="1" r:id="rIdecu__tfdqayw9zijmmsup">
+      <w:hyperlink w:history="1" r:id="rIdd-b0e0sqshu1tgwg2wb5o">
         <w:r>
           <w:rPr>
             <w:rFonts w:ascii="Arial" w:cs="Arial" w:eastAsia="Arial" w:hAnsi="Arial"/>
@@ -861,7 +861,7 @@
         </w:rPr>
         <w:t xml:space="preserve"> | </w:t>
       </w:r>
-      <w:hyperlink w:history="1" r:id="rIdwh6lfejoyvb0tozgli3bi">
+      <w:hyperlink w:history="1" r:id="rIdyhv3hviclhp0wjthzhyw-">
         <w:r>
           <w:rPr>
             <w:rFonts w:ascii="Arial" w:cs="Arial" w:eastAsia="Arial" w:hAnsi="Arial"/>
@@ -882,7 +882,7 @@
         </w:rPr>
         <w:t xml:space="preserve"> | </w:t>
       </w:r>
-      <w:hyperlink w:history="1" r:id="rIdmpetluvbnk3wwm_yyxih3">
+      <w:hyperlink w:history="1" r:id="rId-xkmracvedi1pxjhnuwzv">
         <w:r>
           <w:rPr>
             <w:rFonts w:ascii="Arial" w:cs="Arial" w:eastAsia="Arial" w:hAnsi="Arial"/>
@@ -971,7 +971,7 @@
         </w:rPr>
         <w:t xml:space="preserve"> | </w:t>
       </w:r>
-      <w:hyperlink w:history="1" r:id="rIdabp1mzkemptrc9dhjo4oq">
+      <w:hyperlink w:history="1" r:id="rIdr5kfx0kp4otosewpx_87d">
         <w:r>
           <w:rPr>
             <w:rFonts w:ascii="Arial" w:cs="Arial" w:eastAsia="Arial" w:hAnsi="Arial"/>
@@ -992,7 +992,7 @@
         </w:rPr>
         <w:t xml:space="preserve"> | </w:t>
       </w:r>
-      <w:hyperlink w:history="1" r:id="rId47izvvltzvea5fnnaocoq">
+      <w:hyperlink w:history="1" r:id="rIdl2m3nx0hjrxupphxmg0l6">
         <w:r>
           <w:rPr>
             <w:rFonts w:ascii="Arial" w:cs="Arial" w:eastAsia="Arial" w:hAnsi="Arial"/>
@@ -1013,7 +1013,7 @@
         </w:rPr>
         <w:t xml:space="preserve"> | </w:t>
       </w:r>
-      <w:hyperlink w:history="1" r:id="rIdyz8_dpaum4qehxyhqxnwe">
+      <w:hyperlink w:history="1" r:id="rIdojeuvwgwzowlv6c7t9lxk">
         <w:r>
           <w:rPr>
             <w:rFonts w:ascii="Arial" w:cs="Arial" w:eastAsia="Arial" w:hAnsi="Arial"/>
@@ -1102,7 +1102,7 @@
         </w:rPr>
         <w:t xml:space="preserve"> | </w:t>
       </w:r>
-      <w:hyperlink w:history="1" r:id="rIdkz6f-joo_5qfic6a6hubs">
+      <w:hyperlink w:history="1" r:id="rIdm-twdy9fyqgvu5eh9o0ga">
         <w:r>
           <w:rPr>
             <w:rFonts w:ascii="Arial" w:cs="Arial" w:eastAsia="Arial" w:hAnsi="Arial"/>
@@ -1123,7 +1123,7 @@
         </w:rPr>
         <w:t xml:space="preserve"> | </w:t>
       </w:r>
-      <w:hyperlink w:history="1" r:id="rIdj_3yey3z8pgqlwyj0eufo">
+      <w:hyperlink w:history="1" r:id="rIdbe6bf660hikoulrg0wews">
         <w:r>
           <w:rPr>
             <w:rFonts w:ascii="Arial" w:cs="Arial" w:eastAsia="Arial" w:hAnsi="Arial"/>
@@ -1212,7 +1212,7 @@
         </w:rPr>
         <w:t xml:space="preserve"> | </w:t>
       </w:r>
-      <w:hyperlink w:history="1" r:id="rIdpgwv9ublowh8umaodvmwe">
+      <w:hyperlink w:history="1" r:id="rIdkdwwk29vm-dva_aflvqxr">
         <w:r>
           <w:rPr>
             <w:rFonts w:ascii="Arial" w:cs="Arial" w:eastAsia="Arial" w:hAnsi="Arial"/>
@@ -1233,7 +1233,7 @@
         </w:rPr>
         <w:t xml:space="preserve"> | </w:t>
       </w:r>
-      <w:hyperlink w:history="1" r:id="rIdq237ldov573bhxg3cmank">
+      <w:hyperlink w:history="1" r:id="rId-zem4aq2cnm_i3zk5h5tj">
         <w:r>
           <w:rPr>
             <w:rFonts w:ascii="Arial" w:cs="Arial" w:eastAsia="Arial" w:hAnsi="Arial"/>
@@ -1335,7 +1335,7 @@
       <w:pPr>
         <w:spacing w:after="25"/>
       </w:pPr>
-      <w:hyperlink w:history="1" r:id="rIdoyzp7kc58lfw0hyfaqmvw">
+      <w:hyperlink w:history="1" r:id="rIdakzdzcifiy3ourqh2jeho">
         <w:r>
           <w:rPr>
             <w:rFonts w:ascii="Arial" w:cs="Arial" w:eastAsia="Arial" w:hAnsi="Arial"/>
@@ -1391,7 +1391,7 @@
       <w:pPr>
         <w:spacing w:after="25"/>
       </w:pPr>
-      <w:hyperlink w:history="1" r:id="rIdvk2cqt1wf75c7nqqoebcq">
+      <w:hyperlink w:history="1" r:id="rIdokxotb9iqmmv_vcfgm9we">
         <w:r>
           <w:rPr>
             <w:rFonts w:ascii="Arial" w:cs="Arial" w:eastAsia="Arial" w:hAnsi="Arial"/>
@@ -1422,7 +1422,7 @@
       <w:pPr>
         <w:spacing w:after="35"/>
       </w:pPr>
-      <w:hyperlink w:history="1" r:id="rIdf62ixgmeptkzgc_tgm6c4">
+      <w:hyperlink w:history="1" r:id="rId91fpmomdq1du87eq1_jyh">
         <w:r>
           <w:rPr>
             <w:rFonts w:ascii="Arial" w:cs="Arial" w:eastAsia="Arial" w:hAnsi="Arial"/>
@@ -1471,7 +1471,7 @@
       <w:pPr>
         <w:spacing w:after="35"/>
       </w:pPr>
-      <w:hyperlink w:history="1" r:id="rId221pgvd1ybiaw2rvz9rpq">
+      <w:hyperlink w:history="1" r:id="rIdvaricapz8pedy9zhmj_fd">
         <w:r>
           <w:rPr>
             <w:rFonts w:ascii="Arial" w:cs="Arial" w:eastAsia="Arial" w:hAnsi="Arial"/>

--- a/public/downloads/wyatt-walsh-resume-single.docx
+++ b/public/downloads/wyatt-walsh-resume-single.docx
@@ -7,7 +7,7 @@
         <w:pStyle w:val="Title"/>
         <w:spacing w:after="75"/>
       </w:pPr>
-      <w:hyperlink w:history="1" r:id="rIdhvevvwhtd5omabkx0hku4">
+      <w:hyperlink w:history="1" r:id="rIdccsctgztldyh3lj886jev">
         <w:r>
           <w:rPr>
             <w:rFonts w:ascii="Arial" w:cs="Arial" w:eastAsia="Arial" w:hAnsi="Arial"/>
@@ -40,7 +40,7 @@
       <w:pPr>
         <w:spacing w:after="100"/>
       </w:pPr>
-      <w:hyperlink w:history="1" r:id="rId7rpsrcxyhblmnlqfosk5c">
+      <w:hyperlink w:history="1" r:id="rIdiyqdowje_fl6x4oymtpmf">
         <w:r>
           <w:rPr>
             <w:rFonts w:ascii="Arial" w:cs="Arial" w:eastAsia="Arial" w:hAnsi="Arial"/>
@@ -61,7 +61,7 @@
         </w:rPr>
         <w:t xml:space="preserve"> | </w:t>
       </w:r>
-      <w:hyperlink w:history="1" r:id="rIdajzqjdtaarymbsoixlrsn">
+      <w:hyperlink w:history="1" r:id="rIdc5tizsryun300xh8vhvys">
         <w:r>
           <w:rPr>
             <w:rFonts w:ascii="Arial" w:cs="Arial" w:eastAsia="Arial" w:hAnsi="Arial"/>
@@ -100,7 +100,7 @@
         </w:rPr>
         <w:t xml:space="preserve"> | </w:t>
       </w:r>
-      <w:hyperlink w:history="1" r:id="rIdx44xvd3ectsx4bbgzfyax">
+      <w:hyperlink w:history="1" r:id="rId0ninko1ur4y3t25fkt1lc">
         <w:r>
           <w:rPr>
             <w:rFonts w:ascii="Arial" w:cs="Arial" w:eastAsia="Arial" w:hAnsi="Arial"/>
@@ -121,7 +121,7 @@
         </w:rPr>
         <w:t xml:space="preserve"> | </w:t>
       </w:r>
-      <w:hyperlink w:history="1" r:id="rIdauf0ypgpmg3xl8dzfwrtj">
+      <w:hyperlink w:history="1" r:id="rId9ho_odkpakxbn9geqna4n">
         <w:r>
           <w:rPr>
             <w:rFonts w:ascii="Arial" w:cs="Arial" w:eastAsia="Arial" w:hAnsi="Arial"/>
@@ -189,7 +189,7 @@
         </w:rPr>
         <w:t xml:space="preserve"> | </w:t>
       </w:r>
-      <w:hyperlink w:history="1" r:id="rIdlacj0brtx7ldywveeffh6">
+      <w:hyperlink w:history="1" r:id="rIdvsmrxm93pvys-rsq4lva3">
         <w:r>
           <w:rPr>
             <w:rFonts w:ascii="Arial" w:cs="Arial" w:eastAsia="Arial" w:hAnsi="Arial"/>
@@ -314,7 +314,7 @@
         </w:rPr>
         <w:t xml:space="preserve"> | </w:t>
       </w:r>
-      <w:hyperlink w:history="1" r:id="rIdd-b0e0sqshu1tgwg2wb5o">
+      <w:hyperlink w:history="1" r:id="rIdej6um-6a9y_ahpq8vb8h7">
         <w:r>
           <w:rPr>
             <w:rFonts w:ascii="Arial" w:cs="Arial" w:eastAsia="Arial" w:hAnsi="Arial"/>
@@ -861,7 +861,7 @@
         </w:rPr>
         <w:t xml:space="preserve"> | </w:t>
       </w:r>
-      <w:hyperlink w:history="1" r:id="rIdyhv3hviclhp0wjthzhyw-">
+      <w:hyperlink w:history="1" r:id="rId7zp-1e79aelwlcvrybx0r">
         <w:r>
           <w:rPr>
             <w:rFonts w:ascii="Arial" w:cs="Arial" w:eastAsia="Arial" w:hAnsi="Arial"/>
@@ -882,7 +882,7 @@
         </w:rPr>
         <w:t xml:space="preserve"> | </w:t>
       </w:r>
-      <w:hyperlink w:history="1" r:id="rId-xkmracvedi1pxjhnuwzv">
+      <w:hyperlink w:history="1" r:id="rIdzbgarv33gfjsnjvqdyv4g">
         <w:r>
           <w:rPr>
             <w:rFonts w:ascii="Arial" w:cs="Arial" w:eastAsia="Arial" w:hAnsi="Arial"/>
@@ -971,7 +971,7 @@
         </w:rPr>
         <w:t xml:space="preserve"> | </w:t>
       </w:r>
-      <w:hyperlink w:history="1" r:id="rIdr5kfx0kp4otosewpx_87d">
+      <w:hyperlink w:history="1" r:id="rIdzg0f7hdrkijjbgzm4cmsg">
         <w:r>
           <w:rPr>
             <w:rFonts w:ascii="Arial" w:cs="Arial" w:eastAsia="Arial" w:hAnsi="Arial"/>
@@ -992,7 +992,7 @@
         </w:rPr>
         <w:t xml:space="preserve"> | </w:t>
       </w:r>
-      <w:hyperlink w:history="1" r:id="rIdl2m3nx0hjrxupphxmg0l6">
+      <w:hyperlink w:history="1" r:id="rId97db_rzujz_dj2svpqgnh">
         <w:r>
           <w:rPr>
             <w:rFonts w:ascii="Arial" w:cs="Arial" w:eastAsia="Arial" w:hAnsi="Arial"/>
@@ -1013,7 +1013,7 @@
         </w:rPr>
         <w:t xml:space="preserve"> | </w:t>
       </w:r>
-      <w:hyperlink w:history="1" r:id="rIdojeuvwgwzowlv6c7t9lxk">
+      <w:hyperlink w:history="1" r:id="rIdbxkuyvjgoh505ujh0vlfc">
         <w:r>
           <w:rPr>
             <w:rFonts w:ascii="Arial" w:cs="Arial" w:eastAsia="Arial" w:hAnsi="Arial"/>
@@ -1102,7 +1102,7 @@
         </w:rPr>
         <w:t xml:space="preserve"> | </w:t>
       </w:r>
-      <w:hyperlink w:history="1" r:id="rIdm-twdy9fyqgvu5eh9o0ga">
+      <w:hyperlink w:history="1" r:id="rIdatr9mw6bcty4zazc-wswk">
         <w:r>
           <w:rPr>
             <w:rFonts w:ascii="Arial" w:cs="Arial" w:eastAsia="Arial" w:hAnsi="Arial"/>
@@ -1123,7 +1123,7 @@
         </w:rPr>
         <w:t xml:space="preserve"> | </w:t>
       </w:r>
-      <w:hyperlink w:history="1" r:id="rIdbe6bf660hikoulrg0wews">
+      <w:hyperlink w:history="1" r:id="rIdxdkq8e2rlg107itbn_tw7">
         <w:r>
           <w:rPr>
             <w:rFonts w:ascii="Arial" w:cs="Arial" w:eastAsia="Arial" w:hAnsi="Arial"/>
@@ -1212,7 +1212,7 @@
         </w:rPr>
         <w:t xml:space="preserve"> | </w:t>
       </w:r>
-      <w:hyperlink w:history="1" r:id="rIdkdwwk29vm-dva_aflvqxr">
+      <w:hyperlink w:history="1" r:id="rIdyntontlncfxgfi5ppud7x">
         <w:r>
           <w:rPr>
             <w:rFonts w:ascii="Arial" w:cs="Arial" w:eastAsia="Arial" w:hAnsi="Arial"/>
@@ -1233,7 +1233,7 @@
         </w:rPr>
         <w:t xml:space="preserve"> | </w:t>
       </w:r>
-      <w:hyperlink w:history="1" r:id="rId-zem4aq2cnm_i3zk5h5tj">
+      <w:hyperlink w:history="1" r:id="rIdugtkeuo-w1erxtwts1fi9">
         <w:r>
           <w:rPr>
             <w:rFonts w:ascii="Arial" w:cs="Arial" w:eastAsia="Arial" w:hAnsi="Arial"/>
@@ -1335,7 +1335,7 @@
       <w:pPr>
         <w:spacing w:after="25"/>
       </w:pPr>
-      <w:hyperlink w:history="1" r:id="rIdakzdzcifiy3ourqh2jeho">
+      <w:hyperlink w:history="1" r:id="rIdx8-6kcqu_z7avejvlfhxx">
         <w:r>
           <w:rPr>
             <w:rFonts w:ascii="Arial" w:cs="Arial" w:eastAsia="Arial" w:hAnsi="Arial"/>
@@ -1391,7 +1391,7 @@
       <w:pPr>
         <w:spacing w:after="25"/>
       </w:pPr>
-      <w:hyperlink w:history="1" r:id="rIdokxotb9iqmmv_vcfgm9we">
+      <w:hyperlink w:history="1" r:id="rId7xlwzpclxqk1isyk5kean">
         <w:r>
           <w:rPr>
             <w:rFonts w:ascii="Arial" w:cs="Arial" w:eastAsia="Arial" w:hAnsi="Arial"/>
@@ -1422,7 +1422,7 @@
       <w:pPr>
         <w:spacing w:after="35"/>
       </w:pPr>
-      <w:hyperlink w:history="1" r:id="rId91fpmomdq1du87eq1_jyh">
+      <w:hyperlink w:history="1" r:id="rIdkgas0d80ltcnb9p4nprly">
         <w:r>
           <w:rPr>
             <w:rFonts w:ascii="Arial" w:cs="Arial" w:eastAsia="Arial" w:hAnsi="Arial"/>
@@ -1471,7 +1471,7 @@
       <w:pPr>
         <w:spacing w:after="35"/>
       </w:pPr>
-      <w:hyperlink w:history="1" r:id="rIdvaricapz8pedy9zhmj_fd">
+      <w:hyperlink w:history="1" r:id="rId_eofo7w2zjirlct7uhkzb">
         <w:r>
           <w:rPr>
             <w:rFonts w:ascii="Arial" w:cs="Arial" w:eastAsia="Arial" w:hAnsi="Arial"/>

--- a/public/downloads/wyatt-walsh-resume-single.docx
+++ b/public/downloads/wyatt-walsh-resume-single.docx
@@ -7,7 +7,7 @@
         <w:pStyle w:val="Title"/>
         <w:spacing w:after="75"/>
       </w:pPr>
-      <w:hyperlink w:history="1" r:id="rIdccsctgztldyh3lj886jev">
+      <w:hyperlink w:history="1" r:id="rId9se43yyfpbhzwumyaiztf">
         <w:r>
           <w:rPr>
             <w:rFonts w:ascii="Arial" w:cs="Arial" w:eastAsia="Arial" w:hAnsi="Arial"/>
@@ -40,7 +40,7 @@
       <w:pPr>
         <w:spacing w:after="100"/>
       </w:pPr>
-      <w:hyperlink w:history="1" r:id="rIdiyqdowje_fl6x4oymtpmf">
+      <w:hyperlink w:history="1" r:id="rId-op5hzvfhxriq01v0z94o">
         <w:r>
           <w:rPr>
             <w:rFonts w:ascii="Arial" w:cs="Arial" w:eastAsia="Arial" w:hAnsi="Arial"/>
@@ -61,7 +61,7 @@
         </w:rPr>
         <w:t xml:space="preserve"> | </w:t>
       </w:r>
-      <w:hyperlink w:history="1" r:id="rIdc5tizsryun300xh8vhvys">
+      <w:hyperlink w:history="1" r:id="rIdsiibo5uo6wyiiamsrxbit">
         <w:r>
           <w:rPr>
             <w:rFonts w:ascii="Arial" w:cs="Arial" w:eastAsia="Arial" w:hAnsi="Arial"/>
@@ -100,7 +100,7 @@
         </w:rPr>
         <w:t xml:space="preserve"> | </w:t>
       </w:r>
-      <w:hyperlink w:history="1" r:id="rId0ninko1ur4y3t25fkt1lc">
+      <w:hyperlink w:history="1" r:id="rIdk4a9unsclwqrpjz_jtsc0">
         <w:r>
           <w:rPr>
             <w:rFonts w:ascii="Arial" w:cs="Arial" w:eastAsia="Arial" w:hAnsi="Arial"/>
@@ -121,7 +121,7 @@
         </w:rPr>
         <w:t xml:space="preserve"> | </w:t>
       </w:r>
-      <w:hyperlink w:history="1" r:id="rId9ho_odkpakxbn9geqna4n">
+      <w:hyperlink w:history="1" r:id="rId4-gv-zw1sw-b_hzl8mw8m">
         <w:r>
           <w:rPr>
             <w:rFonts w:ascii="Arial" w:cs="Arial" w:eastAsia="Arial" w:hAnsi="Arial"/>
@@ -189,7 +189,7 @@
         </w:rPr>
         <w:t xml:space="preserve"> | </w:t>
       </w:r>
-      <w:hyperlink w:history="1" r:id="rIdvsmrxm93pvys-rsq4lva3">
+      <w:hyperlink w:history="1" r:id="rIdfop9g_4r1kd5-zkusxbyb">
         <w:r>
           <w:rPr>
             <w:rFonts w:ascii="Arial" w:cs="Arial" w:eastAsia="Arial" w:hAnsi="Arial"/>
@@ -314,7 +314,7 @@
         </w:rPr>
         <w:t xml:space="preserve"> | </w:t>
       </w:r>
-      <w:hyperlink w:history="1" r:id="rIdej6um-6a9y_ahpq8vb8h7">
+      <w:hyperlink w:history="1" r:id="rIdy7xep9es-uw54p_1laqip">
         <w:r>
           <w:rPr>
             <w:rFonts w:ascii="Arial" w:cs="Arial" w:eastAsia="Arial" w:hAnsi="Arial"/>
@@ -861,7 +861,7 @@
         </w:rPr>
         <w:t xml:space="preserve"> | </w:t>
       </w:r>
-      <w:hyperlink w:history="1" r:id="rId7zp-1e79aelwlcvrybx0r">
+      <w:hyperlink w:history="1" r:id="rIdtlci054v4eh-tvugfkbjb">
         <w:r>
           <w:rPr>
             <w:rFonts w:ascii="Arial" w:cs="Arial" w:eastAsia="Arial" w:hAnsi="Arial"/>
@@ -882,7 +882,7 @@
         </w:rPr>
         <w:t xml:space="preserve"> | </w:t>
       </w:r>
-      <w:hyperlink w:history="1" r:id="rIdzbgarv33gfjsnjvqdyv4g">
+      <w:hyperlink w:history="1" r:id="rIddp-rwcexkjdtfsoqfd85c">
         <w:r>
           <w:rPr>
             <w:rFonts w:ascii="Arial" w:cs="Arial" w:eastAsia="Arial" w:hAnsi="Arial"/>
@@ -971,7 +971,7 @@
         </w:rPr>
         <w:t xml:space="preserve"> | </w:t>
       </w:r>
-      <w:hyperlink w:history="1" r:id="rIdzg0f7hdrkijjbgzm4cmsg">
+      <w:hyperlink w:history="1" r:id="rId9td-hsfdci-qvore5n1pf">
         <w:r>
           <w:rPr>
             <w:rFonts w:ascii="Arial" w:cs="Arial" w:eastAsia="Arial" w:hAnsi="Arial"/>
@@ -992,7 +992,7 @@
         </w:rPr>
         <w:t xml:space="preserve"> | </w:t>
       </w:r>
-      <w:hyperlink w:history="1" r:id="rId97db_rzujz_dj2svpqgnh">
+      <w:hyperlink w:history="1" r:id="rIdr3qhgodz9cjykuf9hy16a">
         <w:r>
           <w:rPr>
             <w:rFonts w:ascii="Arial" w:cs="Arial" w:eastAsia="Arial" w:hAnsi="Arial"/>
@@ -1013,7 +1013,7 @@
         </w:rPr>
         <w:t xml:space="preserve"> | </w:t>
       </w:r>
-      <w:hyperlink w:history="1" r:id="rIdbxkuyvjgoh505ujh0vlfc">
+      <w:hyperlink w:history="1" r:id="rIdcr2atryxxanzukhvf6hij">
         <w:r>
           <w:rPr>
             <w:rFonts w:ascii="Arial" w:cs="Arial" w:eastAsia="Arial" w:hAnsi="Arial"/>
@@ -1102,7 +1102,7 @@
         </w:rPr>
         <w:t xml:space="preserve"> | </w:t>
       </w:r>
-      <w:hyperlink w:history="1" r:id="rIdatr9mw6bcty4zazc-wswk">
+      <w:hyperlink w:history="1" r:id="rIdqxahbuv0zcgr_0mwloy5y">
         <w:r>
           <w:rPr>
             <w:rFonts w:ascii="Arial" w:cs="Arial" w:eastAsia="Arial" w:hAnsi="Arial"/>
@@ -1123,7 +1123,7 @@
         </w:rPr>
         <w:t xml:space="preserve"> | </w:t>
       </w:r>
-      <w:hyperlink w:history="1" r:id="rIdxdkq8e2rlg107itbn_tw7">
+      <w:hyperlink w:history="1" r:id="rIdbxh4fznbuhvphavlcnn88">
         <w:r>
           <w:rPr>
             <w:rFonts w:ascii="Arial" w:cs="Arial" w:eastAsia="Arial" w:hAnsi="Arial"/>
@@ -1212,7 +1212,7 @@
         </w:rPr>
         <w:t xml:space="preserve"> | </w:t>
       </w:r>
-      <w:hyperlink w:history="1" r:id="rIdyntontlncfxgfi5ppud7x">
+      <w:hyperlink w:history="1" r:id="rIdmlsigirivcpsmxhpwbm1s">
         <w:r>
           <w:rPr>
             <w:rFonts w:ascii="Arial" w:cs="Arial" w:eastAsia="Arial" w:hAnsi="Arial"/>
@@ -1233,7 +1233,7 @@
         </w:rPr>
         <w:t xml:space="preserve"> | </w:t>
       </w:r>
-      <w:hyperlink w:history="1" r:id="rIdugtkeuo-w1erxtwts1fi9">
+      <w:hyperlink w:history="1" r:id="rId-aolupxkzouwi7k9xj1uj">
         <w:r>
           <w:rPr>
             <w:rFonts w:ascii="Arial" w:cs="Arial" w:eastAsia="Arial" w:hAnsi="Arial"/>
@@ -1335,7 +1335,7 @@
       <w:pPr>
         <w:spacing w:after="25"/>
       </w:pPr>
-      <w:hyperlink w:history="1" r:id="rIdx8-6kcqu_z7avejvlfhxx">
+      <w:hyperlink w:history="1" r:id="rId1ze8sureefui9-gxkoq5-">
         <w:r>
           <w:rPr>
             <w:rFonts w:ascii="Arial" w:cs="Arial" w:eastAsia="Arial" w:hAnsi="Arial"/>
@@ -1391,7 +1391,7 @@
       <w:pPr>
         <w:spacing w:after="25"/>
       </w:pPr>
-      <w:hyperlink w:history="1" r:id="rId7xlwzpclxqk1isyk5kean">
+      <w:hyperlink w:history="1" r:id="rIdpbsfrgb_ugndsghsiioa0">
         <w:r>
           <w:rPr>
             <w:rFonts w:ascii="Arial" w:cs="Arial" w:eastAsia="Arial" w:hAnsi="Arial"/>
@@ -1422,7 +1422,7 @@
       <w:pPr>
         <w:spacing w:after="35"/>
       </w:pPr>
-      <w:hyperlink w:history="1" r:id="rIdkgas0d80ltcnb9p4nprly">
+      <w:hyperlink w:history="1" r:id="rId0g7zvtmhg-toytnp6de-u">
         <w:r>
           <w:rPr>
             <w:rFonts w:ascii="Arial" w:cs="Arial" w:eastAsia="Arial" w:hAnsi="Arial"/>
@@ -1471,7 +1471,7 @@
       <w:pPr>
         <w:spacing w:after="35"/>
       </w:pPr>
-      <w:hyperlink w:history="1" r:id="rId_eofo7w2zjirlct7uhkzb">
+      <w:hyperlink w:history="1" r:id="rIdqlmrwkf0ywqzdi-vbvnrp">
         <w:r>
           <w:rPr>
             <w:rFonts w:ascii="Arial" w:cs="Arial" w:eastAsia="Arial" w:hAnsi="Arial"/>

--- a/public/downloads/wyatt-walsh-resume-single.docx
+++ b/public/downloads/wyatt-walsh-resume-single.docx
@@ -7,7 +7,7 @@
         <w:pStyle w:val="Title"/>
         <w:spacing w:after="75"/>
       </w:pPr>
-      <w:hyperlink w:history="1" r:id="rId9se43yyfpbhzwumyaiztf">
+      <w:hyperlink w:history="1" r:id="rIdv3b3-fvpizespn9-pi0hj">
         <w:r>
           <w:rPr>
             <w:rFonts w:ascii="Arial" w:cs="Arial" w:eastAsia="Arial" w:hAnsi="Arial"/>
@@ -40,7 +40,7 @@
       <w:pPr>
         <w:spacing w:after="100"/>
       </w:pPr>
-      <w:hyperlink w:history="1" r:id="rId-op5hzvfhxriq01v0z94o">
+      <w:hyperlink w:history="1" r:id="rIdqmebbpho3vcivuikhrtak">
         <w:r>
           <w:rPr>
             <w:rFonts w:ascii="Arial" w:cs="Arial" w:eastAsia="Arial" w:hAnsi="Arial"/>
@@ -61,7 +61,7 @@
         </w:rPr>
         <w:t xml:space="preserve"> | </w:t>
       </w:r>
-      <w:hyperlink w:history="1" r:id="rIdsiibo5uo6wyiiamsrxbit">
+      <w:hyperlink w:history="1" r:id="rId8ea5ojwguybqyime0kbzh">
         <w:r>
           <w:rPr>
             <w:rFonts w:ascii="Arial" w:cs="Arial" w:eastAsia="Arial" w:hAnsi="Arial"/>
@@ -100,7 +100,7 @@
         </w:rPr>
         <w:t xml:space="preserve"> | </w:t>
       </w:r>
-      <w:hyperlink w:history="1" r:id="rIdk4a9unsclwqrpjz_jtsc0">
+      <w:hyperlink w:history="1" r:id="rIdxia1awulplsggmfdtaidq">
         <w:r>
           <w:rPr>
             <w:rFonts w:ascii="Arial" w:cs="Arial" w:eastAsia="Arial" w:hAnsi="Arial"/>
@@ -121,7 +121,7 @@
         </w:rPr>
         <w:t xml:space="preserve"> | </w:t>
       </w:r>
-      <w:hyperlink w:history="1" r:id="rId4-gv-zw1sw-b_hzl8mw8m">
+      <w:hyperlink w:history="1" r:id="rId-_bjsrjwt3h6of7ps6wji">
         <w:r>
           <w:rPr>
             <w:rFonts w:ascii="Arial" w:cs="Arial" w:eastAsia="Arial" w:hAnsi="Arial"/>
@@ -189,7 +189,7 @@
         </w:rPr>
         <w:t xml:space="preserve"> | </w:t>
       </w:r>
-      <w:hyperlink w:history="1" r:id="rIdfop9g_4r1kd5-zkusxbyb">
+      <w:hyperlink w:history="1" r:id="rId7uplrzl3v5hrfsmauc3dr">
         <w:r>
           <w:rPr>
             <w:rFonts w:ascii="Arial" w:cs="Arial" w:eastAsia="Arial" w:hAnsi="Arial"/>
@@ -314,7 +314,7 @@
         </w:rPr>
         <w:t xml:space="preserve"> | </w:t>
       </w:r>
-      <w:hyperlink w:history="1" r:id="rIdy7xep9es-uw54p_1laqip">
+      <w:hyperlink w:history="1" r:id="rIdrmgmuhnygvxrjfeu0anlr">
         <w:r>
           <w:rPr>
             <w:rFonts w:ascii="Arial" w:cs="Arial" w:eastAsia="Arial" w:hAnsi="Arial"/>
@@ -861,7 +861,7 @@
         </w:rPr>
         <w:t xml:space="preserve"> | </w:t>
       </w:r>
-      <w:hyperlink w:history="1" r:id="rIdtlci054v4eh-tvugfkbjb">
+      <w:hyperlink w:history="1" r:id="rIdqkxqwkeq7xnwm4qc1-ctv">
         <w:r>
           <w:rPr>
             <w:rFonts w:ascii="Arial" w:cs="Arial" w:eastAsia="Arial" w:hAnsi="Arial"/>
@@ -882,7 +882,7 @@
         </w:rPr>
         <w:t xml:space="preserve"> | </w:t>
       </w:r>
-      <w:hyperlink w:history="1" r:id="rIddp-rwcexkjdtfsoqfd85c">
+      <w:hyperlink w:history="1" r:id="rIddnlcwwf_u3obys-ie0wup">
         <w:r>
           <w:rPr>
             <w:rFonts w:ascii="Arial" w:cs="Arial" w:eastAsia="Arial" w:hAnsi="Arial"/>
@@ -971,7 +971,7 @@
         </w:rPr>
         <w:t xml:space="preserve"> | </w:t>
       </w:r>
-      <w:hyperlink w:history="1" r:id="rId9td-hsfdci-qvore5n1pf">
+      <w:hyperlink w:history="1" r:id="rIdwdxfn0hbogrzu1-ic_iiw">
         <w:r>
           <w:rPr>
             <w:rFonts w:ascii="Arial" w:cs="Arial" w:eastAsia="Arial" w:hAnsi="Arial"/>
@@ -992,7 +992,7 @@
         </w:rPr>
         <w:t xml:space="preserve"> | </w:t>
       </w:r>
-      <w:hyperlink w:history="1" r:id="rIdr3qhgodz9cjykuf9hy16a">
+      <w:hyperlink w:history="1" r:id="rIdfvnt0hpxzyltzlkmsad5u">
         <w:r>
           <w:rPr>
             <w:rFonts w:ascii="Arial" w:cs="Arial" w:eastAsia="Arial" w:hAnsi="Arial"/>
@@ -1013,7 +1013,7 @@
         </w:rPr>
         <w:t xml:space="preserve"> | </w:t>
       </w:r>
-      <w:hyperlink w:history="1" r:id="rIdcr2atryxxanzukhvf6hij">
+      <w:hyperlink w:history="1" r:id="rIda7-z-o3aqlskbqmm22b08">
         <w:r>
           <w:rPr>
             <w:rFonts w:ascii="Arial" w:cs="Arial" w:eastAsia="Arial" w:hAnsi="Arial"/>
@@ -1102,7 +1102,7 @@
         </w:rPr>
         <w:t xml:space="preserve"> | </w:t>
       </w:r>
-      <w:hyperlink w:history="1" r:id="rIdqxahbuv0zcgr_0mwloy5y">
+      <w:hyperlink w:history="1" r:id="rId2xr8aahbwpxln_h7hjih4">
         <w:r>
           <w:rPr>
             <w:rFonts w:ascii="Arial" w:cs="Arial" w:eastAsia="Arial" w:hAnsi="Arial"/>
@@ -1123,7 +1123,7 @@
         </w:rPr>
         <w:t xml:space="preserve"> | </w:t>
       </w:r>
-      <w:hyperlink w:history="1" r:id="rIdbxh4fznbuhvphavlcnn88">
+      <w:hyperlink w:history="1" r:id="rId_tdaurifdbtdxqov3cstj">
         <w:r>
           <w:rPr>
             <w:rFonts w:ascii="Arial" w:cs="Arial" w:eastAsia="Arial" w:hAnsi="Arial"/>
@@ -1212,7 +1212,7 @@
         </w:rPr>
         <w:t xml:space="preserve"> | </w:t>
       </w:r>
-      <w:hyperlink w:history="1" r:id="rIdmlsigirivcpsmxhpwbm1s">
+      <w:hyperlink w:history="1" r:id="rIdr1diijnhwbfshbx8xjgkf">
         <w:r>
           <w:rPr>
             <w:rFonts w:ascii="Arial" w:cs="Arial" w:eastAsia="Arial" w:hAnsi="Arial"/>
@@ -1233,7 +1233,7 @@
         </w:rPr>
         <w:t xml:space="preserve"> | </w:t>
       </w:r>
-      <w:hyperlink w:history="1" r:id="rId-aolupxkzouwi7k9xj1uj">
+      <w:hyperlink w:history="1" r:id="rIdtcmzbawkwyekc_wlmvbrc">
         <w:r>
           <w:rPr>
             <w:rFonts w:ascii="Arial" w:cs="Arial" w:eastAsia="Arial" w:hAnsi="Arial"/>
@@ -1335,7 +1335,7 @@
       <w:pPr>
         <w:spacing w:after="25"/>
       </w:pPr>
-      <w:hyperlink w:history="1" r:id="rId1ze8sureefui9-gxkoq5-">
+      <w:hyperlink w:history="1" r:id="rIdcdyfesmhiyr68lmlsgdho">
         <w:r>
           <w:rPr>
             <w:rFonts w:ascii="Arial" w:cs="Arial" w:eastAsia="Arial" w:hAnsi="Arial"/>
@@ -1391,7 +1391,7 @@
       <w:pPr>
         <w:spacing w:after="25"/>
       </w:pPr>
-      <w:hyperlink w:history="1" r:id="rIdpbsfrgb_ugndsghsiioa0">
+      <w:hyperlink w:history="1" r:id="rIdzvyv6exr3efueztfpudzg">
         <w:r>
           <w:rPr>
             <w:rFonts w:ascii="Arial" w:cs="Arial" w:eastAsia="Arial" w:hAnsi="Arial"/>
@@ -1422,7 +1422,7 @@
       <w:pPr>
         <w:spacing w:after="35"/>
       </w:pPr>
-      <w:hyperlink w:history="1" r:id="rId0g7zvtmhg-toytnp6de-u">
+      <w:hyperlink w:history="1" r:id="rIdqhra6my5gwd7_wdwsyjoa">
         <w:r>
           <w:rPr>
             <w:rFonts w:ascii="Arial" w:cs="Arial" w:eastAsia="Arial" w:hAnsi="Arial"/>
@@ -1471,7 +1471,7 @@
       <w:pPr>
         <w:spacing w:after="35"/>
       </w:pPr>
-      <w:hyperlink w:history="1" r:id="rIdqlmrwkf0ywqzdi-vbvnrp">
+      <w:hyperlink w:history="1" r:id="rId8pvt_gzfr6xm4x3bpo_et">
         <w:r>
           <w:rPr>
             <w:rFonts w:ascii="Arial" w:cs="Arial" w:eastAsia="Arial" w:hAnsi="Arial"/>

--- a/public/downloads/wyatt-walsh-resume-single.docx
+++ b/public/downloads/wyatt-walsh-resume-single.docx
@@ -7,7 +7,7 @@
         <w:pStyle w:val="Title"/>
         <w:spacing w:after="75"/>
       </w:pPr>
-      <w:hyperlink w:history="1" r:id="rIdv3b3-fvpizespn9-pi0hj">
+      <w:hyperlink w:history="1" r:id="rId_i8ynmn9plb1-cxjevzln">
         <w:r>
           <w:rPr>
             <w:rFonts w:ascii="Arial" w:cs="Arial" w:eastAsia="Arial" w:hAnsi="Arial"/>
@@ -40,7 +40,7 @@
       <w:pPr>
         <w:spacing w:after="100"/>
       </w:pPr>
-      <w:hyperlink w:history="1" r:id="rIdqmebbpho3vcivuikhrtak">
+      <w:hyperlink w:history="1" r:id="rIdttym-c_or0fmjt0dckfl4">
         <w:r>
           <w:rPr>
             <w:rFonts w:ascii="Arial" w:cs="Arial" w:eastAsia="Arial" w:hAnsi="Arial"/>
@@ -61,7 +61,7 @@
         </w:rPr>
         <w:t xml:space="preserve"> | </w:t>
       </w:r>
-      <w:hyperlink w:history="1" r:id="rId8ea5ojwguybqyime0kbzh">
+      <w:hyperlink w:history="1" r:id="rIdydqhaje9ihwpz4xxxazwq">
         <w:r>
           <w:rPr>
             <w:rFonts w:ascii="Arial" w:cs="Arial" w:eastAsia="Arial" w:hAnsi="Arial"/>
@@ -100,7 +100,7 @@
         </w:rPr>
         <w:t xml:space="preserve"> | </w:t>
       </w:r>
-      <w:hyperlink w:history="1" r:id="rIdxia1awulplsggmfdtaidq">
+      <w:hyperlink w:history="1" r:id="rIdmg-euv-d0gnyogsip733m">
         <w:r>
           <w:rPr>
             <w:rFonts w:ascii="Arial" w:cs="Arial" w:eastAsia="Arial" w:hAnsi="Arial"/>
@@ -121,7 +121,7 @@
         </w:rPr>
         <w:t xml:space="preserve"> | </w:t>
       </w:r>
-      <w:hyperlink w:history="1" r:id="rId-_bjsrjwt3h6of7ps6wji">
+      <w:hyperlink w:history="1" r:id="rIde6t2ii6xirvcuqdvxv53w">
         <w:r>
           <w:rPr>
             <w:rFonts w:ascii="Arial" w:cs="Arial" w:eastAsia="Arial" w:hAnsi="Arial"/>
@@ -189,7 +189,7 @@
         </w:rPr>
         <w:t xml:space="preserve"> | </w:t>
       </w:r>
-      <w:hyperlink w:history="1" r:id="rId7uplrzl3v5hrfsmauc3dr">
+      <w:hyperlink w:history="1" r:id="rIdw-cquhbpfdx-fe5ary1ub">
         <w:r>
           <w:rPr>
             <w:rFonts w:ascii="Arial" w:cs="Arial" w:eastAsia="Arial" w:hAnsi="Arial"/>
@@ -314,7 +314,7 @@
         </w:rPr>
         <w:t xml:space="preserve"> | </w:t>
       </w:r>
-      <w:hyperlink w:history="1" r:id="rIdrmgmuhnygvxrjfeu0anlr">
+      <w:hyperlink w:history="1" r:id="rIdhgqn8t029u3rqn97_dmzw">
         <w:r>
           <w:rPr>
             <w:rFonts w:ascii="Arial" w:cs="Arial" w:eastAsia="Arial" w:hAnsi="Arial"/>
@@ -861,28 +861,28 @@
         </w:rPr>
         <w:t xml:space="preserve"> | </w:t>
       </w:r>
-      <w:hyperlink w:history="1" r:id="rIdqkxqwkeq7xnwm4qc1-ctv">
-        <w:r>
-          <w:rPr>
-            <w:rFonts w:ascii="Arial" w:cs="Arial" w:eastAsia="Arial" w:hAnsi="Arial"/>
-            <w:color w:val="2563EB"/>
-            <w:sz w:val="20"/>
-            <w:szCs w:val="20"/>
-            <w:u w:val="single" w:color="2563EB"/>
-          </w:rPr>
-          <w:t xml:space="preserve">Live site</w:t>
-        </w:r>
-      </w:hyperlink>
-      <w:r>
-        <w:rPr>
-          <w:rFonts w:ascii="Arial" w:cs="Arial" w:eastAsia="Arial" w:hAnsi="Arial"/>
-          <w:color w:val="475569"/>
-          <w:sz w:val="18"/>
-          <w:szCs w:val="18"/>
-        </w:rPr>
-        <w:t xml:space="preserve"> | </w:t>
-      </w:r>
-      <w:hyperlink w:history="1" r:id="rIddnlcwwf_u3obys-ie0wup">
+      <w:hyperlink w:history="1" r:id="rIdgjrtaxvwtrhpuucubcmvb">
+        <w:r>
+          <w:rPr>
+            <w:rFonts w:ascii="Arial" w:cs="Arial" w:eastAsia="Arial" w:hAnsi="Arial"/>
+            <w:color w:val="2563EB"/>
+            <w:sz w:val="20"/>
+            <w:szCs w:val="20"/>
+            <w:u w:val="single" w:color="2563EB"/>
+          </w:rPr>
+          <w:t xml:space="preserve">Docs</w:t>
+        </w:r>
+      </w:hyperlink>
+      <w:r>
+        <w:rPr>
+          <w:rFonts w:ascii="Arial" w:cs="Arial" w:eastAsia="Arial" w:hAnsi="Arial"/>
+          <w:color w:val="475569"/>
+          <w:sz w:val="18"/>
+          <w:szCs w:val="18"/>
+        </w:rPr>
+        <w:t xml:space="preserve"> | </w:t>
+      </w:r>
+      <w:hyperlink w:history="1" r:id="rIdmaptvk6h6xrdflh5zv9ao">
         <w:r>
           <w:rPr>
             <w:rFonts w:ascii="Arial" w:cs="Arial" w:eastAsia="Arial" w:hAnsi="Arial"/>
@@ -971,7 +971,7 @@
         </w:rPr>
         <w:t xml:space="preserve"> | </w:t>
       </w:r>
-      <w:hyperlink w:history="1" r:id="rIdwdxfn0hbogrzu1-ic_iiw">
+      <w:hyperlink w:history="1" r:id="rIdipkmcryjytjmic0njho9h">
         <w:r>
           <w:rPr>
             <w:rFonts w:ascii="Arial" w:cs="Arial" w:eastAsia="Arial" w:hAnsi="Arial"/>
@@ -992,7 +992,7 @@
         </w:rPr>
         <w:t xml:space="preserve"> | </w:t>
       </w:r>
-      <w:hyperlink w:history="1" r:id="rIdfvnt0hpxzyltzlkmsad5u">
+      <w:hyperlink w:history="1" r:id="rIdbm8ab0r6fciyhicvdodcj">
         <w:r>
           <w:rPr>
             <w:rFonts w:ascii="Arial" w:cs="Arial" w:eastAsia="Arial" w:hAnsi="Arial"/>
@@ -1013,7 +1013,7 @@
         </w:rPr>
         <w:t xml:space="preserve"> | </w:t>
       </w:r>
-      <w:hyperlink w:history="1" r:id="rIda7-z-o3aqlskbqmm22b08">
+      <w:hyperlink w:history="1" r:id="rIdiej2vqlymvevzt-0fkxpf">
         <w:r>
           <w:rPr>
             <w:rFonts w:ascii="Arial" w:cs="Arial" w:eastAsia="Arial" w:hAnsi="Arial"/>
@@ -1102,28 +1102,28 @@
         </w:rPr>
         <w:t xml:space="preserve"> | </w:t>
       </w:r>
-      <w:hyperlink w:history="1" r:id="rId2xr8aahbwpxln_h7hjih4">
-        <w:r>
-          <w:rPr>
-            <w:rFonts w:ascii="Arial" w:cs="Arial" w:eastAsia="Arial" w:hAnsi="Arial"/>
-            <w:color w:val="2563EB"/>
-            <w:sz w:val="20"/>
-            <w:szCs w:val="20"/>
-            <w:u w:val="single" w:color="2563EB"/>
-          </w:rPr>
-          <w:t xml:space="preserve">Live site</w:t>
-        </w:r>
-      </w:hyperlink>
-      <w:r>
-        <w:rPr>
-          <w:rFonts w:ascii="Arial" w:cs="Arial" w:eastAsia="Arial" w:hAnsi="Arial"/>
-          <w:color w:val="475569"/>
-          <w:sz w:val="18"/>
-          <w:szCs w:val="18"/>
-        </w:rPr>
-        <w:t xml:space="preserve"> | </w:t>
-      </w:r>
-      <w:hyperlink w:history="1" r:id="rId_tdaurifdbtdxqov3cstj">
+      <w:hyperlink w:history="1" r:id="rId3fnzhiwe6pwneuscf14wf">
+        <w:r>
+          <w:rPr>
+            <w:rFonts w:ascii="Arial" w:cs="Arial" w:eastAsia="Arial" w:hAnsi="Arial"/>
+            <w:color w:val="2563EB"/>
+            <w:sz w:val="20"/>
+            <w:szCs w:val="20"/>
+            <w:u w:val="single" w:color="2563EB"/>
+          </w:rPr>
+          <w:t xml:space="preserve">Docs</w:t>
+        </w:r>
+      </w:hyperlink>
+      <w:r>
+        <w:rPr>
+          <w:rFonts w:ascii="Arial" w:cs="Arial" w:eastAsia="Arial" w:hAnsi="Arial"/>
+          <w:color w:val="475569"/>
+          <w:sz w:val="18"/>
+          <w:szCs w:val="18"/>
+        </w:rPr>
+        <w:t xml:space="preserve"> | </w:t>
+      </w:r>
+      <w:hyperlink w:history="1" r:id="rIdedkkvj3ric0-6ajadikec">
         <w:r>
           <w:rPr>
             <w:rFonts w:ascii="Arial" w:cs="Arial" w:eastAsia="Arial" w:hAnsi="Arial"/>
@@ -1212,7 +1212,7 @@
         </w:rPr>
         <w:t xml:space="preserve"> | </w:t>
       </w:r>
-      <w:hyperlink w:history="1" r:id="rIdr1diijnhwbfshbx8xjgkf">
+      <w:hyperlink w:history="1" r:id="rIdq_icr0gzcihhz99-2f1hj">
         <w:r>
           <w:rPr>
             <w:rFonts w:ascii="Arial" w:cs="Arial" w:eastAsia="Arial" w:hAnsi="Arial"/>
@@ -1233,7 +1233,7 @@
         </w:rPr>
         <w:t xml:space="preserve"> | </w:t>
       </w:r>
-      <w:hyperlink w:history="1" r:id="rIdtcmzbawkwyekc_wlmvbrc">
+      <w:hyperlink w:history="1" r:id="rIdifvqc7n_tyqkvlfocdr9e">
         <w:r>
           <w:rPr>
             <w:rFonts w:ascii="Arial" w:cs="Arial" w:eastAsia="Arial" w:hAnsi="Arial"/>
@@ -1335,7 +1335,7 @@
       <w:pPr>
         <w:spacing w:after="25"/>
       </w:pPr>
-      <w:hyperlink w:history="1" r:id="rIdcdyfesmhiyr68lmlsgdho">
+      <w:hyperlink w:history="1" r:id="rIdczamq1rmtqegzb7abd9pm">
         <w:r>
           <w:rPr>
             <w:rFonts w:ascii="Arial" w:cs="Arial" w:eastAsia="Arial" w:hAnsi="Arial"/>
@@ -1391,7 +1391,7 @@
       <w:pPr>
         <w:spacing w:after="25"/>
       </w:pPr>
-      <w:hyperlink w:history="1" r:id="rIdzvyv6exr3efueztfpudzg">
+      <w:hyperlink w:history="1" r:id="rIddlkwuwlsqsasyhtuekmzh">
         <w:r>
           <w:rPr>
             <w:rFonts w:ascii="Arial" w:cs="Arial" w:eastAsia="Arial" w:hAnsi="Arial"/>
@@ -1422,7 +1422,7 @@
       <w:pPr>
         <w:spacing w:after="35"/>
       </w:pPr>
-      <w:hyperlink w:history="1" r:id="rIdqhra6my5gwd7_wdwsyjoa">
+      <w:hyperlink w:history="1" r:id="rIdupvt8lb6n3z6_bhsifcud">
         <w:r>
           <w:rPr>
             <w:rFonts w:ascii="Arial" w:cs="Arial" w:eastAsia="Arial" w:hAnsi="Arial"/>
@@ -1471,7 +1471,7 @@
       <w:pPr>
         <w:spacing w:after="35"/>
       </w:pPr>
-      <w:hyperlink w:history="1" r:id="rId8pvt_gzfr6xm4x3bpo_et">
+      <w:hyperlink w:history="1" r:id="rIdwvj6uxjkswvje4qhm-1jz">
         <w:r>
           <w:rPr>
             <w:rFonts w:ascii="Arial" w:cs="Arial" w:eastAsia="Arial" w:hAnsi="Arial"/>

--- a/public/downloads/wyatt-walsh-resume-single.docx
+++ b/public/downloads/wyatt-walsh-resume-single.docx
@@ -7,7 +7,7 @@
         <w:pStyle w:val="Title"/>
         <w:spacing w:after="75"/>
       </w:pPr>
-      <w:hyperlink w:history="1" r:id="rId_i8ynmn9plb1-cxjevzln">
+      <w:hyperlink w:history="1" r:id="rIdcszyfzs0dh0c4tlx81ope">
         <w:r>
           <w:rPr>
             <w:rFonts w:ascii="Arial" w:cs="Arial" w:eastAsia="Arial" w:hAnsi="Arial"/>
@@ -40,7 +40,7 @@
       <w:pPr>
         <w:spacing w:after="100"/>
       </w:pPr>
-      <w:hyperlink w:history="1" r:id="rIdttym-c_or0fmjt0dckfl4">
+      <w:hyperlink w:history="1" r:id="rIdh2ewuthvswnrbrh91njgg">
         <w:r>
           <w:rPr>
             <w:rFonts w:ascii="Arial" w:cs="Arial" w:eastAsia="Arial" w:hAnsi="Arial"/>
@@ -61,7 +61,7 @@
         </w:rPr>
         <w:t xml:space="preserve"> | </w:t>
       </w:r>
-      <w:hyperlink w:history="1" r:id="rIdydqhaje9ihwpz4xxxazwq">
+      <w:hyperlink w:history="1" r:id="rId14ikh_gysqle2eq2wgafx">
         <w:r>
           <w:rPr>
             <w:rFonts w:ascii="Arial" w:cs="Arial" w:eastAsia="Arial" w:hAnsi="Arial"/>
@@ -100,7 +100,7 @@
         </w:rPr>
         <w:t xml:space="preserve"> | </w:t>
       </w:r>
-      <w:hyperlink w:history="1" r:id="rIdmg-euv-d0gnyogsip733m">
+      <w:hyperlink w:history="1" r:id="rIdkgsc0zez7ipqlblxp_d2g">
         <w:r>
           <w:rPr>
             <w:rFonts w:ascii="Arial" w:cs="Arial" w:eastAsia="Arial" w:hAnsi="Arial"/>
@@ -121,7 +121,7 @@
         </w:rPr>
         <w:t xml:space="preserve"> | </w:t>
       </w:r>
-      <w:hyperlink w:history="1" r:id="rIde6t2ii6xirvcuqdvxv53w">
+      <w:hyperlink w:history="1" r:id="rIddpro5zmjsavih70bw1ojj">
         <w:r>
           <w:rPr>
             <w:rFonts w:ascii="Arial" w:cs="Arial" w:eastAsia="Arial" w:hAnsi="Arial"/>
@@ -189,7 +189,7 @@
         </w:rPr>
         <w:t xml:space="preserve"> | </w:t>
       </w:r>
-      <w:hyperlink w:history="1" r:id="rIdw-cquhbpfdx-fe5ary1ub">
+      <w:hyperlink w:history="1" r:id="rIdcbagnkonqcmkuypqtyljv">
         <w:r>
           <w:rPr>
             <w:rFonts w:ascii="Arial" w:cs="Arial" w:eastAsia="Arial" w:hAnsi="Arial"/>
@@ -314,7 +314,7 @@
         </w:rPr>
         <w:t xml:space="preserve"> | </w:t>
       </w:r>
-      <w:hyperlink w:history="1" r:id="rIdhgqn8t029u3rqn97_dmzw">
+      <w:hyperlink w:history="1" r:id="rIdfpgfxz1e8qdrmynmh1agx">
         <w:r>
           <w:rPr>
             <w:rFonts w:ascii="Arial" w:cs="Arial" w:eastAsia="Arial" w:hAnsi="Arial"/>
@@ -861,7 +861,7 @@
         </w:rPr>
         <w:t xml:space="preserve"> | </w:t>
       </w:r>
-      <w:hyperlink w:history="1" r:id="rIdgjrtaxvwtrhpuucubcmvb">
+      <w:hyperlink w:history="1" r:id="rIdxueepx6hkmsp2j9xtjzti">
         <w:r>
           <w:rPr>
             <w:rFonts w:ascii="Arial" w:cs="Arial" w:eastAsia="Arial" w:hAnsi="Arial"/>
@@ -882,7 +882,7 @@
         </w:rPr>
         <w:t xml:space="preserve"> | </w:t>
       </w:r>
-      <w:hyperlink w:history="1" r:id="rIdmaptvk6h6xrdflh5zv9ao">
+      <w:hyperlink w:history="1" r:id="rIdd1okcvgtbvspgjnopmval">
         <w:r>
           <w:rPr>
             <w:rFonts w:ascii="Arial" w:cs="Arial" w:eastAsia="Arial" w:hAnsi="Arial"/>
@@ -971,7 +971,7 @@
         </w:rPr>
         <w:t xml:space="preserve"> | </w:t>
       </w:r>
-      <w:hyperlink w:history="1" r:id="rIdipkmcryjytjmic0njho9h">
+      <w:hyperlink w:history="1" r:id="rId_ytiu6hnposdzvjk1wd-3">
         <w:r>
           <w:rPr>
             <w:rFonts w:ascii="Arial" w:cs="Arial" w:eastAsia="Arial" w:hAnsi="Arial"/>
@@ -992,7 +992,7 @@
         </w:rPr>
         <w:t xml:space="preserve"> | </w:t>
       </w:r>
-      <w:hyperlink w:history="1" r:id="rIdbm8ab0r6fciyhicvdodcj">
+      <w:hyperlink w:history="1" r:id="rIdxrgsku5la1bqvxj4kjof0">
         <w:r>
           <w:rPr>
             <w:rFonts w:ascii="Arial" w:cs="Arial" w:eastAsia="Arial" w:hAnsi="Arial"/>
@@ -1013,7 +1013,7 @@
         </w:rPr>
         <w:t xml:space="preserve"> | </w:t>
       </w:r>
-      <w:hyperlink w:history="1" r:id="rIdiej2vqlymvevzt-0fkxpf">
+      <w:hyperlink w:history="1" r:id="rIdppur56mqrzlzohexmbv6a">
         <w:r>
           <w:rPr>
             <w:rFonts w:ascii="Arial" w:cs="Arial" w:eastAsia="Arial" w:hAnsi="Arial"/>
@@ -1102,7 +1102,7 @@
         </w:rPr>
         <w:t xml:space="preserve"> | </w:t>
       </w:r>
-      <w:hyperlink w:history="1" r:id="rId3fnzhiwe6pwneuscf14wf">
+      <w:hyperlink w:history="1" r:id="rIdwzyda7oecnrunylog6jwk">
         <w:r>
           <w:rPr>
             <w:rFonts w:ascii="Arial" w:cs="Arial" w:eastAsia="Arial" w:hAnsi="Arial"/>
@@ -1123,7 +1123,7 @@
         </w:rPr>
         <w:t xml:space="preserve"> | </w:t>
       </w:r>
-      <w:hyperlink w:history="1" r:id="rIdedkkvj3ric0-6ajadikec">
+      <w:hyperlink w:history="1" r:id="rIdkzv6_ere6cwmn_7hbbplc">
         <w:r>
           <w:rPr>
             <w:rFonts w:ascii="Arial" w:cs="Arial" w:eastAsia="Arial" w:hAnsi="Arial"/>
@@ -1212,7 +1212,7 @@
         </w:rPr>
         <w:t xml:space="preserve"> | </w:t>
       </w:r>
-      <w:hyperlink w:history="1" r:id="rIdq_icr0gzcihhz99-2f1hj">
+      <w:hyperlink w:history="1" r:id="rId68xnha_audmawrpxnu5km">
         <w:r>
           <w:rPr>
             <w:rFonts w:ascii="Arial" w:cs="Arial" w:eastAsia="Arial" w:hAnsi="Arial"/>
@@ -1233,7 +1233,7 @@
         </w:rPr>
         <w:t xml:space="preserve"> | </w:t>
       </w:r>
-      <w:hyperlink w:history="1" r:id="rIdifvqc7n_tyqkvlfocdr9e">
+      <w:hyperlink w:history="1" r:id="rId5e18tcp2nf0gytiajb8tb">
         <w:r>
           <w:rPr>
             <w:rFonts w:ascii="Arial" w:cs="Arial" w:eastAsia="Arial" w:hAnsi="Arial"/>
@@ -1335,7 +1335,7 @@
       <w:pPr>
         <w:spacing w:after="25"/>
       </w:pPr>
-      <w:hyperlink w:history="1" r:id="rIdczamq1rmtqegzb7abd9pm">
+      <w:hyperlink w:history="1" r:id="rIdab4k0wv66mzgb1slqwmuo">
         <w:r>
           <w:rPr>
             <w:rFonts w:ascii="Arial" w:cs="Arial" w:eastAsia="Arial" w:hAnsi="Arial"/>
@@ -1391,7 +1391,7 @@
       <w:pPr>
         <w:spacing w:after="25"/>
       </w:pPr>
-      <w:hyperlink w:history="1" r:id="rIddlkwuwlsqsasyhtuekmzh">
+      <w:hyperlink w:history="1" r:id="rIdgrashu28hlvyctoqh9pch">
         <w:r>
           <w:rPr>
             <w:rFonts w:ascii="Arial" w:cs="Arial" w:eastAsia="Arial" w:hAnsi="Arial"/>
@@ -1422,7 +1422,7 @@
       <w:pPr>
         <w:spacing w:after="35"/>
       </w:pPr>
-      <w:hyperlink w:history="1" r:id="rIdupvt8lb6n3z6_bhsifcud">
+      <w:hyperlink w:history="1" r:id="rIdjc9k6gpjcxupqkd0qznxb">
         <w:r>
           <w:rPr>
             <w:rFonts w:ascii="Arial" w:cs="Arial" w:eastAsia="Arial" w:hAnsi="Arial"/>
@@ -1471,7 +1471,7 @@
       <w:pPr>
         <w:spacing w:after="35"/>
       </w:pPr>
-      <w:hyperlink w:history="1" r:id="rIdwvj6uxjkswvje4qhm-1jz">
+      <w:hyperlink w:history="1" r:id="rIdqvqwbo1kc2ncaqwwypnhh">
         <w:r>
           <w:rPr>
             <w:rFonts w:ascii="Arial" w:cs="Arial" w:eastAsia="Arial" w:hAnsi="Arial"/>

--- a/public/downloads/wyatt-walsh-resume-single.docx
+++ b/public/downloads/wyatt-walsh-resume-single.docx
@@ -7,7 +7,7 @@
         <w:pStyle w:val="Title"/>
         <w:spacing w:after="75"/>
       </w:pPr>
-      <w:hyperlink w:history="1" r:id="rIdcszyfzs0dh0c4tlx81ope">
+      <w:hyperlink w:history="1" r:id="rIdtfn9ahj-f86ssdjtthoyv">
         <w:r>
           <w:rPr>
             <w:rFonts w:ascii="Arial" w:cs="Arial" w:eastAsia="Arial" w:hAnsi="Arial"/>
@@ -40,7 +40,7 @@
       <w:pPr>
         <w:spacing w:after="100"/>
       </w:pPr>
-      <w:hyperlink w:history="1" r:id="rIdh2ewuthvswnrbrh91njgg">
+      <w:hyperlink w:history="1" r:id="rIdrczpu2povcs8wzrdbjdop">
         <w:r>
           <w:rPr>
             <w:rFonts w:ascii="Arial" w:cs="Arial" w:eastAsia="Arial" w:hAnsi="Arial"/>
@@ -61,7 +61,7 @@
         </w:rPr>
         <w:t xml:space="preserve"> | </w:t>
       </w:r>
-      <w:hyperlink w:history="1" r:id="rId14ikh_gysqle2eq2wgafx">
+      <w:hyperlink w:history="1" r:id="rIdjtoccte8x9hfa9babuuv2">
         <w:r>
           <w:rPr>
             <w:rFonts w:ascii="Arial" w:cs="Arial" w:eastAsia="Arial" w:hAnsi="Arial"/>
@@ -100,7 +100,7 @@
         </w:rPr>
         <w:t xml:space="preserve"> | </w:t>
       </w:r>
-      <w:hyperlink w:history="1" r:id="rIdkgsc0zez7ipqlblxp_d2g">
+      <w:hyperlink w:history="1" r:id="rIdas9qei_zfhkqnbxrnibw7">
         <w:r>
           <w:rPr>
             <w:rFonts w:ascii="Arial" w:cs="Arial" w:eastAsia="Arial" w:hAnsi="Arial"/>
@@ -121,7 +121,7 @@
         </w:rPr>
         <w:t xml:space="preserve"> | </w:t>
       </w:r>
-      <w:hyperlink w:history="1" r:id="rIddpro5zmjsavih70bw1ojj">
+      <w:hyperlink w:history="1" r:id="rIdrqwp8zd8kbtxi5mbdmvrc">
         <w:r>
           <w:rPr>
             <w:rFonts w:ascii="Arial" w:cs="Arial" w:eastAsia="Arial" w:hAnsi="Arial"/>
@@ -189,7 +189,7 @@
         </w:rPr>
         <w:t xml:space="preserve"> | </w:t>
       </w:r>
-      <w:hyperlink w:history="1" r:id="rIdcbagnkonqcmkuypqtyljv">
+      <w:hyperlink w:history="1" r:id="rIdkx-ziiayb6s1frnwvznpw">
         <w:r>
           <w:rPr>
             <w:rFonts w:ascii="Arial" w:cs="Arial" w:eastAsia="Arial" w:hAnsi="Arial"/>
@@ -314,7 +314,7 @@
         </w:rPr>
         <w:t xml:space="preserve"> | </w:t>
       </w:r>
-      <w:hyperlink w:history="1" r:id="rIdfpgfxz1e8qdrmynmh1agx">
+      <w:hyperlink w:history="1" r:id="rIdwmmn5hzngvxpqhdccjyew">
         <w:r>
           <w:rPr>
             <w:rFonts w:ascii="Arial" w:cs="Arial" w:eastAsia="Arial" w:hAnsi="Arial"/>
@@ -861,7 +861,7 @@
         </w:rPr>
         <w:t xml:space="preserve"> | </w:t>
       </w:r>
-      <w:hyperlink w:history="1" r:id="rIdxueepx6hkmsp2j9xtjzti">
+      <w:hyperlink w:history="1" r:id="rIdue74z-neu_loubgw0j6da">
         <w:r>
           <w:rPr>
             <w:rFonts w:ascii="Arial" w:cs="Arial" w:eastAsia="Arial" w:hAnsi="Arial"/>
@@ -882,7 +882,7 @@
         </w:rPr>
         <w:t xml:space="preserve"> | </w:t>
       </w:r>
-      <w:hyperlink w:history="1" r:id="rIdd1okcvgtbvspgjnopmval">
+      <w:hyperlink w:history="1" r:id="rIdpjtnek6zspwhpumyxjyzc">
         <w:r>
           <w:rPr>
             <w:rFonts w:ascii="Arial" w:cs="Arial" w:eastAsia="Arial" w:hAnsi="Arial"/>
@@ -971,7 +971,7 @@
         </w:rPr>
         <w:t xml:space="preserve"> | </w:t>
       </w:r>
-      <w:hyperlink w:history="1" r:id="rId_ytiu6hnposdzvjk1wd-3">
+      <w:hyperlink w:history="1" r:id="rIdl1u6twz4urltab9uyy178">
         <w:r>
           <w:rPr>
             <w:rFonts w:ascii="Arial" w:cs="Arial" w:eastAsia="Arial" w:hAnsi="Arial"/>
@@ -992,7 +992,7 @@
         </w:rPr>
         <w:t xml:space="preserve"> | </w:t>
       </w:r>
-      <w:hyperlink w:history="1" r:id="rIdxrgsku5la1bqvxj4kjof0">
+      <w:hyperlink w:history="1" r:id="rId_q1i9erfu5nvg8cybteqg">
         <w:r>
           <w:rPr>
             <w:rFonts w:ascii="Arial" w:cs="Arial" w:eastAsia="Arial" w:hAnsi="Arial"/>
@@ -1013,7 +1013,7 @@
         </w:rPr>
         <w:t xml:space="preserve"> | </w:t>
       </w:r>
-      <w:hyperlink w:history="1" r:id="rIdppur56mqrzlzohexmbv6a">
+      <w:hyperlink w:history="1" r:id="rIdo9sdmonvvsykemsta3bvz">
         <w:r>
           <w:rPr>
             <w:rFonts w:ascii="Arial" w:cs="Arial" w:eastAsia="Arial" w:hAnsi="Arial"/>
@@ -1102,7 +1102,7 @@
         </w:rPr>
         <w:t xml:space="preserve"> | </w:t>
       </w:r>
-      <w:hyperlink w:history="1" r:id="rIdwzyda7oecnrunylog6jwk">
+      <w:hyperlink w:history="1" r:id="rIdtoes1h6lkr3iy4gd_vfoy">
         <w:r>
           <w:rPr>
             <w:rFonts w:ascii="Arial" w:cs="Arial" w:eastAsia="Arial" w:hAnsi="Arial"/>
@@ -1123,7 +1123,7 @@
         </w:rPr>
         <w:t xml:space="preserve"> | </w:t>
       </w:r>
-      <w:hyperlink w:history="1" r:id="rIdkzv6_ere6cwmn_7hbbplc">
+      <w:hyperlink w:history="1" r:id="rIdjl4kftodj600hjkcjnmnj">
         <w:r>
           <w:rPr>
             <w:rFonts w:ascii="Arial" w:cs="Arial" w:eastAsia="Arial" w:hAnsi="Arial"/>
@@ -1212,7 +1212,7 @@
         </w:rPr>
         <w:t xml:space="preserve"> | </w:t>
       </w:r>
-      <w:hyperlink w:history="1" r:id="rId68xnha_audmawrpxnu5km">
+      <w:hyperlink w:history="1" r:id="rId5el7cgmkj5xirynz25lui">
         <w:r>
           <w:rPr>
             <w:rFonts w:ascii="Arial" w:cs="Arial" w:eastAsia="Arial" w:hAnsi="Arial"/>
@@ -1233,7 +1233,7 @@
         </w:rPr>
         <w:t xml:space="preserve"> | </w:t>
       </w:r>
-      <w:hyperlink w:history="1" r:id="rId5e18tcp2nf0gytiajb8tb">
+      <w:hyperlink w:history="1" r:id="rId4ez4evmn_ryuro4rm-wyj">
         <w:r>
           <w:rPr>
             <w:rFonts w:ascii="Arial" w:cs="Arial" w:eastAsia="Arial" w:hAnsi="Arial"/>
@@ -1335,7 +1335,7 @@
       <w:pPr>
         <w:spacing w:after="25"/>
       </w:pPr>
-      <w:hyperlink w:history="1" r:id="rIdab4k0wv66mzgb1slqwmuo">
+      <w:hyperlink w:history="1" r:id="rIdvg9_muvd9ddtcphn9a6km">
         <w:r>
           <w:rPr>
             <w:rFonts w:ascii="Arial" w:cs="Arial" w:eastAsia="Arial" w:hAnsi="Arial"/>
@@ -1391,7 +1391,7 @@
       <w:pPr>
         <w:spacing w:after="25"/>
       </w:pPr>
-      <w:hyperlink w:history="1" r:id="rIdgrashu28hlvyctoqh9pch">
+      <w:hyperlink w:history="1" r:id="rIduywx9wwikb1fpmxop2y4x">
         <w:r>
           <w:rPr>
             <w:rFonts w:ascii="Arial" w:cs="Arial" w:eastAsia="Arial" w:hAnsi="Arial"/>
@@ -1422,7 +1422,7 @@
       <w:pPr>
         <w:spacing w:after="35"/>
       </w:pPr>
-      <w:hyperlink w:history="1" r:id="rIdjc9k6gpjcxupqkd0qznxb">
+      <w:hyperlink w:history="1" r:id="rId62zu_5tpcorspwkl25cpc">
         <w:r>
           <w:rPr>
             <w:rFonts w:ascii="Arial" w:cs="Arial" w:eastAsia="Arial" w:hAnsi="Arial"/>
@@ -1471,7 +1471,7 @@
       <w:pPr>
         <w:spacing w:after="35"/>
       </w:pPr>
-      <w:hyperlink w:history="1" r:id="rIdqvqwbo1kc2ncaqwwypnhh">
+      <w:hyperlink w:history="1" r:id="rIdbm0_pezxgqrzeknxgb3i-">
         <w:r>
           <w:rPr>
             <w:rFonts w:ascii="Arial" w:cs="Arial" w:eastAsia="Arial" w:hAnsi="Arial"/>

--- a/public/downloads/wyatt-walsh-resume-single.docx
+++ b/public/downloads/wyatt-walsh-resume-single.docx
@@ -7,7 +7,7 @@
         <w:pStyle w:val="Title"/>
         <w:spacing w:after="75"/>
       </w:pPr>
-      <w:hyperlink w:history="1" r:id="rIdtfn9ahj-f86ssdjtthoyv">
+      <w:hyperlink w:history="1" r:id="rIdgmrdrjxgk43cniquqn1bs">
         <w:r>
           <w:rPr>
             <w:rFonts w:ascii="Arial" w:cs="Arial" w:eastAsia="Arial" w:hAnsi="Arial"/>
@@ -40,7 +40,7 @@
       <w:pPr>
         <w:spacing w:after="100"/>
       </w:pPr>
-      <w:hyperlink w:history="1" r:id="rIdrczpu2povcs8wzrdbjdop">
+      <w:hyperlink w:history="1" r:id="rIdxjbkt7zoxmttx54jxdbsl">
         <w:r>
           <w:rPr>
             <w:rFonts w:ascii="Arial" w:cs="Arial" w:eastAsia="Arial" w:hAnsi="Arial"/>
@@ -61,7 +61,7 @@
         </w:rPr>
         <w:t xml:space="preserve"> | </w:t>
       </w:r>
-      <w:hyperlink w:history="1" r:id="rIdjtoccte8x9hfa9babuuv2">
+      <w:hyperlink w:history="1" r:id="rIdhwo3qubs1s17nroeoa1tw">
         <w:r>
           <w:rPr>
             <w:rFonts w:ascii="Arial" w:cs="Arial" w:eastAsia="Arial" w:hAnsi="Arial"/>
@@ -100,7 +100,7 @@
         </w:rPr>
         <w:t xml:space="preserve"> | </w:t>
       </w:r>
-      <w:hyperlink w:history="1" r:id="rIdas9qei_zfhkqnbxrnibw7">
+      <w:hyperlink w:history="1" r:id="rIdk1rmp5d-bxbzjppxwobxm">
         <w:r>
           <w:rPr>
             <w:rFonts w:ascii="Arial" w:cs="Arial" w:eastAsia="Arial" w:hAnsi="Arial"/>
@@ -121,7 +121,7 @@
         </w:rPr>
         <w:t xml:space="preserve"> | </w:t>
       </w:r>
-      <w:hyperlink w:history="1" r:id="rIdrqwp8zd8kbtxi5mbdmvrc">
+      <w:hyperlink w:history="1" r:id="rIdz9pceia_2nstqpwfhjqgs">
         <w:r>
           <w:rPr>
             <w:rFonts w:ascii="Arial" w:cs="Arial" w:eastAsia="Arial" w:hAnsi="Arial"/>
@@ -189,7 +189,7 @@
         </w:rPr>
         <w:t xml:space="preserve"> | </w:t>
       </w:r>
-      <w:hyperlink w:history="1" r:id="rIdkx-ziiayb6s1frnwvznpw">
+      <w:hyperlink w:history="1" r:id="rIdi39aanx4bvksggqz7ns1x">
         <w:r>
           <w:rPr>
             <w:rFonts w:ascii="Arial" w:cs="Arial" w:eastAsia="Arial" w:hAnsi="Arial"/>
@@ -314,7 +314,7 @@
         </w:rPr>
         <w:t xml:space="preserve"> | </w:t>
       </w:r>
-      <w:hyperlink w:history="1" r:id="rIdwmmn5hzngvxpqhdccjyew">
+      <w:hyperlink w:history="1" r:id="rIds59f41mbxg1v7s8fqe8j3">
         <w:r>
           <w:rPr>
             <w:rFonts w:ascii="Arial" w:cs="Arial" w:eastAsia="Arial" w:hAnsi="Arial"/>
@@ -861,7 +861,7 @@
         </w:rPr>
         <w:t xml:space="preserve"> | </w:t>
       </w:r>
-      <w:hyperlink w:history="1" r:id="rIdue74z-neu_loubgw0j6da">
+      <w:hyperlink w:history="1" r:id="rIdbe5kievnputstqvniidn5">
         <w:r>
           <w:rPr>
             <w:rFonts w:ascii="Arial" w:cs="Arial" w:eastAsia="Arial" w:hAnsi="Arial"/>
@@ -882,7 +882,7 @@
         </w:rPr>
         <w:t xml:space="preserve"> | </w:t>
       </w:r>
-      <w:hyperlink w:history="1" r:id="rIdpjtnek6zspwhpumyxjyzc">
+      <w:hyperlink w:history="1" r:id="rId0ho-0g_a4epk5jpdi_8jm">
         <w:r>
           <w:rPr>
             <w:rFonts w:ascii="Arial" w:cs="Arial" w:eastAsia="Arial" w:hAnsi="Arial"/>
@@ -971,7 +971,7 @@
         </w:rPr>
         <w:t xml:space="preserve"> | </w:t>
       </w:r>
-      <w:hyperlink w:history="1" r:id="rIdl1u6twz4urltab9uyy178">
+      <w:hyperlink w:history="1" r:id="rIdmmxxcyxn4qee0-4aaxelw">
         <w:r>
           <w:rPr>
             <w:rFonts w:ascii="Arial" w:cs="Arial" w:eastAsia="Arial" w:hAnsi="Arial"/>
@@ -992,7 +992,7 @@
         </w:rPr>
         <w:t xml:space="preserve"> | </w:t>
       </w:r>
-      <w:hyperlink w:history="1" r:id="rId_q1i9erfu5nvg8cybteqg">
+      <w:hyperlink w:history="1" r:id="rIdhm0izppdy6jyfbr7bdozh">
         <w:r>
           <w:rPr>
             <w:rFonts w:ascii="Arial" w:cs="Arial" w:eastAsia="Arial" w:hAnsi="Arial"/>
@@ -1013,7 +1013,7 @@
         </w:rPr>
         <w:t xml:space="preserve"> | </w:t>
       </w:r>
-      <w:hyperlink w:history="1" r:id="rIdo9sdmonvvsykemsta3bvz">
+      <w:hyperlink w:history="1" r:id="rId6b_bbuobniaxjffgnnqoj">
         <w:r>
           <w:rPr>
             <w:rFonts w:ascii="Arial" w:cs="Arial" w:eastAsia="Arial" w:hAnsi="Arial"/>
@@ -1102,7 +1102,7 @@
         </w:rPr>
         <w:t xml:space="preserve"> | </w:t>
       </w:r>
-      <w:hyperlink w:history="1" r:id="rIdtoes1h6lkr3iy4gd_vfoy">
+      <w:hyperlink w:history="1" r:id="rIdevsi-xkjehabha3jlk3kc">
         <w:r>
           <w:rPr>
             <w:rFonts w:ascii="Arial" w:cs="Arial" w:eastAsia="Arial" w:hAnsi="Arial"/>
@@ -1123,7 +1123,7 @@
         </w:rPr>
         <w:t xml:space="preserve"> | </w:t>
       </w:r>
-      <w:hyperlink w:history="1" r:id="rIdjl4kftodj600hjkcjnmnj">
+      <w:hyperlink w:history="1" r:id="rIdqwj1urhetmbxbwz2idixz">
         <w:r>
           <w:rPr>
             <w:rFonts w:ascii="Arial" w:cs="Arial" w:eastAsia="Arial" w:hAnsi="Arial"/>
@@ -1212,7 +1212,7 @@
         </w:rPr>
         <w:t xml:space="preserve"> | </w:t>
       </w:r>
-      <w:hyperlink w:history="1" r:id="rId5el7cgmkj5xirynz25lui">
+      <w:hyperlink w:history="1" r:id="rId0gxfd37tqvr3yzm8p0i26">
         <w:r>
           <w:rPr>
             <w:rFonts w:ascii="Arial" w:cs="Arial" w:eastAsia="Arial" w:hAnsi="Arial"/>
@@ -1233,7 +1233,7 @@
         </w:rPr>
         <w:t xml:space="preserve"> | </w:t>
       </w:r>
-      <w:hyperlink w:history="1" r:id="rId4ez4evmn_ryuro4rm-wyj">
+      <w:hyperlink w:history="1" r:id="rIdqhcdjkqksytxrfgf5w9mz">
         <w:r>
           <w:rPr>
             <w:rFonts w:ascii="Arial" w:cs="Arial" w:eastAsia="Arial" w:hAnsi="Arial"/>
@@ -1335,7 +1335,7 @@
       <w:pPr>
         <w:spacing w:after="25"/>
       </w:pPr>
-      <w:hyperlink w:history="1" r:id="rIdvg9_muvd9ddtcphn9a6km">
+      <w:hyperlink w:history="1" r:id="rIdgukayhrtncsaj4bwzeixy">
         <w:r>
           <w:rPr>
             <w:rFonts w:ascii="Arial" w:cs="Arial" w:eastAsia="Arial" w:hAnsi="Arial"/>
@@ -1391,7 +1391,7 @@
       <w:pPr>
         <w:spacing w:after="25"/>
       </w:pPr>
-      <w:hyperlink w:history="1" r:id="rIduywx9wwikb1fpmxop2y4x">
+      <w:hyperlink w:history="1" r:id="rIdhw1ubefzc6_4exykvhiuy">
         <w:r>
           <w:rPr>
             <w:rFonts w:ascii="Arial" w:cs="Arial" w:eastAsia="Arial" w:hAnsi="Arial"/>
@@ -1422,7 +1422,7 @@
       <w:pPr>
         <w:spacing w:after="35"/>
       </w:pPr>
-      <w:hyperlink w:history="1" r:id="rId62zu_5tpcorspwkl25cpc">
+      <w:hyperlink w:history="1" r:id="rId4sqzuafsohg0qqp6hknqb">
         <w:r>
           <w:rPr>
             <w:rFonts w:ascii="Arial" w:cs="Arial" w:eastAsia="Arial" w:hAnsi="Arial"/>
@@ -1471,7 +1471,7 @@
       <w:pPr>
         <w:spacing w:after="35"/>
       </w:pPr>
-      <w:hyperlink w:history="1" r:id="rIdbm0_pezxgqrzeknxgb3i-">
+      <w:hyperlink w:history="1" r:id="rIdah95zw4ukdyejbowqybxg">
         <w:r>
           <w:rPr>
             <w:rFonts w:ascii="Arial" w:cs="Arial" w:eastAsia="Arial" w:hAnsi="Arial"/>

--- a/public/downloads/wyatt-walsh-resume-single.docx
+++ b/public/downloads/wyatt-walsh-resume-single.docx
@@ -7,7 +7,7 @@
         <w:pStyle w:val="Title"/>
         <w:spacing w:after="75"/>
       </w:pPr>
-      <w:hyperlink w:history="1" r:id="rIdgmrdrjxgk43cniquqn1bs">
+      <w:hyperlink w:history="1" r:id="rIdjeqn933dfhootskjso6vi">
         <w:r>
           <w:rPr>
             <w:rFonts w:ascii="Arial" w:cs="Arial" w:eastAsia="Arial" w:hAnsi="Arial"/>
@@ -40,7 +40,7 @@
       <w:pPr>
         <w:spacing w:after="100"/>
       </w:pPr>
-      <w:hyperlink w:history="1" r:id="rIdxjbkt7zoxmttx54jxdbsl">
+      <w:hyperlink w:history="1" r:id="rIdymec4zz9mfu66lddxvxts">
         <w:r>
           <w:rPr>
             <w:rFonts w:ascii="Arial" w:cs="Arial" w:eastAsia="Arial" w:hAnsi="Arial"/>
@@ -61,7 +61,7 @@
         </w:rPr>
         <w:t xml:space="preserve"> | </w:t>
       </w:r>
-      <w:hyperlink w:history="1" r:id="rIdhwo3qubs1s17nroeoa1tw">
+      <w:hyperlink w:history="1" r:id="rIds57wpdqlsf46txso7dsla">
         <w:r>
           <w:rPr>
             <w:rFonts w:ascii="Arial" w:cs="Arial" w:eastAsia="Arial" w:hAnsi="Arial"/>
@@ -100,7 +100,7 @@
         </w:rPr>
         <w:t xml:space="preserve"> | </w:t>
       </w:r>
-      <w:hyperlink w:history="1" r:id="rIdk1rmp5d-bxbzjppxwobxm">
+      <w:hyperlink w:history="1" r:id="rIdvdxnnc2zuyb_ybnne1zvt">
         <w:r>
           <w:rPr>
             <w:rFonts w:ascii="Arial" w:cs="Arial" w:eastAsia="Arial" w:hAnsi="Arial"/>
@@ -121,7 +121,7 @@
         </w:rPr>
         <w:t xml:space="preserve"> | </w:t>
       </w:r>
-      <w:hyperlink w:history="1" r:id="rIdz9pceia_2nstqpwfhjqgs">
+      <w:hyperlink w:history="1" r:id="rIdoub0aon4ieigvchqkedlp">
         <w:r>
           <w:rPr>
             <w:rFonts w:ascii="Arial" w:cs="Arial" w:eastAsia="Arial" w:hAnsi="Arial"/>
@@ -189,7 +189,7 @@
         </w:rPr>
         <w:t xml:space="preserve"> | </w:t>
       </w:r>
-      <w:hyperlink w:history="1" r:id="rIdi39aanx4bvksggqz7ns1x">
+      <w:hyperlink w:history="1" r:id="rId09jy6c5mdksg1de-zodxa">
         <w:r>
           <w:rPr>
             <w:rFonts w:ascii="Arial" w:cs="Arial" w:eastAsia="Arial" w:hAnsi="Arial"/>
@@ -314,7 +314,7 @@
         </w:rPr>
         <w:t xml:space="preserve"> | </w:t>
       </w:r>
-      <w:hyperlink w:history="1" r:id="rIds59f41mbxg1v7s8fqe8j3">
+      <w:hyperlink w:history="1" r:id="rIdnkjvhxynhr82mfocdiqd7">
         <w:r>
           <w:rPr>
             <w:rFonts w:ascii="Arial" w:cs="Arial" w:eastAsia="Arial" w:hAnsi="Arial"/>
@@ -861,7 +861,7 @@
         </w:rPr>
         <w:t xml:space="preserve"> | </w:t>
       </w:r>
-      <w:hyperlink w:history="1" r:id="rIdbe5kievnputstqvniidn5">
+      <w:hyperlink w:history="1" r:id="rIdcshbjev-lhtbo8h54zxdh">
         <w:r>
           <w:rPr>
             <w:rFonts w:ascii="Arial" w:cs="Arial" w:eastAsia="Arial" w:hAnsi="Arial"/>
@@ -882,7 +882,7 @@
         </w:rPr>
         <w:t xml:space="preserve"> | </w:t>
       </w:r>
-      <w:hyperlink w:history="1" r:id="rId0ho-0g_a4epk5jpdi_8jm">
+      <w:hyperlink w:history="1" r:id="rId0mwqfb_iy1swiqcdkxwm8">
         <w:r>
           <w:rPr>
             <w:rFonts w:ascii="Arial" w:cs="Arial" w:eastAsia="Arial" w:hAnsi="Arial"/>
@@ -971,7 +971,7 @@
         </w:rPr>
         <w:t xml:space="preserve"> | </w:t>
       </w:r>
-      <w:hyperlink w:history="1" r:id="rIdmmxxcyxn4qee0-4aaxelw">
+      <w:hyperlink w:history="1" r:id="rIdldbohjcyphnbnkqz9le60">
         <w:r>
           <w:rPr>
             <w:rFonts w:ascii="Arial" w:cs="Arial" w:eastAsia="Arial" w:hAnsi="Arial"/>
@@ -992,7 +992,7 @@
         </w:rPr>
         <w:t xml:space="preserve"> | </w:t>
       </w:r>
-      <w:hyperlink w:history="1" r:id="rIdhm0izppdy6jyfbr7bdozh">
+      <w:hyperlink w:history="1" r:id="rIdycwjrlouryocpw_wokt3m">
         <w:r>
           <w:rPr>
             <w:rFonts w:ascii="Arial" w:cs="Arial" w:eastAsia="Arial" w:hAnsi="Arial"/>
@@ -1013,7 +1013,7 @@
         </w:rPr>
         <w:t xml:space="preserve"> | </w:t>
       </w:r>
-      <w:hyperlink w:history="1" r:id="rId6b_bbuobniaxjffgnnqoj">
+      <w:hyperlink w:history="1" r:id="rIdvvqjkt9zbptnwtk-sxkco">
         <w:r>
           <w:rPr>
             <w:rFonts w:ascii="Arial" w:cs="Arial" w:eastAsia="Arial" w:hAnsi="Arial"/>
@@ -1102,7 +1102,7 @@
         </w:rPr>
         <w:t xml:space="preserve"> | </w:t>
       </w:r>
-      <w:hyperlink w:history="1" r:id="rIdevsi-xkjehabha3jlk3kc">
+      <w:hyperlink w:history="1" r:id="rId-bcgpk9-iboicya9ooeoe">
         <w:r>
           <w:rPr>
             <w:rFonts w:ascii="Arial" w:cs="Arial" w:eastAsia="Arial" w:hAnsi="Arial"/>
@@ -1123,7 +1123,7 @@
         </w:rPr>
         <w:t xml:space="preserve"> | </w:t>
       </w:r>
-      <w:hyperlink w:history="1" r:id="rIdqwj1urhetmbxbwz2idixz">
+      <w:hyperlink w:history="1" r:id="rIdtttemfswmkpi3i8uzqtxw">
         <w:r>
           <w:rPr>
             <w:rFonts w:ascii="Arial" w:cs="Arial" w:eastAsia="Arial" w:hAnsi="Arial"/>
@@ -1212,7 +1212,7 @@
         </w:rPr>
         <w:t xml:space="preserve"> | </w:t>
       </w:r>
-      <w:hyperlink w:history="1" r:id="rId0gxfd37tqvr3yzm8p0i26">
+      <w:hyperlink w:history="1" r:id="rIdj1yydub2n7l4vu278cgqj">
         <w:r>
           <w:rPr>
             <w:rFonts w:ascii="Arial" w:cs="Arial" w:eastAsia="Arial" w:hAnsi="Arial"/>
@@ -1233,7 +1233,7 @@
         </w:rPr>
         <w:t xml:space="preserve"> | </w:t>
       </w:r>
-      <w:hyperlink w:history="1" r:id="rIdqhcdjkqksytxrfgf5w9mz">
+      <w:hyperlink w:history="1" r:id="rId1ccarod_wd7grwoyiumtz">
         <w:r>
           <w:rPr>
             <w:rFonts w:ascii="Arial" w:cs="Arial" w:eastAsia="Arial" w:hAnsi="Arial"/>
@@ -1335,7 +1335,7 @@
       <w:pPr>
         <w:spacing w:after="25"/>
       </w:pPr>
-      <w:hyperlink w:history="1" r:id="rIdgukayhrtncsaj4bwzeixy">
+      <w:hyperlink w:history="1" r:id="rId_fmkpuun6smhrhyr7c5c_">
         <w:r>
           <w:rPr>
             <w:rFonts w:ascii="Arial" w:cs="Arial" w:eastAsia="Arial" w:hAnsi="Arial"/>
@@ -1391,7 +1391,7 @@
       <w:pPr>
         <w:spacing w:after="25"/>
       </w:pPr>
-      <w:hyperlink w:history="1" r:id="rIdhw1ubefzc6_4exykvhiuy">
+      <w:hyperlink w:history="1" r:id="rIdys-bgrtmnehdsu4hc0nzg">
         <w:r>
           <w:rPr>
             <w:rFonts w:ascii="Arial" w:cs="Arial" w:eastAsia="Arial" w:hAnsi="Arial"/>
@@ -1422,7 +1422,7 @@
       <w:pPr>
         <w:spacing w:after="35"/>
       </w:pPr>
-      <w:hyperlink w:history="1" r:id="rId4sqzuafsohg0qqp6hknqb">
+      <w:hyperlink w:history="1" r:id="rIdfzo9-o5whupkg8k1r7x6v">
         <w:r>
           <w:rPr>
             <w:rFonts w:ascii="Arial" w:cs="Arial" w:eastAsia="Arial" w:hAnsi="Arial"/>
@@ -1471,7 +1471,7 @@
       <w:pPr>
         <w:spacing w:after="35"/>
       </w:pPr>
-      <w:hyperlink w:history="1" r:id="rIdah95zw4ukdyejbowqybxg">
+      <w:hyperlink w:history="1" r:id="rIdxpcc9btw-amkju5bp7fey">
         <w:r>
           <w:rPr>
             <w:rFonts w:ascii="Arial" w:cs="Arial" w:eastAsia="Arial" w:hAnsi="Arial"/>

--- a/public/downloads/wyatt-walsh-resume-single.docx
+++ b/public/downloads/wyatt-walsh-resume-single.docx
@@ -7,7 +7,7 @@
         <w:pStyle w:val="Title"/>
         <w:spacing w:after="75"/>
       </w:pPr>
-      <w:hyperlink w:history="1" r:id="rIdjeqn933dfhootskjso6vi">
+      <w:hyperlink w:history="1" r:id="rIdu1gqfqw-6lrvhe4jntgdt">
         <w:r>
           <w:rPr>
             <w:rFonts w:ascii="Arial" w:cs="Arial" w:eastAsia="Arial" w:hAnsi="Arial"/>
@@ -40,7 +40,7 @@
       <w:pPr>
         <w:spacing w:after="100"/>
       </w:pPr>
-      <w:hyperlink w:history="1" r:id="rIdymec4zz9mfu66lddxvxts">
+      <w:hyperlink w:history="1" r:id="rIdal8k1kkxsqaes9kxbgcx1">
         <w:r>
           <w:rPr>
             <w:rFonts w:ascii="Arial" w:cs="Arial" w:eastAsia="Arial" w:hAnsi="Arial"/>
@@ -61,7 +61,7 @@
         </w:rPr>
         <w:t xml:space="preserve"> | </w:t>
       </w:r>
-      <w:hyperlink w:history="1" r:id="rIds57wpdqlsf46txso7dsla">
+      <w:hyperlink w:history="1" r:id="rIdysvvdlpjnrmszvuud23vs">
         <w:r>
           <w:rPr>
             <w:rFonts w:ascii="Arial" w:cs="Arial" w:eastAsia="Arial" w:hAnsi="Arial"/>
@@ -100,7 +100,7 @@
         </w:rPr>
         <w:t xml:space="preserve"> | </w:t>
       </w:r>
-      <w:hyperlink w:history="1" r:id="rIdvdxnnc2zuyb_ybnne1zvt">
+      <w:hyperlink w:history="1" r:id="rIdq3phgdag4qh-8xzrmzzo0">
         <w:r>
           <w:rPr>
             <w:rFonts w:ascii="Arial" w:cs="Arial" w:eastAsia="Arial" w:hAnsi="Arial"/>
@@ -121,7 +121,7 @@
         </w:rPr>
         <w:t xml:space="preserve"> | </w:t>
       </w:r>
-      <w:hyperlink w:history="1" r:id="rIdoub0aon4ieigvchqkedlp">
+      <w:hyperlink w:history="1" r:id="rId5fbxe7xn4pig_ksuuh2_l">
         <w:r>
           <w:rPr>
             <w:rFonts w:ascii="Arial" w:cs="Arial" w:eastAsia="Arial" w:hAnsi="Arial"/>
@@ -189,7 +189,7 @@
         </w:rPr>
         <w:t xml:space="preserve"> | </w:t>
       </w:r>
-      <w:hyperlink w:history="1" r:id="rId09jy6c5mdksg1de-zodxa">
+      <w:hyperlink w:history="1" r:id="rIdsioonaiy4iwcx5nhwd84x">
         <w:r>
           <w:rPr>
             <w:rFonts w:ascii="Arial" w:cs="Arial" w:eastAsia="Arial" w:hAnsi="Arial"/>
@@ -314,7 +314,7 @@
         </w:rPr>
         <w:t xml:space="preserve"> | </w:t>
       </w:r>
-      <w:hyperlink w:history="1" r:id="rIdnkjvhxynhr82mfocdiqd7">
+      <w:hyperlink w:history="1" r:id="rIdwvzlc8_8gk7x06-qxggyg">
         <w:r>
           <w:rPr>
             <w:rFonts w:ascii="Arial" w:cs="Arial" w:eastAsia="Arial" w:hAnsi="Arial"/>
@@ -861,7 +861,7 @@
         </w:rPr>
         <w:t xml:space="preserve"> | </w:t>
       </w:r>
-      <w:hyperlink w:history="1" r:id="rIdcshbjev-lhtbo8h54zxdh">
+      <w:hyperlink w:history="1" r:id="rIdfsyzlkhcpr0v0w74bdz6w">
         <w:r>
           <w:rPr>
             <w:rFonts w:ascii="Arial" w:cs="Arial" w:eastAsia="Arial" w:hAnsi="Arial"/>
@@ -882,7 +882,7 @@
         </w:rPr>
         <w:t xml:space="preserve"> | </w:t>
       </w:r>
-      <w:hyperlink w:history="1" r:id="rId0mwqfb_iy1swiqcdkxwm8">
+      <w:hyperlink w:history="1" r:id="rIditjmo5u82cbbxvjdjcjsl">
         <w:r>
           <w:rPr>
             <w:rFonts w:ascii="Arial" w:cs="Arial" w:eastAsia="Arial" w:hAnsi="Arial"/>
@@ -971,7 +971,7 @@
         </w:rPr>
         <w:t xml:space="preserve"> | </w:t>
       </w:r>
-      <w:hyperlink w:history="1" r:id="rIdldbohjcyphnbnkqz9le60">
+      <w:hyperlink w:history="1" r:id="rId5nqjrafmpfe98exs1hnfq">
         <w:r>
           <w:rPr>
             <w:rFonts w:ascii="Arial" w:cs="Arial" w:eastAsia="Arial" w:hAnsi="Arial"/>
@@ -992,7 +992,7 @@
         </w:rPr>
         <w:t xml:space="preserve"> | </w:t>
       </w:r>
-      <w:hyperlink w:history="1" r:id="rIdycwjrlouryocpw_wokt3m">
+      <w:hyperlink w:history="1" r:id="rId2pv0dbfy7zkv2ka1b16re">
         <w:r>
           <w:rPr>
             <w:rFonts w:ascii="Arial" w:cs="Arial" w:eastAsia="Arial" w:hAnsi="Arial"/>
@@ -1013,7 +1013,7 @@
         </w:rPr>
         <w:t xml:space="preserve"> | </w:t>
       </w:r>
-      <w:hyperlink w:history="1" r:id="rIdvvqjkt9zbptnwtk-sxkco">
+      <w:hyperlink w:history="1" r:id="rIdqvbvkesvkcvfpfqhkthzi">
         <w:r>
           <w:rPr>
             <w:rFonts w:ascii="Arial" w:cs="Arial" w:eastAsia="Arial" w:hAnsi="Arial"/>
@@ -1102,7 +1102,7 @@
         </w:rPr>
         <w:t xml:space="preserve"> | </w:t>
       </w:r>
-      <w:hyperlink w:history="1" r:id="rId-bcgpk9-iboicya9ooeoe">
+      <w:hyperlink w:history="1" r:id="rIdvilse0bqpmka2lydi2rkj">
         <w:r>
           <w:rPr>
             <w:rFonts w:ascii="Arial" w:cs="Arial" w:eastAsia="Arial" w:hAnsi="Arial"/>
@@ -1123,7 +1123,7 @@
         </w:rPr>
         <w:t xml:space="preserve"> | </w:t>
       </w:r>
-      <w:hyperlink w:history="1" r:id="rIdtttemfswmkpi3i8uzqtxw">
+      <w:hyperlink w:history="1" r:id="rIdoeuzfkrevgy9bpniqhaw1">
         <w:r>
           <w:rPr>
             <w:rFonts w:ascii="Arial" w:cs="Arial" w:eastAsia="Arial" w:hAnsi="Arial"/>
@@ -1212,7 +1212,7 @@
         </w:rPr>
         <w:t xml:space="preserve"> | </w:t>
       </w:r>
-      <w:hyperlink w:history="1" r:id="rIdj1yydub2n7l4vu278cgqj">
+      <w:hyperlink w:history="1" r:id="rIdblyil2ns1fcph_5gtv2ab">
         <w:r>
           <w:rPr>
             <w:rFonts w:ascii="Arial" w:cs="Arial" w:eastAsia="Arial" w:hAnsi="Arial"/>
@@ -1233,7 +1233,7 @@
         </w:rPr>
         <w:t xml:space="preserve"> | </w:t>
       </w:r>
-      <w:hyperlink w:history="1" r:id="rId1ccarod_wd7grwoyiumtz">
+      <w:hyperlink w:history="1" r:id="rIdahuzymgrh5qtwyj4zgjnj">
         <w:r>
           <w:rPr>
             <w:rFonts w:ascii="Arial" w:cs="Arial" w:eastAsia="Arial" w:hAnsi="Arial"/>
@@ -1335,7 +1335,7 @@
       <w:pPr>
         <w:spacing w:after="25"/>
       </w:pPr>
-      <w:hyperlink w:history="1" r:id="rId_fmkpuun6smhrhyr7c5c_">
+      <w:hyperlink w:history="1" r:id="rIdbmykem1m-o8cliipczcae">
         <w:r>
           <w:rPr>
             <w:rFonts w:ascii="Arial" w:cs="Arial" w:eastAsia="Arial" w:hAnsi="Arial"/>
@@ -1391,7 +1391,7 @@
       <w:pPr>
         <w:spacing w:after="25"/>
       </w:pPr>
-      <w:hyperlink w:history="1" r:id="rIdys-bgrtmnehdsu4hc0nzg">
+      <w:hyperlink w:history="1" r:id="rIdyqkigtp1tr_g8iuotxytk">
         <w:r>
           <w:rPr>
             <w:rFonts w:ascii="Arial" w:cs="Arial" w:eastAsia="Arial" w:hAnsi="Arial"/>
@@ -1422,7 +1422,7 @@
       <w:pPr>
         <w:spacing w:after="35"/>
       </w:pPr>
-      <w:hyperlink w:history="1" r:id="rIdfzo9-o5whupkg8k1r7x6v">
+      <w:hyperlink w:history="1" r:id="rIdczdfnxr2oyidclhl1ld-f">
         <w:r>
           <w:rPr>
             <w:rFonts w:ascii="Arial" w:cs="Arial" w:eastAsia="Arial" w:hAnsi="Arial"/>
@@ -1471,7 +1471,7 @@
       <w:pPr>
         <w:spacing w:after="35"/>
       </w:pPr>
-      <w:hyperlink w:history="1" r:id="rIdxpcc9btw-amkju5bp7fey">
+      <w:hyperlink w:history="1" r:id="rIdswazawvjmmqe05h6iyyaj">
         <w:r>
           <w:rPr>
             <w:rFonts w:ascii="Arial" w:cs="Arial" w:eastAsia="Arial" w:hAnsi="Arial"/>

--- a/public/downloads/wyatt-walsh-resume-single.docx
+++ b/public/downloads/wyatt-walsh-resume-single.docx
@@ -7,7 +7,7 @@
         <w:pStyle w:val="Title"/>
         <w:spacing w:after="75"/>
       </w:pPr>
-      <w:hyperlink w:history="1" r:id="rIdu1gqfqw-6lrvhe4jntgdt">
+      <w:hyperlink w:history="1" r:id="rIdassekddw1wehvqxask5we">
         <w:r>
           <w:rPr>
             <w:rFonts w:ascii="Arial" w:cs="Arial" w:eastAsia="Arial" w:hAnsi="Arial"/>
@@ -40,7 +40,7 @@
       <w:pPr>
         <w:spacing w:after="100"/>
       </w:pPr>
-      <w:hyperlink w:history="1" r:id="rIdal8k1kkxsqaes9kxbgcx1">
+      <w:hyperlink w:history="1" r:id="rIdtc6vq3gpyh_bl0co6k7i_">
         <w:r>
           <w:rPr>
             <w:rFonts w:ascii="Arial" w:cs="Arial" w:eastAsia="Arial" w:hAnsi="Arial"/>
@@ -61,7 +61,7 @@
         </w:rPr>
         <w:t xml:space="preserve"> | </w:t>
       </w:r>
-      <w:hyperlink w:history="1" r:id="rIdysvvdlpjnrmszvuud23vs">
+      <w:hyperlink w:history="1" r:id="rId9nlzogmkpuifhrkugtzbi">
         <w:r>
           <w:rPr>
             <w:rFonts w:ascii="Arial" w:cs="Arial" w:eastAsia="Arial" w:hAnsi="Arial"/>
@@ -100,7 +100,7 @@
         </w:rPr>
         <w:t xml:space="preserve"> | </w:t>
       </w:r>
-      <w:hyperlink w:history="1" r:id="rIdq3phgdag4qh-8xzrmzzo0">
+      <w:hyperlink w:history="1" r:id="rIduhqndfyul86rghvyp3anj">
         <w:r>
           <w:rPr>
             <w:rFonts w:ascii="Arial" w:cs="Arial" w:eastAsia="Arial" w:hAnsi="Arial"/>
@@ -121,7 +121,7 @@
         </w:rPr>
         <w:t xml:space="preserve"> | </w:t>
       </w:r>
-      <w:hyperlink w:history="1" r:id="rId5fbxe7xn4pig_ksuuh2_l">
+      <w:hyperlink w:history="1" r:id="rIdaj3grvtutyirbnjmare72">
         <w:r>
           <w:rPr>
             <w:rFonts w:ascii="Arial" w:cs="Arial" w:eastAsia="Arial" w:hAnsi="Arial"/>
@@ -189,7 +189,7 @@
         </w:rPr>
         <w:t xml:space="preserve"> | </w:t>
       </w:r>
-      <w:hyperlink w:history="1" r:id="rIdsioonaiy4iwcx5nhwd84x">
+      <w:hyperlink w:history="1" r:id="rIdbllchgslyygl45rqpcaxm">
         <w:r>
           <w:rPr>
             <w:rFonts w:ascii="Arial" w:cs="Arial" w:eastAsia="Arial" w:hAnsi="Arial"/>
@@ -314,7 +314,7 @@
         </w:rPr>
         <w:t xml:space="preserve"> | </w:t>
       </w:r>
-      <w:hyperlink w:history="1" r:id="rIdwvzlc8_8gk7x06-qxggyg">
+      <w:hyperlink w:history="1" r:id="rId_q4szmt4m0caspglsa3ss">
         <w:r>
           <w:rPr>
             <w:rFonts w:ascii="Arial" w:cs="Arial" w:eastAsia="Arial" w:hAnsi="Arial"/>
@@ -861,7 +861,7 @@
         </w:rPr>
         <w:t xml:space="preserve"> | </w:t>
       </w:r>
-      <w:hyperlink w:history="1" r:id="rIdfsyzlkhcpr0v0w74bdz6w">
+      <w:hyperlink w:history="1" r:id="rId2l2thupdlgiklpu6-t8ga">
         <w:r>
           <w:rPr>
             <w:rFonts w:ascii="Arial" w:cs="Arial" w:eastAsia="Arial" w:hAnsi="Arial"/>
@@ -882,7 +882,7 @@
         </w:rPr>
         <w:t xml:space="preserve"> | </w:t>
       </w:r>
-      <w:hyperlink w:history="1" r:id="rIditjmo5u82cbbxvjdjcjsl">
+      <w:hyperlink w:history="1" r:id="rIdonwcxkzgsyzc6xtgo12ay">
         <w:r>
           <w:rPr>
             <w:rFonts w:ascii="Arial" w:cs="Arial" w:eastAsia="Arial" w:hAnsi="Arial"/>
@@ -971,7 +971,7 @@
         </w:rPr>
         <w:t xml:space="preserve"> | </w:t>
       </w:r>
-      <w:hyperlink w:history="1" r:id="rId5nqjrafmpfe98exs1hnfq">
+      <w:hyperlink w:history="1" r:id="rIdio2dppegmgfmhgroegjwg">
         <w:r>
           <w:rPr>
             <w:rFonts w:ascii="Arial" w:cs="Arial" w:eastAsia="Arial" w:hAnsi="Arial"/>
@@ -992,7 +992,7 @@
         </w:rPr>
         <w:t xml:space="preserve"> | </w:t>
       </w:r>
-      <w:hyperlink w:history="1" r:id="rId2pv0dbfy7zkv2ka1b16re">
+      <w:hyperlink w:history="1" r:id="rId4op18pp9syjf42a1wv--f">
         <w:r>
           <w:rPr>
             <w:rFonts w:ascii="Arial" w:cs="Arial" w:eastAsia="Arial" w:hAnsi="Arial"/>
@@ -1013,7 +1013,7 @@
         </w:rPr>
         <w:t xml:space="preserve"> | </w:t>
       </w:r>
-      <w:hyperlink w:history="1" r:id="rIdqvbvkesvkcvfpfqhkthzi">
+      <w:hyperlink w:history="1" r:id="rIdth4ntvcgetfbgdt-xi_j0">
         <w:r>
           <w:rPr>
             <w:rFonts w:ascii="Arial" w:cs="Arial" w:eastAsia="Arial" w:hAnsi="Arial"/>
@@ -1102,7 +1102,7 @@
         </w:rPr>
         <w:t xml:space="preserve"> | </w:t>
       </w:r>
-      <w:hyperlink w:history="1" r:id="rIdvilse0bqpmka2lydi2rkj">
+      <w:hyperlink w:history="1" r:id="rIdwdy-x4w_1i3oanxmrcyy5">
         <w:r>
           <w:rPr>
             <w:rFonts w:ascii="Arial" w:cs="Arial" w:eastAsia="Arial" w:hAnsi="Arial"/>
@@ -1123,7 +1123,7 @@
         </w:rPr>
         <w:t xml:space="preserve"> | </w:t>
       </w:r>
-      <w:hyperlink w:history="1" r:id="rIdoeuzfkrevgy9bpniqhaw1">
+      <w:hyperlink w:history="1" r:id="rId314vonkoknlyash6c-iaq">
         <w:r>
           <w:rPr>
             <w:rFonts w:ascii="Arial" w:cs="Arial" w:eastAsia="Arial" w:hAnsi="Arial"/>
@@ -1212,7 +1212,7 @@
         </w:rPr>
         <w:t xml:space="preserve"> | </w:t>
       </w:r>
-      <w:hyperlink w:history="1" r:id="rIdblyil2ns1fcph_5gtv2ab">
+      <w:hyperlink w:history="1" r:id="rId5hj_z4x9ua5q2jtni6luz">
         <w:r>
           <w:rPr>
             <w:rFonts w:ascii="Arial" w:cs="Arial" w:eastAsia="Arial" w:hAnsi="Arial"/>
@@ -1233,7 +1233,7 @@
         </w:rPr>
         <w:t xml:space="preserve"> | </w:t>
       </w:r>
-      <w:hyperlink w:history="1" r:id="rIdahuzymgrh5qtwyj4zgjnj">
+      <w:hyperlink w:history="1" r:id="rIdp8udo0ml3t-fpl_x1qago">
         <w:r>
           <w:rPr>
             <w:rFonts w:ascii="Arial" w:cs="Arial" w:eastAsia="Arial" w:hAnsi="Arial"/>
@@ -1335,7 +1335,7 @@
       <w:pPr>
         <w:spacing w:after="25"/>
       </w:pPr>
-      <w:hyperlink w:history="1" r:id="rIdbmykem1m-o8cliipczcae">
+      <w:hyperlink w:history="1" r:id="rIdt-dxeb6ltxalsdpva6ahg">
         <w:r>
           <w:rPr>
             <w:rFonts w:ascii="Arial" w:cs="Arial" w:eastAsia="Arial" w:hAnsi="Arial"/>
@@ -1391,7 +1391,7 @@
       <w:pPr>
         <w:spacing w:after="25"/>
       </w:pPr>
-      <w:hyperlink w:history="1" r:id="rIdyqkigtp1tr_g8iuotxytk">
+      <w:hyperlink w:history="1" r:id="rIdjbhozjt_d2wkvylocedid">
         <w:r>
           <w:rPr>
             <w:rFonts w:ascii="Arial" w:cs="Arial" w:eastAsia="Arial" w:hAnsi="Arial"/>
@@ -1422,7 +1422,7 @@
       <w:pPr>
         <w:spacing w:after="35"/>
       </w:pPr>
-      <w:hyperlink w:history="1" r:id="rIdczdfnxr2oyidclhl1ld-f">
+      <w:hyperlink w:history="1" r:id="rIdylwr9gwfi-thrgohulv_g">
         <w:r>
           <w:rPr>
             <w:rFonts w:ascii="Arial" w:cs="Arial" w:eastAsia="Arial" w:hAnsi="Arial"/>
@@ -1471,7 +1471,7 @@
       <w:pPr>
         <w:spacing w:after="35"/>
       </w:pPr>
-      <w:hyperlink w:history="1" r:id="rIdswazawvjmmqe05h6iyyaj">
+      <w:hyperlink w:history="1" r:id="rIdh4_mggzrxa1okki8ykixw">
         <w:r>
           <w:rPr>
             <w:rFonts w:ascii="Arial" w:cs="Arial" w:eastAsia="Arial" w:hAnsi="Arial"/>

--- a/public/downloads/wyatt-walsh-resume-single.docx
+++ b/public/downloads/wyatt-walsh-resume-single.docx
@@ -7,7 +7,7 @@
         <w:pStyle w:val="Title"/>
         <w:spacing w:after="75"/>
       </w:pPr>
-      <w:hyperlink w:history="1" r:id="rIdassekddw1wehvqxask5we">
+      <w:hyperlink w:history="1" r:id="rId5ct7cuf-jvpaslcrdts4q">
         <w:r>
           <w:rPr>
             <w:rFonts w:ascii="Arial" w:cs="Arial" w:eastAsia="Arial" w:hAnsi="Arial"/>
@@ -40,7 +40,7 @@
       <w:pPr>
         <w:spacing w:after="100"/>
       </w:pPr>
-      <w:hyperlink w:history="1" r:id="rIdtc6vq3gpyh_bl0co6k7i_">
+      <w:hyperlink w:history="1" r:id="rIdtdeo0ydg7gr1vp2whwytk">
         <w:r>
           <w:rPr>
             <w:rFonts w:ascii="Arial" w:cs="Arial" w:eastAsia="Arial" w:hAnsi="Arial"/>
@@ -61,7 +61,7 @@
         </w:rPr>
         <w:t xml:space="preserve"> | </w:t>
       </w:r>
-      <w:hyperlink w:history="1" r:id="rId9nlzogmkpuifhrkugtzbi">
+      <w:hyperlink w:history="1" r:id="rIdfqbriafqixitsgsbaam-i">
         <w:r>
           <w:rPr>
             <w:rFonts w:ascii="Arial" w:cs="Arial" w:eastAsia="Arial" w:hAnsi="Arial"/>
@@ -100,7 +100,7 @@
         </w:rPr>
         <w:t xml:space="preserve"> | </w:t>
       </w:r>
-      <w:hyperlink w:history="1" r:id="rIduhqndfyul86rghvyp3anj">
+      <w:hyperlink w:history="1" r:id="rIdvt9ejqlw3injyttymsmar">
         <w:r>
           <w:rPr>
             <w:rFonts w:ascii="Arial" w:cs="Arial" w:eastAsia="Arial" w:hAnsi="Arial"/>
@@ -121,7 +121,7 @@
         </w:rPr>
         <w:t xml:space="preserve"> | </w:t>
       </w:r>
-      <w:hyperlink w:history="1" r:id="rIdaj3grvtutyirbnjmare72">
+      <w:hyperlink w:history="1" r:id="rIdlzg4kongjncthejrp694g">
         <w:r>
           <w:rPr>
             <w:rFonts w:ascii="Arial" w:cs="Arial" w:eastAsia="Arial" w:hAnsi="Arial"/>
@@ -189,7 +189,7 @@
         </w:rPr>
         <w:t xml:space="preserve"> | </w:t>
       </w:r>
-      <w:hyperlink w:history="1" r:id="rIdbllchgslyygl45rqpcaxm">
+      <w:hyperlink w:history="1" r:id="rId6rztp3jznkfy1d_maxljv">
         <w:r>
           <w:rPr>
             <w:rFonts w:ascii="Arial" w:cs="Arial" w:eastAsia="Arial" w:hAnsi="Arial"/>
@@ -314,7 +314,7 @@
         </w:rPr>
         <w:t xml:space="preserve"> | </w:t>
       </w:r>
-      <w:hyperlink w:history="1" r:id="rId_q4szmt4m0caspglsa3ss">
+      <w:hyperlink w:history="1" r:id="rIda7_wj7xxkt8ewvneqfp8b">
         <w:r>
           <w:rPr>
             <w:rFonts w:ascii="Arial" w:cs="Arial" w:eastAsia="Arial" w:hAnsi="Arial"/>
@@ -861,7 +861,7 @@
         </w:rPr>
         <w:t xml:space="preserve"> | </w:t>
       </w:r>
-      <w:hyperlink w:history="1" r:id="rId2l2thupdlgiklpu6-t8ga">
+      <w:hyperlink w:history="1" r:id="rIdw27ytzx6auarajk2y2pky">
         <w:r>
           <w:rPr>
             <w:rFonts w:ascii="Arial" w:cs="Arial" w:eastAsia="Arial" w:hAnsi="Arial"/>
@@ -882,7 +882,7 @@
         </w:rPr>
         <w:t xml:space="preserve"> | </w:t>
       </w:r>
-      <w:hyperlink w:history="1" r:id="rIdonwcxkzgsyzc6xtgo12ay">
+      <w:hyperlink w:history="1" r:id="rIdm9shq7gsqswb9dofjbubf">
         <w:r>
           <w:rPr>
             <w:rFonts w:ascii="Arial" w:cs="Arial" w:eastAsia="Arial" w:hAnsi="Arial"/>
@@ -971,7 +971,7 @@
         </w:rPr>
         <w:t xml:space="preserve"> | </w:t>
       </w:r>
-      <w:hyperlink w:history="1" r:id="rIdio2dppegmgfmhgroegjwg">
+      <w:hyperlink w:history="1" r:id="rIdkc2ravybj0k0ybaqhiapg">
         <w:r>
           <w:rPr>
             <w:rFonts w:ascii="Arial" w:cs="Arial" w:eastAsia="Arial" w:hAnsi="Arial"/>
@@ -992,7 +992,7 @@
         </w:rPr>
         <w:t xml:space="preserve"> | </w:t>
       </w:r>
-      <w:hyperlink w:history="1" r:id="rId4op18pp9syjf42a1wv--f">
+      <w:hyperlink w:history="1" r:id="rIdeccgg-tftw5u60fk1wj7q">
         <w:r>
           <w:rPr>
             <w:rFonts w:ascii="Arial" w:cs="Arial" w:eastAsia="Arial" w:hAnsi="Arial"/>
@@ -1013,7 +1013,7 @@
         </w:rPr>
         <w:t xml:space="preserve"> | </w:t>
       </w:r>
-      <w:hyperlink w:history="1" r:id="rIdth4ntvcgetfbgdt-xi_j0">
+      <w:hyperlink w:history="1" r:id="rId1rnbexacaasp6w2i2ltvi">
         <w:r>
           <w:rPr>
             <w:rFonts w:ascii="Arial" w:cs="Arial" w:eastAsia="Arial" w:hAnsi="Arial"/>
@@ -1102,7 +1102,7 @@
         </w:rPr>
         <w:t xml:space="preserve"> | </w:t>
       </w:r>
-      <w:hyperlink w:history="1" r:id="rIdwdy-x4w_1i3oanxmrcyy5">
+      <w:hyperlink w:history="1" r:id="rIdlj9-vzvetnjhr4ljcjxfe">
         <w:r>
           <w:rPr>
             <w:rFonts w:ascii="Arial" w:cs="Arial" w:eastAsia="Arial" w:hAnsi="Arial"/>
@@ -1123,7 +1123,7 @@
         </w:rPr>
         <w:t xml:space="preserve"> | </w:t>
       </w:r>
-      <w:hyperlink w:history="1" r:id="rId314vonkoknlyash6c-iaq">
+      <w:hyperlink w:history="1" r:id="rIdwar3j0vvn1fr9euzvwecs">
         <w:r>
           <w:rPr>
             <w:rFonts w:ascii="Arial" w:cs="Arial" w:eastAsia="Arial" w:hAnsi="Arial"/>
@@ -1212,7 +1212,7 @@
         </w:rPr>
         <w:t xml:space="preserve"> | </w:t>
       </w:r>
-      <w:hyperlink w:history="1" r:id="rId5hj_z4x9ua5q2jtni6luz">
+      <w:hyperlink w:history="1" r:id="rId26ac-n-sbnhxzgi9rz3jk">
         <w:r>
           <w:rPr>
             <w:rFonts w:ascii="Arial" w:cs="Arial" w:eastAsia="Arial" w:hAnsi="Arial"/>
@@ -1233,7 +1233,7 @@
         </w:rPr>
         <w:t xml:space="preserve"> | </w:t>
       </w:r>
-      <w:hyperlink w:history="1" r:id="rIdp8udo0ml3t-fpl_x1qago">
+      <w:hyperlink w:history="1" r:id="rIdxsf9qivj7ldhcj-ftcpwj">
         <w:r>
           <w:rPr>
             <w:rFonts w:ascii="Arial" w:cs="Arial" w:eastAsia="Arial" w:hAnsi="Arial"/>
@@ -1335,7 +1335,7 @@
       <w:pPr>
         <w:spacing w:after="25"/>
       </w:pPr>
-      <w:hyperlink w:history="1" r:id="rIdt-dxeb6ltxalsdpva6ahg">
+      <w:hyperlink w:history="1" r:id="rId1z6exg7nubhy-zsa_a2kq">
         <w:r>
           <w:rPr>
             <w:rFonts w:ascii="Arial" w:cs="Arial" w:eastAsia="Arial" w:hAnsi="Arial"/>
@@ -1391,7 +1391,7 @@
       <w:pPr>
         <w:spacing w:after="25"/>
       </w:pPr>
-      <w:hyperlink w:history="1" r:id="rIdjbhozjt_d2wkvylocedid">
+      <w:hyperlink w:history="1" r:id="rIdygixirfuidktuqdna5dnh">
         <w:r>
           <w:rPr>
             <w:rFonts w:ascii="Arial" w:cs="Arial" w:eastAsia="Arial" w:hAnsi="Arial"/>
@@ -1422,7 +1422,7 @@
       <w:pPr>
         <w:spacing w:after="35"/>
       </w:pPr>
-      <w:hyperlink w:history="1" r:id="rIdylwr9gwfi-thrgohulv_g">
+      <w:hyperlink w:history="1" r:id="rIdo2lmizal009farsb_luic">
         <w:r>
           <w:rPr>
             <w:rFonts w:ascii="Arial" w:cs="Arial" w:eastAsia="Arial" w:hAnsi="Arial"/>
@@ -1471,7 +1471,7 @@
       <w:pPr>
         <w:spacing w:after="35"/>
       </w:pPr>
-      <w:hyperlink w:history="1" r:id="rIdh4_mggzrxa1okki8ykixw">
+      <w:hyperlink w:history="1" r:id="rIdm3jx7vexdtmzgpizzcuwg">
         <w:r>
           <w:rPr>
             <w:rFonts w:ascii="Arial" w:cs="Arial" w:eastAsia="Arial" w:hAnsi="Arial"/>

--- a/public/downloads/wyatt-walsh-resume-single.docx
+++ b/public/downloads/wyatt-walsh-resume-single.docx
@@ -7,7 +7,7 @@
         <w:pStyle w:val="Title"/>
         <w:spacing w:after="75"/>
       </w:pPr>
-      <w:hyperlink w:history="1" r:id="rId5ct7cuf-jvpaslcrdts4q">
+      <w:hyperlink w:history="1" r:id="rIdxjwroerwmrtdp69wxaiek">
         <w:r>
           <w:rPr>
             <w:rFonts w:ascii="Arial" w:cs="Arial" w:eastAsia="Arial" w:hAnsi="Arial"/>
@@ -40,7 +40,7 @@
       <w:pPr>
         <w:spacing w:after="100"/>
       </w:pPr>
-      <w:hyperlink w:history="1" r:id="rIdtdeo0ydg7gr1vp2whwytk">
+      <w:hyperlink w:history="1" r:id="rIdmpxhxrfaost-lioqpmsp8">
         <w:r>
           <w:rPr>
             <w:rFonts w:ascii="Arial" w:cs="Arial" w:eastAsia="Arial" w:hAnsi="Arial"/>
@@ -61,7 +61,7 @@
         </w:rPr>
         <w:t xml:space="preserve"> | </w:t>
       </w:r>
-      <w:hyperlink w:history="1" r:id="rIdfqbriafqixitsgsbaam-i">
+      <w:hyperlink w:history="1" r:id="rIddtnxawbject_-2wrhrauu">
         <w:r>
           <w:rPr>
             <w:rFonts w:ascii="Arial" w:cs="Arial" w:eastAsia="Arial" w:hAnsi="Arial"/>
@@ -100,7 +100,7 @@
         </w:rPr>
         <w:t xml:space="preserve"> | </w:t>
       </w:r>
-      <w:hyperlink w:history="1" r:id="rIdvt9ejqlw3injyttymsmar">
+      <w:hyperlink w:history="1" r:id="rIdpqzhbfdlgvo4oe7g5crjl">
         <w:r>
           <w:rPr>
             <w:rFonts w:ascii="Arial" w:cs="Arial" w:eastAsia="Arial" w:hAnsi="Arial"/>
@@ -121,7 +121,7 @@
         </w:rPr>
         <w:t xml:space="preserve"> | </w:t>
       </w:r>
-      <w:hyperlink w:history="1" r:id="rIdlzg4kongjncthejrp694g">
+      <w:hyperlink w:history="1" r:id="rIdg_rtolobcmewc-z9k1awq">
         <w:r>
           <w:rPr>
             <w:rFonts w:ascii="Arial" w:cs="Arial" w:eastAsia="Arial" w:hAnsi="Arial"/>
@@ -189,7 +189,7 @@
         </w:rPr>
         <w:t xml:space="preserve"> | </w:t>
       </w:r>
-      <w:hyperlink w:history="1" r:id="rId6rztp3jznkfy1d_maxljv">
+      <w:hyperlink w:history="1" r:id="rId55u66zc9l_w_qs4vpowat">
         <w:r>
           <w:rPr>
             <w:rFonts w:ascii="Arial" w:cs="Arial" w:eastAsia="Arial" w:hAnsi="Arial"/>
@@ -314,7 +314,7 @@
         </w:rPr>
         <w:t xml:space="preserve"> | </w:t>
       </w:r>
-      <w:hyperlink w:history="1" r:id="rIda7_wj7xxkt8ewvneqfp8b">
+      <w:hyperlink w:history="1" r:id="rIdol4b7-c5g4tzechs5lw8y">
         <w:r>
           <w:rPr>
             <w:rFonts w:ascii="Arial" w:cs="Arial" w:eastAsia="Arial" w:hAnsi="Arial"/>
@@ -861,7 +861,7 @@
         </w:rPr>
         <w:t xml:space="preserve"> | </w:t>
       </w:r>
-      <w:hyperlink w:history="1" r:id="rIdw27ytzx6auarajk2y2pky">
+      <w:hyperlink w:history="1" r:id="rIdat8padr6fezqi9pipmz2b">
         <w:r>
           <w:rPr>
             <w:rFonts w:ascii="Arial" w:cs="Arial" w:eastAsia="Arial" w:hAnsi="Arial"/>
@@ -882,7 +882,7 @@
         </w:rPr>
         <w:t xml:space="preserve"> | </w:t>
       </w:r>
-      <w:hyperlink w:history="1" r:id="rIdm9shq7gsqswb9dofjbubf">
+      <w:hyperlink w:history="1" r:id="rIdtc3ccbgmoejyubkxph-lx">
         <w:r>
           <w:rPr>
             <w:rFonts w:ascii="Arial" w:cs="Arial" w:eastAsia="Arial" w:hAnsi="Arial"/>
@@ -971,7 +971,7 @@
         </w:rPr>
         <w:t xml:space="preserve"> | </w:t>
       </w:r>
-      <w:hyperlink w:history="1" r:id="rIdkc2ravybj0k0ybaqhiapg">
+      <w:hyperlink w:history="1" r:id="rIdg-ls2jos5gzpqq0yjfkh5">
         <w:r>
           <w:rPr>
             <w:rFonts w:ascii="Arial" w:cs="Arial" w:eastAsia="Arial" w:hAnsi="Arial"/>
@@ -992,7 +992,7 @@
         </w:rPr>
         <w:t xml:space="preserve"> | </w:t>
       </w:r>
-      <w:hyperlink w:history="1" r:id="rIdeccgg-tftw5u60fk1wj7q">
+      <w:hyperlink w:history="1" r:id="rIdxaknh6bgam4o_wmbgnvhp">
         <w:r>
           <w:rPr>
             <w:rFonts w:ascii="Arial" w:cs="Arial" w:eastAsia="Arial" w:hAnsi="Arial"/>
@@ -1013,7 +1013,7 @@
         </w:rPr>
         <w:t xml:space="preserve"> | </w:t>
       </w:r>
-      <w:hyperlink w:history="1" r:id="rId1rnbexacaasp6w2i2ltvi">
+      <w:hyperlink w:history="1" r:id="rIdhl9ipbr32_m8fypt0gm9c">
         <w:r>
           <w:rPr>
             <w:rFonts w:ascii="Arial" w:cs="Arial" w:eastAsia="Arial" w:hAnsi="Arial"/>
@@ -1102,7 +1102,7 @@
         </w:rPr>
         <w:t xml:space="preserve"> | </w:t>
       </w:r>
-      <w:hyperlink w:history="1" r:id="rIdlj9-vzvetnjhr4ljcjxfe">
+      <w:hyperlink w:history="1" r:id="rId8lg4im5hgshjgewlq5etu">
         <w:r>
           <w:rPr>
             <w:rFonts w:ascii="Arial" w:cs="Arial" w:eastAsia="Arial" w:hAnsi="Arial"/>
@@ -1123,7 +1123,7 @@
         </w:rPr>
         <w:t xml:space="preserve"> | </w:t>
       </w:r>
-      <w:hyperlink w:history="1" r:id="rIdwar3j0vvn1fr9euzvwecs">
+      <w:hyperlink w:history="1" r:id="rId_nda84kibvtrfvt9d_d7b">
         <w:r>
           <w:rPr>
             <w:rFonts w:ascii="Arial" w:cs="Arial" w:eastAsia="Arial" w:hAnsi="Arial"/>
@@ -1212,7 +1212,7 @@
         </w:rPr>
         <w:t xml:space="preserve"> | </w:t>
       </w:r>
-      <w:hyperlink w:history="1" r:id="rId26ac-n-sbnhxzgi9rz3jk">
+      <w:hyperlink w:history="1" r:id="rIdmcbfthrnmbwamw8d1por8">
         <w:r>
           <w:rPr>
             <w:rFonts w:ascii="Arial" w:cs="Arial" w:eastAsia="Arial" w:hAnsi="Arial"/>
@@ -1233,7 +1233,7 @@
         </w:rPr>
         <w:t xml:space="preserve"> | </w:t>
       </w:r>
-      <w:hyperlink w:history="1" r:id="rIdxsf9qivj7ldhcj-ftcpwj">
+      <w:hyperlink w:history="1" r:id="rIdvhczlt2pfcw0vgheiugsy">
         <w:r>
           <w:rPr>
             <w:rFonts w:ascii="Arial" w:cs="Arial" w:eastAsia="Arial" w:hAnsi="Arial"/>
@@ -1335,7 +1335,7 @@
       <w:pPr>
         <w:spacing w:after="25"/>
       </w:pPr>
-      <w:hyperlink w:history="1" r:id="rId1z6exg7nubhy-zsa_a2kq">
+      <w:hyperlink w:history="1" r:id="rIdali9e78chmoivfwnzmuzm">
         <w:r>
           <w:rPr>
             <w:rFonts w:ascii="Arial" w:cs="Arial" w:eastAsia="Arial" w:hAnsi="Arial"/>
@@ -1391,7 +1391,7 @@
       <w:pPr>
         <w:spacing w:after="25"/>
       </w:pPr>
-      <w:hyperlink w:history="1" r:id="rIdygixirfuidktuqdna5dnh">
+      <w:hyperlink w:history="1" r:id="rIdftiinf2yhepunbm1hff4u">
         <w:r>
           <w:rPr>
             <w:rFonts w:ascii="Arial" w:cs="Arial" w:eastAsia="Arial" w:hAnsi="Arial"/>
@@ -1422,7 +1422,7 @@
       <w:pPr>
         <w:spacing w:after="35"/>
       </w:pPr>
-      <w:hyperlink w:history="1" r:id="rIdo2lmizal009farsb_luic">
+      <w:hyperlink w:history="1" r:id="rIdgzuuiundf7pwpzwx7uowc">
         <w:r>
           <w:rPr>
             <w:rFonts w:ascii="Arial" w:cs="Arial" w:eastAsia="Arial" w:hAnsi="Arial"/>
@@ -1471,7 +1471,7 @@
       <w:pPr>
         <w:spacing w:after="35"/>
       </w:pPr>
-      <w:hyperlink w:history="1" r:id="rIdm3jx7vexdtmzgpizzcuwg">
+      <w:hyperlink w:history="1" r:id="rIdplxejbeykx6oo2avcam6g">
         <w:r>
           <w:rPr>
             <w:rFonts w:ascii="Arial" w:cs="Arial" w:eastAsia="Arial" w:hAnsi="Arial"/>

--- a/public/downloads/wyatt-walsh-resume-single.docx
+++ b/public/downloads/wyatt-walsh-resume-single.docx
@@ -7,7 +7,7 @@
         <w:pStyle w:val="Title"/>
         <w:spacing w:after="75"/>
       </w:pPr>
-      <w:hyperlink w:history="1" r:id="rIdxjwroerwmrtdp69wxaiek">
+      <w:hyperlink w:history="1" r:id="rIddwnqbt2yog0ajaxtnebfn">
         <w:r>
           <w:rPr>
             <w:rFonts w:ascii="Arial" w:cs="Arial" w:eastAsia="Arial" w:hAnsi="Arial"/>
@@ -40,7 +40,7 @@
       <w:pPr>
         <w:spacing w:after="100"/>
       </w:pPr>
-      <w:hyperlink w:history="1" r:id="rIdmpxhxrfaost-lioqpmsp8">
+      <w:hyperlink w:history="1" r:id="rIdfmgpfy5jbsgcxdafkqvfp">
         <w:r>
           <w:rPr>
             <w:rFonts w:ascii="Arial" w:cs="Arial" w:eastAsia="Arial" w:hAnsi="Arial"/>
@@ -61,7 +61,7 @@
         </w:rPr>
         <w:t xml:space="preserve"> | </w:t>
       </w:r>
-      <w:hyperlink w:history="1" r:id="rIddtnxawbject_-2wrhrauu">
+      <w:hyperlink w:history="1" r:id="rId5mfdav2mxvf1zmv6y-utg">
         <w:r>
           <w:rPr>
             <w:rFonts w:ascii="Arial" w:cs="Arial" w:eastAsia="Arial" w:hAnsi="Arial"/>
@@ -100,7 +100,7 @@
         </w:rPr>
         <w:t xml:space="preserve"> | </w:t>
       </w:r>
-      <w:hyperlink w:history="1" r:id="rIdpqzhbfdlgvo4oe7g5crjl">
+      <w:hyperlink w:history="1" r:id="rIdhvw3xkadny5o0jih-lyst">
         <w:r>
           <w:rPr>
             <w:rFonts w:ascii="Arial" w:cs="Arial" w:eastAsia="Arial" w:hAnsi="Arial"/>
@@ -121,7 +121,7 @@
         </w:rPr>
         <w:t xml:space="preserve"> | </w:t>
       </w:r>
-      <w:hyperlink w:history="1" r:id="rIdg_rtolobcmewc-z9k1awq">
+      <w:hyperlink w:history="1" r:id="rIdgclodqmje2tu4wpau7yjn">
         <w:r>
           <w:rPr>
             <w:rFonts w:ascii="Arial" w:cs="Arial" w:eastAsia="Arial" w:hAnsi="Arial"/>
@@ -189,7 +189,7 @@
         </w:rPr>
         <w:t xml:space="preserve"> | </w:t>
       </w:r>
-      <w:hyperlink w:history="1" r:id="rId55u66zc9l_w_qs4vpowat">
+      <w:hyperlink w:history="1" r:id="rIdlqzjnhho7bbs_uampkhbf">
         <w:r>
           <w:rPr>
             <w:rFonts w:ascii="Arial" w:cs="Arial" w:eastAsia="Arial" w:hAnsi="Arial"/>
@@ -314,7 +314,7 @@
         </w:rPr>
         <w:t xml:space="preserve"> | </w:t>
       </w:r>
-      <w:hyperlink w:history="1" r:id="rIdol4b7-c5g4tzechs5lw8y">
+      <w:hyperlink w:history="1" r:id="rIdwzm2jedczlohzpigtsst5">
         <w:r>
           <w:rPr>
             <w:rFonts w:ascii="Arial" w:cs="Arial" w:eastAsia="Arial" w:hAnsi="Arial"/>
@@ -861,7 +861,7 @@
         </w:rPr>
         <w:t xml:space="preserve"> | </w:t>
       </w:r>
-      <w:hyperlink w:history="1" r:id="rIdat8padr6fezqi9pipmz2b">
+      <w:hyperlink w:history="1" r:id="rId0eybku-ac0zhtyscyymh7">
         <w:r>
           <w:rPr>
             <w:rFonts w:ascii="Arial" w:cs="Arial" w:eastAsia="Arial" w:hAnsi="Arial"/>
@@ -882,7 +882,7 @@
         </w:rPr>
         <w:t xml:space="preserve"> | </w:t>
       </w:r>
-      <w:hyperlink w:history="1" r:id="rIdtc3ccbgmoejyubkxph-lx">
+      <w:hyperlink w:history="1" r:id="rIdijoejgqjhq8lup0tc3lih">
         <w:r>
           <w:rPr>
             <w:rFonts w:ascii="Arial" w:cs="Arial" w:eastAsia="Arial" w:hAnsi="Arial"/>
@@ -971,7 +971,7 @@
         </w:rPr>
         <w:t xml:space="preserve"> | </w:t>
       </w:r>
-      <w:hyperlink w:history="1" r:id="rIdg-ls2jos5gzpqq0yjfkh5">
+      <w:hyperlink w:history="1" r:id="rIdqyvjo7l1yxaout_kgtqcs">
         <w:r>
           <w:rPr>
             <w:rFonts w:ascii="Arial" w:cs="Arial" w:eastAsia="Arial" w:hAnsi="Arial"/>
@@ -992,7 +992,7 @@
         </w:rPr>
         <w:t xml:space="preserve"> | </w:t>
       </w:r>
-      <w:hyperlink w:history="1" r:id="rIdxaknh6bgam4o_wmbgnvhp">
+      <w:hyperlink w:history="1" r:id="rIdtb29-s8kpry2lrotqym44">
         <w:r>
           <w:rPr>
             <w:rFonts w:ascii="Arial" w:cs="Arial" w:eastAsia="Arial" w:hAnsi="Arial"/>
@@ -1013,7 +1013,7 @@
         </w:rPr>
         <w:t xml:space="preserve"> | </w:t>
       </w:r>
-      <w:hyperlink w:history="1" r:id="rIdhl9ipbr32_m8fypt0gm9c">
+      <w:hyperlink w:history="1" r:id="rIdcouqgo_f1algyaxguap55">
         <w:r>
           <w:rPr>
             <w:rFonts w:ascii="Arial" w:cs="Arial" w:eastAsia="Arial" w:hAnsi="Arial"/>
@@ -1102,7 +1102,7 @@
         </w:rPr>
         <w:t xml:space="preserve"> | </w:t>
       </w:r>
-      <w:hyperlink w:history="1" r:id="rId8lg4im5hgshjgewlq5etu">
+      <w:hyperlink w:history="1" r:id="rId5_ireq8m96jsbwni-gm2_">
         <w:r>
           <w:rPr>
             <w:rFonts w:ascii="Arial" w:cs="Arial" w:eastAsia="Arial" w:hAnsi="Arial"/>
@@ -1123,7 +1123,7 @@
         </w:rPr>
         <w:t xml:space="preserve"> | </w:t>
       </w:r>
-      <w:hyperlink w:history="1" r:id="rId_nda84kibvtrfvt9d_d7b">
+      <w:hyperlink w:history="1" r:id="rIdspq8fodhwcs9cl26hvlt4">
         <w:r>
           <w:rPr>
             <w:rFonts w:ascii="Arial" w:cs="Arial" w:eastAsia="Arial" w:hAnsi="Arial"/>
@@ -1212,7 +1212,7 @@
         </w:rPr>
         <w:t xml:space="preserve"> | </w:t>
       </w:r>
-      <w:hyperlink w:history="1" r:id="rIdmcbfthrnmbwamw8d1por8">
+      <w:hyperlink w:history="1" r:id="rIdkcjul37dychig8ufovtp6">
         <w:r>
           <w:rPr>
             <w:rFonts w:ascii="Arial" w:cs="Arial" w:eastAsia="Arial" w:hAnsi="Arial"/>
@@ -1233,7 +1233,7 @@
         </w:rPr>
         <w:t xml:space="preserve"> | </w:t>
       </w:r>
-      <w:hyperlink w:history="1" r:id="rIdvhczlt2pfcw0vgheiugsy">
+      <w:hyperlink w:history="1" r:id="rIdhrtjmj6lkqybrofjylqnl">
         <w:r>
           <w:rPr>
             <w:rFonts w:ascii="Arial" w:cs="Arial" w:eastAsia="Arial" w:hAnsi="Arial"/>
@@ -1335,7 +1335,7 @@
       <w:pPr>
         <w:spacing w:after="25"/>
       </w:pPr>
-      <w:hyperlink w:history="1" r:id="rIdali9e78chmoivfwnzmuzm">
+      <w:hyperlink w:history="1" r:id="rIdpnsrp4nvkdti5-o3-kc2q">
         <w:r>
           <w:rPr>
             <w:rFonts w:ascii="Arial" w:cs="Arial" w:eastAsia="Arial" w:hAnsi="Arial"/>
@@ -1391,7 +1391,7 @@
       <w:pPr>
         <w:spacing w:after="25"/>
       </w:pPr>
-      <w:hyperlink w:history="1" r:id="rIdftiinf2yhepunbm1hff4u">
+      <w:hyperlink w:history="1" r:id="rIdxuenzmoyh48ae-mhma1yi">
         <w:r>
           <w:rPr>
             <w:rFonts w:ascii="Arial" w:cs="Arial" w:eastAsia="Arial" w:hAnsi="Arial"/>
@@ -1422,7 +1422,7 @@
       <w:pPr>
         <w:spacing w:after="35"/>
       </w:pPr>
-      <w:hyperlink w:history="1" r:id="rIdgzuuiundf7pwpzwx7uowc">
+      <w:hyperlink w:history="1" r:id="rIdlhefj48gjzivyvdhkjjyr">
         <w:r>
           <w:rPr>
             <w:rFonts w:ascii="Arial" w:cs="Arial" w:eastAsia="Arial" w:hAnsi="Arial"/>
@@ -1471,7 +1471,7 @@
       <w:pPr>
         <w:spacing w:after="35"/>
       </w:pPr>
-      <w:hyperlink w:history="1" r:id="rIdplxejbeykx6oo2avcam6g">
+      <w:hyperlink w:history="1" r:id="rIdovol-2ahtpqzzixbz3c9f">
         <w:r>
           <w:rPr>
             <w:rFonts w:ascii="Arial" w:cs="Arial" w:eastAsia="Arial" w:hAnsi="Arial"/>

--- a/public/downloads/wyatt-walsh-resume-single.docx
+++ b/public/downloads/wyatt-walsh-resume-single.docx
@@ -7,7 +7,7 @@
         <w:pStyle w:val="Title"/>
         <w:spacing w:after="75"/>
       </w:pPr>
-      <w:hyperlink w:history="1" r:id="rIddwnqbt2yog0ajaxtnebfn">
+      <w:hyperlink w:history="1" r:id="rId9zrtye1n5bsdya39fdgtn">
         <w:r>
           <w:rPr>
             <w:rFonts w:ascii="Arial" w:cs="Arial" w:eastAsia="Arial" w:hAnsi="Arial"/>
@@ -40,7 +40,7 @@
       <w:pPr>
         <w:spacing w:after="100"/>
       </w:pPr>
-      <w:hyperlink w:history="1" r:id="rIdfmgpfy5jbsgcxdafkqvfp">
+      <w:hyperlink w:history="1" r:id="rIddy1glehhtumvtibqrw0hh">
         <w:r>
           <w:rPr>
             <w:rFonts w:ascii="Arial" w:cs="Arial" w:eastAsia="Arial" w:hAnsi="Arial"/>
@@ -61,7 +61,7 @@
         </w:rPr>
         <w:t xml:space="preserve"> | </w:t>
       </w:r>
-      <w:hyperlink w:history="1" r:id="rId5mfdav2mxvf1zmv6y-utg">
+      <w:hyperlink w:history="1" r:id="rIdz2hnyqzm4prka9hdh52o0">
         <w:r>
           <w:rPr>
             <w:rFonts w:ascii="Arial" w:cs="Arial" w:eastAsia="Arial" w:hAnsi="Arial"/>
@@ -100,7 +100,7 @@
         </w:rPr>
         <w:t xml:space="preserve"> | </w:t>
       </w:r>
-      <w:hyperlink w:history="1" r:id="rIdhvw3xkadny5o0jih-lyst">
+      <w:hyperlink w:history="1" r:id="rIdodgvrji3e1vspjaqzermr">
         <w:r>
           <w:rPr>
             <w:rFonts w:ascii="Arial" w:cs="Arial" w:eastAsia="Arial" w:hAnsi="Arial"/>
@@ -121,7 +121,7 @@
         </w:rPr>
         <w:t xml:space="preserve"> | </w:t>
       </w:r>
-      <w:hyperlink w:history="1" r:id="rIdgclodqmje2tu4wpau7yjn">
+      <w:hyperlink w:history="1" r:id="rIdc7v3g2r00nkoj1j-pl7l0">
         <w:r>
           <w:rPr>
             <w:rFonts w:ascii="Arial" w:cs="Arial" w:eastAsia="Arial" w:hAnsi="Arial"/>
@@ -189,7 +189,7 @@
         </w:rPr>
         <w:t xml:space="preserve"> | </w:t>
       </w:r>
-      <w:hyperlink w:history="1" r:id="rIdlqzjnhho7bbs_uampkhbf">
+      <w:hyperlink w:history="1" r:id="rIdcgnhxewztxv7echma0yjd">
         <w:r>
           <w:rPr>
             <w:rFonts w:ascii="Arial" w:cs="Arial" w:eastAsia="Arial" w:hAnsi="Arial"/>
@@ -314,7 +314,7 @@
         </w:rPr>
         <w:t xml:space="preserve"> | </w:t>
       </w:r>
-      <w:hyperlink w:history="1" r:id="rIdwzm2jedczlohzpigtsst5">
+      <w:hyperlink w:history="1" r:id="rIdzjkiw_zivokpobscfz6m9">
         <w:r>
           <w:rPr>
             <w:rFonts w:ascii="Arial" w:cs="Arial" w:eastAsia="Arial" w:hAnsi="Arial"/>
@@ -861,7 +861,7 @@
         </w:rPr>
         <w:t xml:space="preserve"> | </w:t>
       </w:r>
-      <w:hyperlink w:history="1" r:id="rId0eybku-ac0zhtyscyymh7">
+      <w:hyperlink w:history="1" r:id="rId0ubrooq09cnv_beuubna9">
         <w:r>
           <w:rPr>
             <w:rFonts w:ascii="Arial" w:cs="Arial" w:eastAsia="Arial" w:hAnsi="Arial"/>
@@ -882,7 +882,7 @@
         </w:rPr>
         <w:t xml:space="preserve"> | </w:t>
       </w:r>
-      <w:hyperlink w:history="1" r:id="rIdijoejgqjhq8lup0tc3lih">
+      <w:hyperlink w:history="1" r:id="rIdnfiq6evd1djxn9xylf4--">
         <w:r>
           <w:rPr>
             <w:rFonts w:ascii="Arial" w:cs="Arial" w:eastAsia="Arial" w:hAnsi="Arial"/>
@@ -906,7 +906,7 @@
           <w:sz w:val="20"/>
           <w:szCs w:val="20"/>
         </w:rPr>
-        <w:t xml:space="preserve">Python and TypeScript agent tooling catalog with 112 portable skills, 8 reusable agents, and 30 MCP tools.</w:t>
+        <w:t xml:space="preserve">Python/TypeScript agent tooling catalog with portable skills, reusable agents, and MCP presets.</w:t>
       </w:r>
     </w:p>
     <w:p>
@@ -944,7 +944,7 @@
           <w:sz w:val="20"/>
           <w:szCs w:val="20"/>
         </w:rPr>
-        <w:t xml:space="preserve">Shipped generated docs, install flows, and 30 MCP-ready tool presets spanning code review, security, infrastructure, research, and workflow automation.</w:t>
+        <w:t xml:space="preserve">Shipped generated docs, install flows, and MCP-ready tool presets spanning code review, security, infrastructure, research, and workflow automation.</w:t>
       </w:r>
     </w:p>
     <w:p>
@@ -971,7 +971,7 @@
         </w:rPr>
         <w:t xml:space="preserve"> | </w:t>
       </w:r>
-      <w:hyperlink w:history="1" r:id="rIdqyvjo7l1yxaout_kgtqcs">
+      <w:hyperlink w:history="1" r:id="rIdubz-x3yb5jczmyn8tobvg">
         <w:r>
           <w:rPr>
             <w:rFonts w:ascii="Arial" w:cs="Arial" w:eastAsia="Arial" w:hAnsi="Arial"/>
@@ -992,7 +992,7 @@
         </w:rPr>
         <w:t xml:space="preserve"> | </w:t>
       </w:r>
-      <w:hyperlink w:history="1" r:id="rIdtb29-s8kpry2lrotqym44">
+      <w:hyperlink w:history="1" r:id="rIdwesf1elkfiijwbdbmww9a">
         <w:r>
           <w:rPr>
             <w:rFonts w:ascii="Arial" w:cs="Arial" w:eastAsia="Arial" w:hAnsi="Arial"/>
@@ -1013,7 +1013,7 @@
         </w:rPr>
         <w:t xml:space="preserve"> | </w:t>
       </w:r>
-      <w:hyperlink w:history="1" r:id="rIdcouqgo_f1algyaxguap55">
+      <w:hyperlink w:history="1" r:id="rIdplimofxphop6-6c9bwwoq">
         <w:r>
           <w:rPr>
             <w:rFonts w:ascii="Arial" w:cs="Arial" w:eastAsia="Arial" w:hAnsi="Arial"/>
@@ -1037,7 +1037,7 @@
           <w:sz w:val="20"/>
           <w:szCs w:val="20"/>
         </w:rPr>
-        <w:t xml:space="preserve">Kaggle dataset/repo froze 2023-07-06 after 425K+ views and 60K+ downloads; rebuilding nbadb with 152 extractors/204 outputs.</w:t>
+        <w:t xml:space="preserve">NBA Kaggle dataset/repo with multi-format game/play-by-play exports; rebuilding nbadb around broader extractors and schemas.</w:t>
       </w:r>
     </w:p>
     <w:p>
@@ -1075,7 +1075,7 @@
           <w:sz w:val="20"/>
           <w:szCs w:val="20"/>
         </w:rPr>
-        <w:t xml:space="preserve">Building the next-generation nbadb rebuild with 152 extractor wrappers and 204 generated public star-schema outputs across docs, schema references, and release workflows.</w:t>
+        <w:t xml:space="preserve">Building the next-generation nbadb rebuild with broad extractor coverage and generated public star-schema outputs across docs, schema references, and release workflows.</w:t>
       </w:r>
     </w:p>
     <w:p>
@@ -1102,7 +1102,7 @@
         </w:rPr>
         <w:t xml:space="preserve"> | </w:t>
       </w:r>
-      <w:hyperlink w:history="1" r:id="rId5_ireq8m96jsbwni-gm2_">
+      <w:hyperlink w:history="1" r:id="rIdtjs5lbwv7q7itvys0yv8s">
         <w:r>
           <w:rPr>
             <w:rFonts w:ascii="Arial" w:cs="Arial" w:eastAsia="Arial" w:hAnsi="Arial"/>
@@ -1123,7 +1123,7 @@
         </w:rPr>
         <w:t xml:space="preserve"> | </w:t>
       </w:r>
-      <w:hyperlink w:history="1" r:id="rIdspq8fodhwcs9cl26hvlt4">
+      <w:hyperlink w:history="1" r:id="rIdwrptudvgyldw2bqztz0nk">
         <w:r>
           <w:rPr>
             <w:rFonts w:ascii="Arial" w:cs="Arial" w:eastAsia="Arial" w:hAnsi="Arial"/>
@@ -1212,7 +1212,7 @@
         </w:rPr>
         <w:t xml:space="preserve"> | </w:t>
       </w:r>
-      <w:hyperlink w:history="1" r:id="rIdkcjul37dychig8ufovtp6">
+      <w:hyperlink w:history="1" r:id="rIdifxabxpjv_cdduc8_i3b7">
         <w:r>
           <w:rPr>
             <w:rFonts w:ascii="Arial" w:cs="Arial" w:eastAsia="Arial" w:hAnsi="Arial"/>
@@ -1233,7 +1233,7 @@
         </w:rPr>
         <w:t xml:space="preserve"> | </w:t>
       </w:r>
-      <w:hyperlink w:history="1" r:id="rIdhrtjmj6lkqybrofjylqnl">
+      <w:hyperlink w:history="1" r:id="rId0dkvqt1bl4cp9g6dyfokf">
         <w:r>
           <w:rPr>
             <w:rFonts w:ascii="Arial" w:cs="Arial" w:eastAsia="Arial" w:hAnsi="Arial"/>
@@ -1335,7 +1335,7 @@
       <w:pPr>
         <w:spacing w:after="25"/>
       </w:pPr>
-      <w:hyperlink w:history="1" r:id="rIdpnsrp4nvkdti5-o3-kc2q">
+      <w:hyperlink w:history="1" r:id="rIdx4wz84yqbwhhdojxtmq1c">
         <w:r>
           <w:rPr>
             <w:rFonts w:ascii="Arial" w:cs="Arial" w:eastAsia="Arial" w:hAnsi="Arial"/>
@@ -1391,7 +1391,7 @@
       <w:pPr>
         <w:spacing w:after="25"/>
       </w:pPr>
-      <w:hyperlink w:history="1" r:id="rIdxuenzmoyh48ae-mhma1yi">
+      <w:hyperlink w:history="1" r:id="rIddll5s1ch4uizqqye7n_s6">
         <w:r>
           <w:rPr>
             <w:rFonts w:ascii="Arial" w:cs="Arial" w:eastAsia="Arial" w:hAnsi="Arial"/>
@@ -1422,7 +1422,7 @@
       <w:pPr>
         <w:spacing w:after="35"/>
       </w:pPr>
-      <w:hyperlink w:history="1" r:id="rIdlhefj48gjzivyvdhkjjyr">
+      <w:hyperlink w:history="1" r:id="rIdrc9lgeloxjprpjw6lblmd">
         <w:r>
           <w:rPr>
             <w:rFonts w:ascii="Arial" w:cs="Arial" w:eastAsia="Arial" w:hAnsi="Arial"/>
@@ -1471,7 +1471,7 @@
       <w:pPr>
         <w:spacing w:after="35"/>
       </w:pPr>
-      <w:hyperlink w:history="1" r:id="rIdovol-2ahtpqzzixbz3c9f">
+      <w:hyperlink w:history="1" r:id="rIdbvlta3otujhojxmg8atkl">
         <w:r>
           <w:rPr>
             <w:rFonts w:ascii="Arial" w:cs="Arial" w:eastAsia="Arial" w:hAnsi="Arial"/>

--- a/public/downloads/wyatt-walsh-resume-single.docx
+++ b/public/downloads/wyatt-walsh-resume-single.docx
@@ -7,7 +7,7 @@
         <w:pStyle w:val="Title"/>
         <w:spacing w:after="75"/>
       </w:pPr>
-      <w:hyperlink w:history="1" r:id="rId9zrtye1n5bsdya39fdgtn">
+      <w:hyperlink w:history="1" r:id="rIderxz388cvgv4mvqe3hvdt">
         <w:r>
           <w:rPr>
             <w:rFonts w:ascii="Arial" w:cs="Arial" w:eastAsia="Arial" w:hAnsi="Arial"/>
@@ -40,7 +40,7 @@
       <w:pPr>
         <w:spacing w:after="100"/>
       </w:pPr>
-      <w:hyperlink w:history="1" r:id="rIddy1glehhtumvtibqrw0hh">
+      <w:hyperlink w:history="1" r:id="rIdj5hu2bs2qrd42evdvm2lr">
         <w:r>
           <w:rPr>
             <w:rFonts w:ascii="Arial" w:cs="Arial" w:eastAsia="Arial" w:hAnsi="Arial"/>
@@ -61,7 +61,7 @@
         </w:rPr>
         <w:t xml:space="preserve"> | </w:t>
       </w:r>
-      <w:hyperlink w:history="1" r:id="rIdz2hnyqzm4prka9hdh52o0">
+      <w:hyperlink w:history="1" r:id="rIdd5tt0-6h4fapttphnwjd7">
         <w:r>
           <w:rPr>
             <w:rFonts w:ascii="Arial" w:cs="Arial" w:eastAsia="Arial" w:hAnsi="Arial"/>
@@ -100,7 +100,7 @@
         </w:rPr>
         <w:t xml:space="preserve"> | </w:t>
       </w:r>
-      <w:hyperlink w:history="1" r:id="rIdodgvrji3e1vspjaqzermr">
+      <w:hyperlink w:history="1" r:id="rIdxogqq4bdg7j4vc-ugm2-s">
         <w:r>
           <w:rPr>
             <w:rFonts w:ascii="Arial" w:cs="Arial" w:eastAsia="Arial" w:hAnsi="Arial"/>
@@ -121,7 +121,7 @@
         </w:rPr>
         <w:t xml:space="preserve"> | </w:t>
       </w:r>
-      <w:hyperlink w:history="1" r:id="rIdc7v3g2r00nkoj1j-pl7l0">
+      <w:hyperlink w:history="1" r:id="rIdvffnntghga1bxpsm29uvy">
         <w:r>
           <w:rPr>
             <w:rFonts w:ascii="Arial" w:cs="Arial" w:eastAsia="Arial" w:hAnsi="Arial"/>
@@ -189,7 +189,7 @@
         </w:rPr>
         <w:t xml:space="preserve"> | </w:t>
       </w:r>
-      <w:hyperlink w:history="1" r:id="rIdcgnhxewztxv7echma0yjd">
+      <w:hyperlink w:history="1" r:id="rIdolbeplfunvwqbookugzwx">
         <w:r>
           <w:rPr>
             <w:rFonts w:ascii="Arial" w:cs="Arial" w:eastAsia="Arial" w:hAnsi="Arial"/>
@@ -314,7 +314,7 @@
         </w:rPr>
         <w:t xml:space="preserve"> | </w:t>
       </w:r>
-      <w:hyperlink w:history="1" r:id="rIdzjkiw_zivokpobscfz6m9">
+      <w:hyperlink w:history="1" r:id="rIdtf9_swmlg7lrvlskzyli3">
         <w:r>
           <w:rPr>
             <w:rFonts w:ascii="Arial" w:cs="Arial" w:eastAsia="Arial" w:hAnsi="Arial"/>
@@ -861,7 +861,7 @@
         </w:rPr>
         <w:t xml:space="preserve"> | </w:t>
       </w:r>
-      <w:hyperlink w:history="1" r:id="rId0ubrooq09cnv_beuubna9">
+      <w:hyperlink w:history="1" r:id="rIdswe_gnp3ikxmvnxhrgbnp">
         <w:r>
           <w:rPr>
             <w:rFonts w:ascii="Arial" w:cs="Arial" w:eastAsia="Arial" w:hAnsi="Arial"/>
@@ -882,7 +882,7 @@
         </w:rPr>
         <w:t xml:space="preserve"> | </w:t>
       </w:r>
-      <w:hyperlink w:history="1" r:id="rIdnfiq6evd1djxn9xylf4--">
+      <w:hyperlink w:history="1" r:id="rIdfrlpdxedoyvvpqbph55yr">
         <w:r>
           <w:rPr>
             <w:rFonts w:ascii="Arial" w:cs="Arial" w:eastAsia="Arial" w:hAnsi="Arial"/>
@@ -906,7 +906,7 @@
           <w:sz w:val="20"/>
           <w:szCs w:val="20"/>
         </w:rPr>
-        <w:t xml:space="preserve">Python/TypeScript agent tooling catalog with portable skills, reusable agents, and MCP presets.</w:t>
+        <w:t xml:space="preserve">Agent tooling: 100+ skills, reusable agents, dozens of MCP presets.</w:t>
       </w:r>
     </w:p>
     <w:p>
@@ -944,7 +944,7 @@
           <w:sz w:val="20"/>
           <w:szCs w:val="20"/>
         </w:rPr>
-        <w:t xml:space="preserve">Shipped generated docs, install flows, and MCP-ready tool presets spanning code review, security, infrastructure, research, and workflow automation.</w:t>
+        <w:t xml:space="preserve">Shipped generated docs, install flows, and dozens of MCP-ready tool presets spanning code review, security, infrastructure, research, and workflow automation.</w:t>
       </w:r>
     </w:p>
     <w:p>
@@ -971,7 +971,7 @@
         </w:rPr>
         <w:t xml:space="preserve"> | </w:t>
       </w:r>
-      <w:hyperlink w:history="1" r:id="rIdubz-x3yb5jczmyn8tobvg">
+      <w:hyperlink w:history="1" r:id="rIdiptrwke8wj7pnyk-of2ni">
         <w:r>
           <w:rPr>
             <w:rFonts w:ascii="Arial" w:cs="Arial" w:eastAsia="Arial" w:hAnsi="Arial"/>
@@ -992,7 +992,7 @@
         </w:rPr>
         <w:t xml:space="preserve"> | </w:t>
       </w:r>
-      <w:hyperlink w:history="1" r:id="rIdwesf1elkfiijwbdbmww9a">
+      <w:hyperlink w:history="1" r:id="rIdgptqo9llcfkqij72l6kgt">
         <w:r>
           <w:rPr>
             <w:rFonts w:ascii="Arial" w:cs="Arial" w:eastAsia="Arial" w:hAnsi="Arial"/>
@@ -1013,7 +1013,7 @@
         </w:rPr>
         <w:t xml:space="preserve"> | </w:t>
       </w:r>
-      <w:hyperlink w:history="1" r:id="rIdplimofxphop6-6c9bwwoq">
+      <w:hyperlink w:history="1" r:id="rIdib7tczhpq60rvhqjiac76">
         <w:r>
           <w:rPr>
             <w:rFonts w:ascii="Arial" w:cs="Arial" w:eastAsia="Arial" w:hAnsi="Arial"/>
@@ -1037,7 +1037,7 @@
           <w:sz w:val="20"/>
           <w:szCs w:val="20"/>
         </w:rPr>
-        <w:t xml:space="preserve">NBA Kaggle dataset/repo with multi-format game/play-by-play exports; rebuilding nbadb around broader extractors and schemas.</w:t>
+        <w:t xml:space="preserve">NBA data: 65K+ games, 13M+ plays, 400K+ views, 60K+ downloads.</w:t>
       </w:r>
     </w:p>
     <w:p>
@@ -1075,7 +1075,7 @@
           <w:sz w:val="20"/>
           <w:szCs w:val="20"/>
         </w:rPr>
-        <w:t xml:space="preserve">Building the next-generation nbadb rebuild with broad extractor coverage and generated public star-schema outputs across docs, schema references, and release workflows.</w:t>
+        <w:t xml:space="preserve">Rebuilding nbadb with 150+ extractor wrappers and 200+ generated public star-schema outputs.</w:t>
       </w:r>
     </w:p>
     <w:p>
@@ -1102,7 +1102,7 @@
         </w:rPr>
         <w:t xml:space="preserve"> | </w:t>
       </w:r>
-      <w:hyperlink w:history="1" r:id="rIdtjs5lbwv7q7itvys0yv8s">
+      <w:hyperlink w:history="1" r:id="rIdslghxq78a7_3v-bnchnz2">
         <w:r>
           <w:rPr>
             <w:rFonts w:ascii="Arial" w:cs="Arial" w:eastAsia="Arial" w:hAnsi="Arial"/>
@@ -1123,7 +1123,7 @@
         </w:rPr>
         <w:t xml:space="preserve"> | </w:t>
       </w:r>
-      <w:hyperlink w:history="1" r:id="rIdwrptudvgyldw2bqztz0nk">
+      <w:hyperlink w:history="1" r:id="rIdmwe91mui6a3cblj42k6to">
         <w:r>
           <w:rPr>
             <w:rFonts w:ascii="Arial" w:cs="Arial" w:eastAsia="Arial" w:hAnsi="Arial"/>
@@ -1212,7 +1212,7 @@
         </w:rPr>
         <w:t xml:space="preserve"> | </w:t>
       </w:r>
-      <w:hyperlink w:history="1" r:id="rIdifxabxpjv_cdduc8_i3b7">
+      <w:hyperlink w:history="1" r:id="rIdygpdb3mfeyb3o_is1_29p">
         <w:r>
           <w:rPr>
             <w:rFonts w:ascii="Arial" w:cs="Arial" w:eastAsia="Arial" w:hAnsi="Arial"/>
@@ -1233,7 +1233,7 @@
         </w:rPr>
         <w:t xml:space="preserve"> | </w:t>
       </w:r>
-      <w:hyperlink w:history="1" r:id="rId0dkvqt1bl4cp9g6dyfokf">
+      <w:hyperlink w:history="1" r:id="rIdsqmqsca8r6y25l9osyfn8">
         <w:r>
           <w:rPr>
             <w:rFonts w:ascii="Arial" w:cs="Arial" w:eastAsia="Arial" w:hAnsi="Arial"/>
@@ -1335,7 +1335,7 @@
       <w:pPr>
         <w:spacing w:after="25"/>
       </w:pPr>
-      <w:hyperlink w:history="1" r:id="rIdx4wz84yqbwhhdojxtmq1c">
+      <w:hyperlink w:history="1" r:id="rIdwrto0a3pb7tvli5rv9jfz">
         <w:r>
           <w:rPr>
             <w:rFonts w:ascii="Arial" w:cs="Arial" w:eastAsia="Arial" w:hAnsi="Arial"/>
@@ -1391,7 +1391,7 @@
       <w:pPr>
         <w:spacing w:after="25"/>
       </w:pPr>
-      <w:hyperlink w:history="1" r:id="rIddll5s1ch4uizqqye7n_s6">
+      <w:hyperlink w:history="1" r:id="rIdv_o_mihsf4fimgtiulx56">
         <w:r>
           <w:rPr>
             <w:rFonts w:ascii="Arial" w:cs="Arial" w:eastAsia="Arial" w:hAnsi="Arial"/>
@@ -1422,7 +1422,7 @@
       <w:pPr>
         <w:spacing w:after="35"/>
       </w:pPr>
-      <w:hyperlink w:history="1" r:id="rIdrc9lgeloxjprpjw6lblmd">
+      <w:hyperlink w:history="1" r:id="rIdjyigpkkbhcfuz_sytlamz">
         <w:r>
           <w:rPr>
             <w:rFonts w:ascii="Arial" w:cs="Arial" w:eastAsia="Arial" w:hAnsi="Arial"/>
@@ -1471,7 +1471,7 @@
       <w:pPr>
         <w:spacing w:after="35"/>
       </w:pPr>
-      <w:hyperlink w:history="1" r:id="rIdbvlta3otujhojxmg8atkl">
+      <w:hyperlink w:history="1" r:id="rIddtp_zs2j1off1hzwtjvw6">
         <w:r>
           <w:rPr>
             <w:rFonts w:ascii="Arial" w:cs="Arial" w:eastAsia="Arial" w:hAnsi="Arial"/>
